--- a/manuscript/editable_tables_CRST.docx
+++ b/manuscript/editable_tables_CRST.docx
@@ -21,7 +21,7 @@
         <w:spacing w:before="240" w:after="120"/>
       </w:pPr>
       <w:r>
-        <w:t>Table 1. Pareto-front summary.</w:t>
+        <w:t>Table 1. Audited objective-set summary.</w:t>
       </w:r>
     </w:p>
     <w:tbl>
@@ -64,7 +64,7 @@
                 <w:b/>
                 <w:sz w:val="14"/>
               </w:rPr>
-              <w:t>Pareto n</w:t>
+              <w:t>Design rows</w:t>
             </w:r>
           </w:p>
         </w:tc>
@@ -78,7 +78,7 @@
                 <w:b/>
                 <w:sz w:val="14"/>
               </w:rPr>
-              <w:t>Knee Lmax</w:t>
+              <w:t>Objective pairs</w:t>
             </w:r>
           </w:p>
         </w:tc>
@@ -92,7 +92,7 @@
                 <w:b/>
                 <w:sz w:val="14"/>
               </w:rPr>
-              <w:t>Knee Smax</w:t>
+              <w:t>Descriptive knee Lmax</w:t>
             </w:r>
           </w:p>
         </w:tc>
@@ -106,6 +106,20 @@
                 <w:b/>
                 <w:sz w:val="14"/>
               </w:rPr>
+              <w:t>Descriptive knee Smax</w:t>
+            </w:r>
+          </w:p>
+        </w:tc>
+        <w:tc>
+          <w:tcPr>
+            <w:tcW w:type="dxa" w:w="1337"/>
+          </w:tcPr>
+          <w:p>
+            <w:r>
+              <w:rPr>
+                <w:b/>
+                <w:sz w:val="14"/>
+              </w:rPr>
               <w:t>Norm. HV</w:t>
             </w:r>
           </w:p>
@@ -121,20 +135,6 @@
                 <w:sz w:val="14"/>
               </w:rPr>
               <w:t>Epsilon vs uniform</w:t>
-            </w:r>
-          </w:p>
-        </w:tc>
-        <w:tc>
-          <w:tcPr>
-            <w:tcW w:type="dxa" w:w="1337"/>
-          </w:tcPr>
-          <w:p>
-            <w:r>
-              <w:rPr>
-                <w:b/>
-                <w:sz w:val="14"/>
-              </w:rPr>
-              <w:t>Dominated fraction</w:t>
             </w:r>
           </w:p>
         </w:tc>
@@ -175,6 +175,19 @@
               <w:rPr>
                 <w:sz w:val="14"/>
               </w:rPr>
+              <w:t>2</w:t>
+            </w:r>
+          </w:p>
+        </w:tc>
+        <w:tc>
+          <w:tcPr>
+            <w:tcW w:type="dxa" w:w="1337"/>
+          </w:tcPr>
+          <w:p>
+            <w:r>
+              <w:rPr>
+                <w:sz w:val="14"/>
+              </w:rPr>
               <w:t>80.00</w:t>
             </w:r>
           </w:p>
@@ -215,19 +228,6 @@
                 <w:sz w:val="14"/>
               </w:rPr>
               <w:t>0.000</w:t>
-            </w:r>
-          </w:p>
-        </w:tc>
-        <w:tc>
-          <w:tcPr>
-            <w:tcW w:type="dxa" w:w="1337"/>
-          </w:tcPr>
-          <w:p>
-            <w:r>
-              <w:rPr>
-                <w:sz w:val="14"/>
-              </w:rPr>
-              <w:t>0.818</w:t>
             </w:r>
           </w:p>
         </w:tc>
@@ -268,6 +268,19 @@
               <w:rPr>
                 <w:sz w:val="14"/>
               </w:rPr>
+              <w:t>15</w:t>
+            </w:r>
+          </w:p>
+        </w:tc>
+        <w:tc>
+          <w:tcPr>
+            <w:tcW w:type="dxa" w:w="1337"/>
+          </w:tcPr>
+          <w:p>
+            <w:r>
+              <w:rPr>
+                <w:sz w:val="14"/>
+              </w:rPr>
               <w:t>175.3</w:t>
             </w:r>
           </w:p>
@@ -308,19 +321,6 @@
                 <w:sz w:val="14"/>
               </w:rPr>
               <w:t>0.205</w:t>
-            </w:r>
-          </w:p>
-        </w:tc>
-        <w:tc>
-          <w:tcPr>
-            <w:tcW w:type="dxa" w:w="1337"/>
-          </w:tcPr>
-          <w:p>
-            <w:r>
-              <w:rPr>
-                <w:sz w:val="14"/>
-              </w:rPr>
-              <w:t>0.978</w:t>
             </w:r>
           </w:p>
         </w:tc>
@@ -361,6 +361,19 @@
               <w:rPr>
                 <w:sz w:val="14"/>
               </w:rPr>
+              <w:t>2</w:t>
+            </w:r>
+          </w:p>
+        </w:tc>
+        <w:tc>
+          <w:tcPr>
+            <w:tcW w:type="dxa" w:w="1337"/>
+          </w:tcPr>
+          <w:p>
+            <w:r>
+              <w:rPr>
+                <w:sz w:val="14"/>
+              </w:rPr>
               <w:t>80.00</w:t>
             </w:r>
           </w:p>
@@ -401,19 +414,6 @@
                 <w:sz w:val="14"/>
               </w:rPr>
               <w:t>0.000</w:t>
-            </w:r>
-          </w:p>
-        </w:tc>
-        <w:tc>
-          <w:tcPr>
-            <w:tcW w:type="dxa" w:w="1337"/>
-          </w:tcPr>
-          <w:p>
-            <w:r>
-              <w:rPr>
-                <w:sz w:val="14"/>
-              </w:rPr>
-              <w:t>0.030</w:t>
             </w:r>
           </w:p>
         </w:tc>
@@ -454,6 +454,19 @@
               <w:rPr>
                 <w:sz w:val="14"/>
               </w:rPr>
+              <w:t>8</w:t>
+            </w:r>
+          </w:p>
+        </w:tc>
+        <w:tc>
+          <w:tcPr>
+            <w:tcW w:type="dxa" w:w="1337"/>
+          </w:tcPr>
+          <w:p>
+            <w:r>
+              <w:rPr>
+                <w:sz w:val="14"/>
+              </w:rPr>
               <w:t>3210.6</w:t>
             </w:r>
           </w:p>
@@ -494,19 +507,6 @@
                 <w:sz w:val="14"/>
               </w:rPr>
               <w:t>0.000</w:t>
-            </w:r>
-          </w:p>
-        </w:tc>
-        <w:tc>
-          <w:tcPr>
-            <w:tcW w:type="dxa" w:w="1337"/>
-          </w:tcPr>
-          <w:p>
-            <w:r>
-              <w:rPr>
-                <w:sz w:val="14"/>
-              </w:rPr>
-              <w:t>0.009</w:t>
             </w:r>
           </w:p>
         </w:tc>
@@ -2558,20 +2558,22 @@
         <w:tblLook w:firstColumn="1" w:firstRow="1" w:lastColumn="0" w:lastRow="0" w:noHBand="0" w:noVBand="1" w:val="04A0"/>
       </w:tblPr>
       <w:tblGrid>
-        <w:gridCol w:w="1040"/>
-        <w:gridCol w:w="1040"/>
-        <w:gridCol w:w="1040"/>
-        <w:gridCol w:w="1040"/>
-        <w:gridCol w:w="1040"/>
-        <w:gridCol w:w="1040"/>
-        <w:gridCol w:w="1040"/>
-        <w:gridCol w:w="1040"/>
-        <w:gridCol w:w="1040"/>
+        <w:gridCol w:w="851"/>
+        <w:gridCol w:w="851"/>
+        <w:gridCol w:w="851"/>
+        <w:gridCol w:w="851"/>
+        <w:gridCol w:w="851"/>
+        <w:gridCol w:w="851"/>
+        <w:gridCol w:w="851"/>
+        <w:gridCol w:w="851"/>
+        <w:gridCol w:w="851"/>
+        <w:gridCol w:w="851"/>
+        <w:gridCol w:w="851"/>
       </w:tblGrid>
       <w:tr>
         <w:tc>
           <w:tcPr>
-            <w:tcW w:type="dxa" w:w="1040"/>
+            <w:tcW w:type="dxa" w:w="851"/>
           </w:tcPr>
           <w:p>
             <w:r>
@@ -2585,7 +2587,7 @@
         </w:tc>
         <w:tc>
           <w:tcPr>
-            <w:tcW w:type="dxa" w:w="1040"/>
+            <w:tcW w:type="dxa" w:w="851"/>
           </w:tcPr>
           <w:p>
             <w:r>
@@ -2599,7 +2601,7 @@
         </w:tc>
         <w:tc>
           <w:tcPr>
-            <w:tcW w:type="dxa" w:w="1040"/>
+            <w:tcW w:type="dxa" w:w="851"/>
           </w:tcPr>
           <w:p>
             <w:r>
@@ -2613,7 +2615,7 @@
         </w:tc>
         <w:tc>
           <w:tcPr>
-            <w:tcW w:type="dxa" w:w="1040"/>
+            <w:tcW w:type="dxa" w:w="851"/>
           </w:tcPr>
           <w:p>
             <w:r>
@@ -2627,7 +2629,7 @@
         </w:tc>
         <w:tc>
           <w:tcPr>
-            <w:tcW w:type="dxa" w:w="1040"/>
+            <w:tcW w:type="dxa" w:w="851"/>
           </w:tcPr>
           <w:p>
             <w:r>
@@ -2641,7 +2643,7 @@
         </w:tc>
         <w:tc>
           <w:tcPr>
-            <w:tcW w:type="dxa" w:w="1040"/>
+            <w:tcW w:type="dxa" w:w="851"/>
           </w:tcPr>
           <w:p>
             <w:r>
@@ -2655,7 +2657,7 @@
         </w:tc>
         <w:tc>
           <w:tcPr>
-            <w:tcW w:type="dxa" w:w="1040"/>
+            <w:tcW w:type="dxa" w:w="851"/>
           </w:tcPr>
           <w:p>
             <w:r>
@@ -2669,7 +2671,7 @@
         </w:tc>
         <w:tc>
           <w:tcPr>
-            <w:tcW w:type="dxa" w:w="1040"/>
+            <w:tcW w:type="dxa" w:w="851"/>
           </w:tcPr>
           <w:p>
             <w:r>
@@ -2677,13 +2679,13 @@
                 <w:b/>
                 <w:sz w:val="14"/>
               </w:rPr>
-              <w:t>Lmax loss</w:t>
-            </w:r>
-          </w:p>
-        </w:tc>
-        <w:tc>
-          <w:tcPr>
-            <w:tcW w:type="dxa" w:w="1040"/>
+              <w:t>Lmax change (kg m-1)</w:t>
+            </w:r>
+          </w:p>
+        </w:tc>
+        <w:tc>
+          <w:tcPr>
+            <w:tcW w:type="dxa" w:w="851"/>
           </w:tcPr>
           <w:p>
             <w:r>
@@ -2691,7 +2693,35 @@
                 <w:b/>
                 <w:sz w:val="14"/>
               </w:rPr>
-              <w:t>Smax loss</w:t>
+              <w:t>Lmax change (%)</w:t>
+            </w:r>
+          </w:p>
+        </w:tc>
+        <w:tc>
+          <w:tcPr>
+            <w:tcW w:type="dxa" w:w="851"/>
+          </w:tcPr>
+          <w:p>
+            <w:r>
+              <w:rPr>
+                <w:b/>
+                <w:sz w:val="14"/>
+              </w:rPr>
+              <w:t>Smax change (kg m-1)</w:t>
+            </w:r>
+          </w:p>
+        </w:tc>
+        <w:tc>
+          <w:tcPr>
+            <w:tcW w:type="dxa" w:w="851"/>
+          </w:tcPr>
+          <w:p>
+            <w:r>
+              <w:rPr>
+                <w:b/>
+                <w:sz w:val="14"/>
+              </w:rPr>
+              <w:t>Smax change (%)</w:t>
             </w:r>
           </w:p>
         </w:tc>
@@ -2699,7 +2729,7 @@
       <w:tr>
         <w:tc>
           <w:tcPr>
-            <w:tcW w:type="dxa" w:w="1040"/>
+            <w:tcW w:type="dxa" w:w="851"/>
           </w:tcPr>
           <w:p>
             <w:r>
@@ -2712,7 +2742,7 @@
         </w:tc>
         <w:tc>
           <w:tcPr>
-            <w:tcW w:type="dxa" w:w="1040"/>
+            <w:tcW w:type="dxa" w:w="851"/>
           </w:tcPr>
           <w:p>
             <w:r>
@@ -2725,7 +2755,7 @@
         </w:tc>
         <w:tc>
           <w:tcPr>
-            <w:tcW w:type="dxa" w:w="1040"/>
+            <w:tcW w:type="dxa" w:w="851"/>
           </w:tcPr>
           <w:p>
             <w:r>
@@ -2738,7 +2768,7 @@
         </w:tc>
         <w:tc>
           <w:tcPr>
-            <w:tcW w:type="dxa" w:w="1040"/>
+            <w:tcW w:type="dxa" w:w="851"/>
           </w:tcPr>
           <w:p>
             <w:r>
@@ -2751,7 +2781,7 @@
         </w:tc>
         <w:tc>
           <w:tcPr>
-            <w:tcW w:type="dxa" w:w="1040"/>
+            <w:tcW w:type="dxa" w:w="851"/>
           </w:tcPr>
           <w:p>
             <w:r>
@@ -2764,7 +2794,7 @@
         </w:tc>
         <w:tc>
           <w:tcPr>
-            <w:tcW w:type="dxa" w:w="1040"/>
+            <w:tcW w:type="dxa" w:w="851"/>
           </w:tcPr>
           <w:p>
             <w:r>
@@ -2777,7 +2807,7 @@
         </w:tc>
         <w:tc>
           <w:tcPr>
-            <w:tcW w:type="dxa" w:w="1040"/>
+            <w:tcW w:type="dxa" w:w="851"/>
           </w:tcPr>
           <w:p>
             <w:r>
@@ -2790,7 +2820,7 @@
         </w:tc>
         <w:tc>
           <w:tcPr>
-            <w:tcW w:type="dxa" w:w="1040"/>
+            <w:tcW w:type="dxa" w:w="851"/>
           </w:tcPr>
           <w:p>
             <w:r>
@@ -2803,7 +2833,33 @@
         </w:tc>
         <w:tc>
           <w:tcPr>
-            <w:tcW w:type="dxa" w:w="1040"/>
+            <w:tcW w:type="dxa" w:w="851"/>
+          </w:tcPr>
+          <w:p>
+            <w:r>
+              <w:rPr>
+                <w:sz w:val="14"/>
+              </w:rPr>
+              <w:t>0.000</w:t>
+            </w:r>
+          </w:p>
+        </w:tc>
+        <w:tc>
+          <w:tcPr>
+            <w:tcW w:type="dxa" w:w="851"/>
+          </w:tcPr>
+          <w:p>
+            <w:r>
+              <w:rPr>
+                <w:sz w:val="14"/>
+              </w:rPr>
+              <w:t>0.000</w:t>
+            </w:r>
+          </w:p>
+        </w:tc>
+        <w:tc>
+          <w:tcPr>
+            <w:tcW w:type="dxa" w:w="851"/>
           </w:tcPr>
           <w:p>
             <w:r>
@@ -2818,7 +2874,7 @@
       <w:tr>
         <w:tc>
           <w:tcPr>
-            <w:tcW w:type="dxa" w:w="1040"/>
+            <w:tcW w:type="dxa" w:w="851"/>
           </w:tcPr>
           <w:p>
             <w:r>
@@ -2831,7 +2887,7 @@
         </w:tc>
         <w:tc>
           <w:tcPr>
-            <w:tcW w:type="dxa" w:w="1040"/>
+            <w:tcW w:type="dxa" w:w="851"/>
           </w:tcPr>
           <w:p>
             <w:r>
@@ -2844,7 +2900,7 @@
         </w:tc>
         <w:tc>
           <w:tcPr>
-            <w:tcW w:type="dxa" w:w="1040"/>
+            <w:tcW w:type="dxa" w:w="851"/>
           </w:tcPr>
           <w:p>
             <w:r>
@@ -2857,7 +2913,7 @@
         </w:tc>
         <w:tc>
           <w:tcPr>
-            <w:tcW w:type="dxa" w:w="1040"/>
+            <w:tcW w:type="dxa" w:w="851"/>
           </w:tcPr>
           <w:p>
             <w:r>
@@ -2870,7 +2926,7 @@
         </w:tc>
         <w:tc>
           <w:tcPr>
-            <w:tcW w:type="dxa" w:w="1040"/>
+            <w:tcW w:type="dxa" w:w="851"/>
           </w:tcPr>
           <w:p>
             <w:r>
@@ -2883,7 +2939,7 @@
         </w:tc>
         <w:tc>
           <w:tcPr>
-            <w:tcW w:type="dxa" w:w="1040"/>
+            <w:tcW w:type="dxa" w:w="851"/>
           </w:tcPr>
           <w:p>
             <w:r>
@@ -2896,7 +2952,7 @@
         </w:tc>
         <w:tc>
           <w:tcPr>
-            <w:tcW w:type="dxa" w:w="1040"/>
+            <w:tcW w:type="dxa" w:w="851"/>
           </w:tcPr>
           <w:p>
             <w:r>
@@ -2909,7 +2965,7 @@
         </w:tc>
         <w:tc>
           <w:tcPr>
-            <w:tcW w:type="dxa" w:w="1040"/>
+            <w:tcW w:type="dxa" w:w="851"/>
           </w:tcPr>
           <w:p>
             <w:r>
@@ -2922,7 +2978,20 @@
         </w:tc>
         <w:tc>
           <w:tcPr>
-            <w:tcW w:type="dxa" w:w="1040"/>
+            <w:tcW w:type="dxa" w:w="851"/>
+          </w:tcPr>
+          <w:p>
+            <w:r>
+              <w:rPr>
+                <w:sz w:val="14"/>
+              </w:rPr>
+              <w:t>0.364</w:t>
+            </w:r>
+          </w:p>
+        </w:tc>
+        <w:tc>
+          <w:tcPr>
+            <w:tcW w:type="dxa" w:w="851"/>
           </w:tcPr>
           <w:p>
             <w:r>
@@ -2930,6 +2999,19 @@
                 <w:sz w:val="14"/>
               </w:rPr>
               <w:t>4.412</w:t>
+            </w:r>
+          </w:p>
+        </w:tc>
+        <w:tc>
+          <w:tcPr>
+            <w:tcW w:type="dxa" w:w="851"/>
+          </w:tcPr>
+          <w:p>
+            <w:r>
+              <w:rPr>
+                <w:sz w:val="14"/>
+              </w:rPr>
+              <w:t>11.03</w:t>
             </w:r>
           </w:p>
         </w:tc>
@@ -13789,19 +13871,20 @@
         <w:tblLook w:firstColumn="1" w:firstRow="1" w:lastColumn="0" w:lastRow="0" w:noHBand="0" w:noVBand="1" w:val="04A0"/>
       </w:tblPr>
       <w:tblGrid>
-        <w:gridCol w:w="1170"/>
-        <w:gridCol w:w="1170"/>
-        <w:gridCol w:w="1170"/>
-        <w:gridCol w:w="1170"/>
-        <w:gridCol w:w="1170"/>
-        <w:gridCol w:w="1170"/>
-        <w:gridCol w:w="1170"/>
-        <w:gridCol w:w="1170"/>
+        <w:gridCol w:w="1040"/>
+        <w:gridCol w:w="1040"/>
+        <w:gridCol w:w="1040"/>
+        <w:gridCol w:w="1040"/>
+        <w:gridCol w:w="1040"/>
+        <w:gridCol w:w="1040"/>
+        <w:gridCol w:w="1040"/>
+        <w:gridCol w:w="1040"/>
+        <w:gridCol w:w="1040"/>
       </w:tblGrid>
       <w:tr>
         <w:tc>
           <w:tcPr>
-            <w:tcW w:type="dxa" w:w="1170"/>
+            <w:tcW w:type="dxa" w:w="1040"/>
           </w:tcPr>
           <w:p>
             <w:r>
@@ -13815,7 +13898,7 @@
         </w:tc>
         <w:tc>
           <w:tcPr>
-            <w:tcW w:type="dxa" w:w="1170"/>
+            <w:tcW w:type="dxa" w:w="1040"/>
           </w:tcPr>
           <w:p>
             <w:r>
@@ -13829,7 +13912,7 @@
         </w:tc>
         <w:tc>
           <w:tcPr>
-            <w:tcW w:type="dxa" w:w="1170"/>
+            <w:tcW w:type="dxa" w:w="1040"/>
           </w:tcPr>
           <w:p>
             <w:r>
@@ -13843,7 +13926,7 @@
         </w:tc>
         <w:tc>
           <w:tcPr>
-            <w:tcW w:type="dxa" w:w="1170"/>
+            <w:tcW w:type="dxa" w:w="1040"/>
           </w:tcPr>
           <w:p>
             <w:r>
@@ -13857,7 +13940,7 @@
         </w:tc>
         <w:tc>
           <w:tcPr>
-            <w:tcW w:type="dxa" w:w="1170"/>
+            <w:tcW w:type="dxa" w:w="1040"/>
           </w:tcPr>
           <w:p>
             <w:r>
@@ -13871,7 +13954,7 @@
         </w:tc>
         <w:tc>
           <w:tcPr>
-            <w:tcW w:type="dxa" w:w="1170"/>
+            <w:tcW w:type="dxa" w:w="1040"/>
           </w:tcPr>
           <w:p>
             <w:r>
@@ -13885,7 +13968,7 @@
         </w:tc>
         <w:tc>
           <w:tcPr>
-            <w:tcW w:type="dxa" w:w="1170"/>
+            <w:tcW w:type="dxa" w:w="1040"/>
           </w:tcPr>
           <w:p>
             <w:r>
@@ -13899,7 +13982,7 @@
         </w:tc>
         <w:tc>
           <w:tcPr>
-            <w:tcW w:type="dxa" w:w="1170"/>
+            <w:tcW w:type="dxa" w:w="1040"/>
           </w:tcPr>
           <w:p>
             <w:r>
@@ -13908,6 +13991,20 @@
                 <w:sz w:val="14"/>
               </w:rPr>
               <w:t>Robust selected</w:t>
+            </w:r>
+          </w:p>
+        </w:tc>
+        <w:tc>
+          <w:tcPr>
+            <w:tcW w:type="dxa" w:w="1040"/>
+          </w:tcPr>
+          <w:p>
+            <w:r>
+              <w:rPr>
+                <w:b/>
+                <w:sz w:val="14"/>
+              </w:rPr>
+              <w:t>Minimum-score tie</w:t>
             </w:r>
           </w:p>
         </w:tc>
@@ -13915,7 +14012,7 @@
       <w:tr>
         <w:tc>
           <w:tcPr>
-            <w:tcW w:type="dxa" w:w="1170"/>
+            <w:tcW w:type="dxa" w:w="1040"/>
           </w:tcPr>
           <w:p>
             <w:r>
@@ -13928,7 +14025,7 @@
         </w:tc>
         <w:tc>
           <w:tcPr>
-            <w:tcW w:type="dxa" w:w="1170"/>
+            <w:tcW w:type="dxa" w:w="1040"/>
           </w:tcPr>
           <w:p>
             <w:r>
@@ -13941,7 +14038,7 @@
         </w:tc>
         <w:tc>
           <w:tcPr>
-            <w:tcW w:type="dxa" w:w="1170"/>
+            <w:tcW w:type="dxa" w:w="1040"/>
           </w:tcPr>
           <w:p>
             <w:r>
@@ -13954,7 +14051,7 @@
         </w:tc>
         <w:tc>
           <w:tcPr>
-            <w:tcW w:type="dxa" w:w="1170"/>
+            <w:tcW w:type="dxa" w:w="1040"/>
           </w:tcPr>
           <w:p>
             <w:r>
@@ -13967,7 +14064,7 @@
         </w:tc>
         <w:tc>
           <w:tcPr>
-            <w:tcW w:type="dxa" w:w="1170"/>
+            <w:tcW w:type="dxa" w:w="1040"/>
           </w:tcPr>
           <w:p>
             <w:r>
@@ -13980,7 +14077,7 @@
         </w:tc>
         <w:tc>
           <w:tcPr>
-            <w:tcW w:type="dxa" w:w="1170"/>
+            <w:tcW w:type="dxa" w:w="1040"/>
           </w:tcPr>
           <w:p>
             <w:r>
@@ -13993,7 +14090,7 @@
         </w:tc>
         <w:tc>
           <w:tcPr>
-            <w:tcW w:type="dxa" w:w="1170"/>
+            <w:tcW w:type="dxa" w:w="1040"/>
           </w:tcPr>
           <w:p>
             <w:r>
@@ -14006,7 +14103,20 @@
         </w:tc>
         <w:tc>
           <w:tcPr>
-            <w:tcW w:type="dxa" w:w="1170"/>
+            <w:tcW w:type="dxa" w:w="1040"/>
+          </w:tcPr>
+          <w:p>
+            <w:r>
+              <w:rPr>
+                <w:sz w:val="14"/>
+              </w:rPr>
+              <w:t>False</w:t>
+            </w:r>
+          </w:p>
+        </w:tc>
+        <w:tc>
+          <w:tcPr>
+            <w:tcW w:type="dxa" w:w="1040"/>
           </w:tcPr>
           <w:p>
             <w:r>
@@ -14021,7 +14131,7 @@
       <w:tr>
         <w:tc>
           <w:tcPr>
-            <w:tcW w:type="dxa" w:w="1170"/>
+            <w:tcW w:type="dxa" w:w="1040"/>
           </w:tcPr>
           <w:p>
             <w:r>
@@ -14034,7 +14144,7 @@
         </w:tc>
         <w:tc>
           <w:tcPr>
-            <w:tcW w:type="dxa" w:w="1170"/>
+            <w:tcW w:type="dxa" w:w="1040"/>
           </w:tcPr>
           <w:p>
             <w:r>
@@ -14047,7 +14157,7 @@
         </w:tc>
         <w:tc>
           <w:tcPr>
-            <w:tcW w:type="dxa" w:w="1170"/>
+            <w:tcW w:type="dxa" w:w="1040"/>
           </w:tcPr>
           <w:p>
             <w:r>
@@ -14060,7 +14170,7 @@
         </w:tc>
         <w:tc>
           <w:tcPr>
-            <w:tcW w:type="dxa" w:w="1170"/>
+            <w:tcW w:type="dxa" w:w="1040"/>
           </w:tcPr>
           <w:p>
             <w:r>
@@ -14073,7 +14183,7 @@
         </w:tc>
         <w:tc>
           <w:tcPr>
-            <w:tcW w:type="dxa" w:w="1170"/>
+            <w:tcW w:type="dxa" w:w="1040"/>
           </w:tcPr>
           <w:p>
             <w:r>
@@ -14086,7 +14196,7 @@
         </w:tc>
         <w:tc>
           <w:tcPr>
-            <w:tcW w:type="dxa" w:w="1170"/>
+            <w:tcW w:type="dxa" w:w="1040"/>
           </w:tcPr>
           <w:p>
             <w:r>
@@ -14099,7 +14209,7 @@
         </w:tc>
         <w:tc>
           <w:tcPr>
-            <w:tcW w:type="dxa" w:w="1170"/>
+            <w:tcW w:type="dxa" w:w="1040"/>
           </w:tcPr>
           <w:p>
             <w:r>
@@ -14112,7 +14222,20 @@
         </w:tc>
         <w:tc>
           <w:tcPr>
-            <w:tcW w:type="dxa" w:w="1170"/>
+            <w:tcW w:type="dxa" w:w="1040"/>
+          </w:tcPr>
+          <w:p>
+            <w:r>
+              <w:rPr>
+                <w:sz w:val="14"/>
+              </w:rPr>
+              <w:t>False</w:t>
+            </w:r>
+          </w:p>
+        </w:tc>
+        <w:tc>
+          <w:tcPr>
+            <w:tcW w:type="dxa" w:w="1040"/>
           </w:tcPr>
           <w:p>
             <w:r>
@@ -14127,7 +14250,7 @@
       <w:tr>
         <w:tc>
           <w:tcPr>
-            <w:tcW w:type="dxa" w:w="1170"/>
+            <w:tcW w:type="dxa" w:w="1040"/>
           </w:tcPr>
           <w:p>
             <w:r>
@@ -14140,7 +14263,7 @@
         </w:tc>
         <w:tc>
           <w:tcPr>
-            <w:tcW w:type="dxa" w:w="1170"/>
+            <w:tcW w:type="dxa" w:w="1040"/>
           </w:tcPr>
           <w:p>
             <w:r>
@@ -14153,7 +14276,7 @@
         </w:tc>
         <w:tc>
           <w:tcPr>
-            <w:tcW w:type="dxa" w:w="1170"/>
+            <w:tcW w:type="dxa" w:w="1040"/>
           </w:tcPr>
           <w:p>
             <w:r>
@@ -14166,7 +14289,7 @@
         </w:tc>
         <w:tc>
           <w:tcPr>
-            <w:tcW w:type="dxa" w:w="1170"/>
+            <w:tcW w:type="dxa" w:w="1040"/>
           </w:tcPr>
           <w:p>
             <w:r>
@@ -14179,7 +14302,7 @@
         </w:tc>
         <w:tc>
           <w:tcPr>
-            <w:tcW w:type="dxa" w:w="1170"/>
+            <w:tcW w:type="dxa" w:w="1040"/>
           </w:tcPr>
           <w:p>
             <w:r>
@@ -14192,7 +14315,7 @@
         </w:tc>
         <w:tc>
           <w:tcPr>
-            <w:tcW w:type="dxa" w:w="1170"/>
+            <w:tcW w:type="dxa" w:w="1040"/>
           </w:tcPr>
           <w:p>
             <w:r>
@@ -14205,7 +14328,7 @@
         </w:tc>
         <w:tc>
           <w:tcPr>
-            <w:tcW w:type="dxa" w:w="1170"/>
+            <w:tcW w:type="dxa" w:w="1040"/>
           </w:tcPr>
           <w:p>
             <w:r>
@@ -14218,7 +14341,20 @@
         </w:tc>
         <w:tc>
           <w:tcPr>
-            <w:tcW w:type="dxa" w:w="1170"/>
+            <w:tcW w:type="dxa" w:w="1040"/>
+          </w:tcPr>
+          <w:p>
+            <w:r>
+              <w:rPr>
+                <w:sz w:val="14"/>
+              </w:rPr>
+              <w:t>True</w:t>
+            </w:r>
+          </w:p>
+        </w:tc>
+        <w:tc>
+          <w:tcPr>
+            <w:tcW w:type="dxa" w:w="1040"/>
           </w:tcPr>
           <w:p>
             <w:r>
@@ -14233,7 +14369,7 @@
       <w:tr>
         <w:tc>
           <w:tcPr>
-            <w:tcW w:type="dxa" w:w="1170"/>
+            <w:tcW w:type="dxa" w:w="1040"/>
           </w:tcPr>
           <w:p>
             <w:r>
@@ -14246,7 +14382,7 @@
         </w:tc>
         <w:tc>
           <w:tcPr>
-            <w:tcW w:type="dxa" w:w="1170"/>
+            <w:tcW w:type="dxa" w:w="1040"/>
           </w:tcPr>
           <w:p>
             <w:r>
@@ -14259,7 +14395,7 @@
         </w:tc>
         <w:tc>
           <w:tcPr>
-            <w:tcW w:type="dxa" w:w="1170"/>
+            <w:tcW w:type="dxa" w:w="1040"/>
           </w:tcPr>
           <w:p>
             <w:r>
@@ -14272,7 +14408,7 @@
         </w:tc>
         <w:tc>
           <w:tcPr>
-            <w:tcW w:type="dxa" w:w="1170"/>
+            <w:tcW w:type="dxa" w:w="1040"/>
           </w:tcPr>
           <w:p>
             <w:r>
@@ -14285,7 +14421,7 @@
         </w:tc>
         <w:tc>
           <w:tcPr>
-            <w:tcW w:type="dxa" w:w="1170"/>
+            <w:tcW w:type="dxa" w:w="1040"/>
           </w:tcPr>
           <w:p>
             <w:r>
@@ -14298,7 +14434,7 @@
         </w:tc>
         <w:tc>
           <w:tcPr>
-            <w:tcW w:type="dxa" w:w="1170"/>
+            <w:tcW w:type="dxa" w:w="1040"/>
           </w:tcPr>
           <w:p>
             <w:r>
@@ -14311,7 +14447,7 @@
         </w:tc>
         <w:tc>
           <w:tcPr>
-            <w:tcW w:type="dxa" w:w="1170"/>
+            <w:tcW w:type="dxa" w:w="1040"/>
           </w:tcPr>
           <w:p>
             <w:r>
@@ -14324,7 +14460,20 @@
         </w:tc>
         <w:tc>
           <w:tcPr>
-            <w:tcW w:type="dxa" w:w="1170"/>
+            <w:tcW w:type="dxa" w:w="1040"/>
+          </w:tcPr>
+          <w:p>
+            <w:r>
+              <w:rPr>
+                <w:sz w:val="14"/>
+              </w:rPr>
+              <w:t>False</w:t>
+            </w:r>
+          </w:p>
+        </w:tc>
+        <w:tc>
+          <w:tcPr>
+            <w:tcW w:type="dxa" w:w="1040"/>
           </w:tcPr>
           <w:p>
             <w:r>
@@ -14339,7 +14488,7 @@
       <w:tr>
         <w:tc>
           <w:tcPr>
-            <w:tcW w:type="dxa" w:w="1170"/>
+            <w:tcW w:type="dxa" w:w="1040"/>
           </w:tcPr>
           <w:p>
             <w:r>
@@ -14352,7 +14501,7 @@
         </w:tc>
         <w:tc>
           <w:tcPr>
-            <w:tcW w:type="dxa" w:w="1170"/>
+            <w:tcW w:type="dxa" w:w="1040"/>
           </w:tcPr>
           <w:p>
             <w:r>
@@ -14365,7 +14514,7 @@
         </w:tc>
         <w:tc>
           <w:tcPr>
-            <w:tcW w:type="dxa" w:w="1170"/>
+            <w:tcW w:type="dxa" w:w="1040"/>
           </w:tcPr>
           <w:p>
             <w:r>
@@ -14378,7 +14527,7 @@
         </w:tc>
         <w:tc>
           <w:tcPr>
-            <w:tcW w:type="dxa" w:w="1170"/>
+            <w:tcW w:type="dxa" w:w="1040"/>
           </w:tcPr>
           <w:p>
             <w:r>
@@ -14391,7 +14540,7 @@
         </w:tc>
         <w:tc>
           <w:tcPr>
-            <w:tcW w:type="dxa" w:w="1170"/>
+            <w:tcW w:type="dxa" w:w="1040"/>
           </w:tcPr>
           <w:p>
             <w:r>
@@ -14404,7 +14553,7 @@
         </w:tc>
         <w:tc>
           <w:tcPr>
-            <w:tcW w:type="dxa" w:w="1170"/>
+            <w:tcW w:type="dxa" w:w="1040"/>
           </w:tcPr>
           <w:p>
             <w:r>
@@ -14417,7 +14566,7 @@
         </w:tc>
         <w:tc>
           <w:tcPr>
-            <w:tcW w:type="dxa" w:w="1170"/>
+            <w:tcW w:type="dxa" w:w="1040"/>
           </w:tcPr>
           <w:p>
             <w:r>
@@ -14430,7 +14579,7 @@
         </w:tc>
         <w:tc>
           <w:tcPr>
-            <w:tcW w:type="dxa" w:w="1170"/>
+            <w:tcW w:type="dxa" w:w="1040"/>
           </w:tcPr>
           <w:p>
             <w:r>
@@ -14438,6 +14587,19 @@
                 <w:sz w:val="14"/>
               </w:rPr>
               <w:t>False</w:t>
+            </w:r>
+          </w:p>
+        </w:tc>
+        <w:tc>
+          <w:tcPr>
+            <w:tcW w:type="dxa" w:w="1040"/>
+          </w:tcPr>
+          <w:p>
+            <w:r>
+              <w:rPr>
+                <w:sz w:val="14"/>
+              </w:rPr>
+              <w:t>True</w:t>
             </w:r>
           </w:p>
         </w:tc>
@@ -14445,7 +14607,7 @@
       <w:tr>
         <w:tc>
           <w:tcPr>
-            <w:tcW w:type="dxa" w:w="1170"/>
+            <w:tcW w:type="dxa" w:w="1040"/>
           </w:tcPr>
           <w:p>
             <w:r>
@@ -14458,7 +14620,7 @@
         </w:tc>
         <w:tc>
           <w:tcPr>
-            <w:tcW w:type="dxa" w:w="1170"/>
+            <w:tcW w:type="dxa" w:w="1040"/>
           </w:tcPr>
           <w:p>
             <w:r>
@@ -14471,7 +14633,7 @@
         </w:tc>
         <w:tc>
           <w:tcPr>
-            <w:tcW w:type="dxa" w:w="1170"/>
+            <w:tcW w:type="dxa" w:w="1040"/>
           </w:tcPr>
           <w:p>
             <w:r>
@@ -14484,7 +14646,7 @@
         </w:tc>
         <w:tc>
           <w:tcPr>
-            <w:tcW w:type="dxa" w:w="1170"/>
+            <w:tcW w:type="dxa" w:w="1040"/>
           </w:tcPr>
           <w:p>
             <w:r>
@@ -14497,7 +14659,7 @@
         </w:tc>
         <w:tc>
           <w:tcPr>
-            <w:tcW w:type="dxa" w:w="1170"/>
+            <w:tcW w:type="dxa" w:w="1040"/>
           </w:tcPr>
           <w:p>
             <w:r>
@@ -14510,7 +14672,7 @@
         </w:tc>
         <w:tc>
           <w:tcPr>
-            <w:tcW w:type="dxa" w:w="1170"/>
+            <w:tcW w:type="dxa" w:w="1040"/>
           </w:tcPr>
           <w:p>
             <w:r>
@@ -14523,7 +14685,7 @@
         </w:tc>
         <w:tc>
           <w:tcPr>
-            <w:tcW w:type="dxa" w:w="1170"/>
+            <w:tcW w:type="dxa" w:w="1040"/>
           </w:tcPr>
           <w:p>
             <w:r>
@@ -14536,7 +14698,7 @@
         </w:tc>
         <w:tc>
           <w:tcPr>
-            <w:tcW w:type="dxa" w:w="1170"/>
+            <w:tcW w:type="dxa" w:w="1040"/>
           </w:tcPr>
           <w:p>
             <w:r>
@@ -14544,6 +14706,19 @@
                 <w:sz w:val="14"/>
               </w:rPr>
               <w:t>False</w:t>
+            </w:r>
+          </w:p>
+        </w:tc>
+        <w:tc>
+          <w:tcPr>
+            <w:tcW w:type="dxa" w:w="1040"/>
+          </w:tcPr>
+          <w:p>
+            <w:r>
+              <w:rPr>
+                <w:sz w:val="14"/>
+              </w:rPr>
+              <w:t>True</w:t>
             </w:r>
           </w:p>
         </w:tc>
@@ -14551,7 +14726,7 @@
       <w:tr>
         <w:tc>
           <w:tcPr>
-            <w:tcW w:type="dxa" w:w="1170"/>
+            <w:tcW w:type="dxa" w:w="1040"/>
           </w:tcPr>
           <w:p>
             <w:r>
@@ -14564,7 +14739,7 @@
         </w:tc>
         <w:tc>
           <w:tcPr>
-            <w:tcW w:type="dxa" w:w="1170"/>
+            <w:tcW w:type="dxa" w:w="1040"/>
           </w:tcPr>
           <w:p>
             <w:r>
@@ -14577,7 +14752,7 @@
         </w:tc>
         <w:tc>
           <w:tcPr>
-            <w:tcW w:type="dxa" w:w="1170"/>
+            <w:tcW w:type="dxa" w:w="1040"/>
           </w:tcPr>
           <w:p>
             <w:r>
@@ -14590,7 +14765,7 @@
         </w:tc>
         <w:tc>
           <w:tcPr>
-            <w:tcW w:type="dxa" w:w="1170"/>
+            <w:tcW w:type="dxa" w:w="1040"/>
           </w:tcPr>
           <w:p>
             <w:r>
@@ -14603,7 +14778,7 @@
         </w:tc>
         <w:tc>
           <w:tcPr>
-            <w:tcW w:type="dxa" w:w="1170"/>
+            <w:tcW w:type="dxa" w:w="1040"/>
           </w:tcPr>
           <w:p>
             <w:r>
@@ -14616,7 +14791,7 @@
         </w:tc>
         <w:tc>
           <w:tcPr>
-            <w:tcW w:type="dxa" w:w="1170"/>
+            <w:tcW w:type="dxa" w:w="1040"/>
           </w:tcPr>
           <w:p>
             <w:r>
@@ -14629,7 +14804,7 @@
         </w:tc>
         <w:tc>
           <w:tcPr>
-            <w:tcW w:type="dxa" w:w="1170"/>
+            <w:tcW w:type="dxa" w:w="1040"/>
           </w:tcPr>
           <w:p>
             <w:r>
@@ -14642,7 +14817,20 @@
         </w:tc>
         <w:tc>
           <w:tcPr>
-            <w:tcW w:type="dxa" w:w="1170"/>
+            <w:tcW w:type="dxa" w:w="1040"/>
+          </w:tcPr>
+          <w:p>
+            <w:r>
+              <w:rPr>
+                <w:sz w:val="14"/>
+              </w:rPr>
+              <w:t>False</w:t>
+            </w:r>
+          </w:p>
+        </w:tc>
+        <w:tc>
+          <w:tcPr>
+            <w:tcW w:type="dxa" w:w="1040"/>
           </w:tcPr>
           <w:p>
             <w:r>
@@ -14657,7 +14845,7 @@
       <w:tr>
         <w:tc>
           <w:tcPr>
-            <w:tcW w:type="dxa" w:w="1170"/>
+            <w:tcW w:type="dxa" w:w="1040"/>
           </w:tcPr>
           <w:p>
             <w:r>
@@ -14670,7 +14858,7 @@
         </w:tc>
         <w:tc>
           <w:tcPr>
-            <w:tcW w:type="dxa" w:w="1170"/>
+            <w:tcW w:type="dxa" w:w="1040"/>
           </w:tcPr>
           <w:p>
             <w:r>
@@ -14683,7 +14871,7 @@
         </w:tc>
         <w:tc>
           <w:tcPr>
-            <w:tcW w:type="dxa" w:w="1170"/>
+            <w:tcW w:type="dxa" w:w="1040"/>
           </w:tcPr>
           <w:p>
             <w:r>
@@ -14696,7 +14884,7 @@
         </w:tc>
         <w:tc>
           <w:tcPr>
-            <w:tcW w:type="dxa" w:w="1170"/>
+            <w:tcW w:type="dxa" w:w="1040"/>
           </w:tcPr>
           <w:p>
             <w:r>
@@ -14709,7 +14897,7 @@
         </w:tc>
         <w:tc>
           <w:tcPr>
-            <w:tcW w:type="dxa" w:w="1170"/>
+            <w:tcW w:type="dxa" w:w="1040"/>
           </w:tcPr>
           <w:p>
             <w:r>
@@ -14722,7 +14910,7 @@
         </w:tc>
         <w:tc>
           <w:tcPr>
-            <w:tcW w:type="dxa" w:w="1170"/>
+            <w:tcW w:type="dxa" w:w="1040"/>
           </w:tcPr>
           <w:p>
             <w:r>
@@ -14735,7 +14923,7 @@
         </w:tc>
         <w:tc>
           <w:tcPr>
-            <w:tcW w:type="dxa" w:w="1170"/>
+            <w:tcW w:type="dxa" w:w="1040"/>
           </w:tcPr>
           <w:p>
             <w:r>
@@ -14748,7 +14936,20 @@
         </w:tc>
         <w:tc>
           <w:tcPr>
-            <w:tcW w:type="dxa" w:w="1170"/>
+            <w:tcW w:type="dxa" w:w="1040"/>
+          </w:tcPr>
+          <w:p>
+            <w:r>
+              <w:rPr>
+                <w:sz w:val="14"/>
+              </w:rPr>
+              <w:t>False</w:t>
+            </w:r>
+          </w:p>
+        </w:tc>
+        <w:tc>
+          <w:tcPr>
+            <w:tcW w:type="dxa" w:w="1040"/>
           </w:tcPr>
           <w:p>
             <w:r>
@@ -14763,7 +14964,7 @@
       <w:tr>
         <w:tc>
           <w:tcPr>
-            <w:tcW w:type="dxa" w:w="1170"/>
+            <w:tcW w:type="dxa" w:w="1040"/>
           </w:tcPr>
           <w:p>
             <w:r>
@@ -14776,7 +14977,7 @@
         </w:tc>
         <w:tc>
           <w:tcPr>
-            <w:tcW w:type="dxa" w:w="1170"/>
+            <w:tcW w:type="dxa" w:w="1040"/>
           </w:tcPr>
           <w:p>
             <w:r>
@@ -14789,7 +14990,7 @@
         </w:tc>
         <w:tc>
           <w:tcPr>
-            <w:tcW w:type="dxa" w:w="1170"/>
+            <w:tcW w:type="dxa" w:w="1040"/>
           </w:tcPr>
           <w:p>
             <w:r>
@@ -14802,7 +15003,7 @@
         </w:tc>
         <w:tc>
           <w:tcPr>
-            <w:tcW w:type="dxa" w:w="1170"/>
+            <w:tcW w:type="dxa" w:w="1040"/>
           </w:tcPr>
           <w:p>
             <w:r>
@@ -14815,7 +15016,7 @@
         </w:tc>
         <w:tc>
           <w:tcPr>
-            <w:tcW w:type="dxa" w:w="1170"/>
+            <w:tcW w:type="dxa" w:w="1040"/>
           </w:tcPr>
           <w:p>
             <w:r>
@@ -14828,7 +15029,7 @@
         </w:tc>
         <w:tc>
           <w:tcPr>
-            <w:tcW w:type="dxa" w:w="1170"/>
+            <w:tcW w:type="dxa" w:w="1040"/>
           </w:tcPr>
           <w:p>
             <w:r>
@@ -14841,7 +15042,7 @@
         </w:tc>
         <w:tc>
           <w:tcPr>
-            <w:tcW w:type="dxa" w:w="1170"/>
+            <w:tcW w:type="dxa" w:w="1040"/>
           </w:tcPr>
           <w:p>
             <w:r>
@@ -14854,7 +15055,20 @@
         </w:tc>
         <w:tc>
           <w:tcPr>
-            <w:tcW w:type="dxa" w:w="1170"/>
+            <w:tcW w:type="dxa" w:w="1040"/>
+          </w:tcPr>
+          <w:p>
+            <w:r>
+              <w:rPr>
+                <w:sz w:val="14"/>
+              </w:rPr>
+              <w:t>False</w:t>
+            </w:r>
+          </w:p>
+        </w:tc>
+        <w:tc>
+          <w:tcPr>
+            <w:tcW w:type="dxa" w:w="1040"/>
           </w:tcPr>
           <w:p>
             <w:r>
@@ -14869,7 +15083,7 @@
       <w:tr>
         <w:tc>
           <w:tcPr>
-            <w:tcW w:type="dxa" w:w="1170"/>
+            <w:tcW w:type="dxa" w:w="1040"/>
           </w:tcPr>
           <w:p>
             <w:r>
@@ -14882,7 +15096,7 @@
         </w:tc>
         <w:tc>
           <w:tcPr>
-            <w:tcW w:type="dxa" w:w="1170"/>
+            <w:tcW w:type="dxa" w:w="1040"/>
           </w:tcPr>
           <w:p>
             <w:r>
@@ -14895,7 +15109,7 @@
         </w:tc>
         <w:tc>
           <w:tcPr>
-            <w:tcW w:type="dxa" w:w="1170"/>
+            <w:tcW w:type="dxa" w:w="1040"/>
           </w:tcPr>
           <w:p>
             <w:r>
@@ -14908,7 +15122,7 @@
         </w:tc>
         <w:tc>
           <w:tcPr>
-            <w:tcW w:type="dxa" w:w="1170"/>
+            <w:tcW w:type="dxa" w:w="1040"/>
           </w:tcPr>
           <w:p>
             <w:r>
@@ -14921,7 +15135,7 @@
         </w:tc>
         <w:tc>
           <w:tcPr>
-            <w:tcW w:type="dxa" w:w="1170"/>
+            <w:tcW w:type="dxa" w:w="1040"/>
           </w:tcPr>
           <w:p>
             <w:r>
@@ -14934,7 +15148,7 @@
         </w:tc>
         <w:tc>
           <w:tcPr>
-            <w:tcW w:type="dxa" w:w="1170"/>
+            <w:tcW w:type="dxa" w:w="1040"/>
           </w:tcPr>
           <w:p>
             <w:r>
@@ -14947,7 +15161,7 @@
         </w:tc>
         <w:tc>
           <w:tcPr>
-            <w:tcW w:type="dxa" w:w="1170"/>
+            <w:tcW w:type="dxa" w:w="1040"/>
           </w:tcPr>
           <w:p>
             <w:r>
@@ -14960,7 +15174,7 @@
         </w:tc>
         <w:tc>
           <w:tcPr>
-            <w:tcW w:type="dxa" w:w="1170"/>
+            <w:tcW w:type="dxa" w:w="1040"/>
           </w:tcPr>
           <w:p>
             <w:r>
@@ -14968,6 +15182,19 @@
                 <w:sz w:val="14"/>
               </w:rPr>
               <w:t>False</w:t>
+            </w:r>
+          </w:p>
+        </w:tc>
+        <w:tc>
+          <w:tcPr>
+            <w:tcW w:type="dxa" w:w="1040"/>
+          </w:tcPr>
+          <w:p>
+            <w:r>
+              <w:rPr>
+                <w:sz w:val="14"/>
+              </w:rPr>
+              <w:t>True</w:t>
             </w:r>
           </w:p>
         </w:tc>
@@ -14975,7 +15202,7 @@
       <w:tr>
         <w:tc>
           <w:tcPr>
-            <w:tcW w:type="dxa" w:w="1170"/>
+            <w:tcW w:type="dxa" w:w="1040"/>
           </w:tcPr>
           <w:p>
             <w:r>
@@ -14988,7 +15215,7 @@
         </w:tc>
         <w:tc>
           <w:tcPr>
-            <w:tcW w:type="dxa" w:w="1170"/>
+            <w:tcW w:type="dxa" w:w="1040"/>
           </w:tcPr>
           <w:p>
             <w:r>
@@ -15001,7 +15228,7 @@
         </w:tc>
         <w:tc>
           <w:tcPr>
-            <w:tcW w:type="dxa" w:w="1170"/>
+            <w:tcW w:type="dxa" w:w="1040"/>
           </w:tcPr>
           <w:p>
             <w:r>
@@ -15014,7 +15241,7 @@
         </w:tc>
         <w:tc>
           <w:tcPr>
-            <w:tcW w:type="dxa" w:w="1170"/>
+            <w:tcW w:type="dxa" w:w="1040"/>
           </w:tcPr>
           <w:p>
             <w:r>
@@ -15027,7 +15254,7 @@
         </w:tc>
         <w:tc>
           <w:tcPr>
-            <w:tcW w:type="dxa" w:w="1170"/>
+            <w:tcW w:type="dxa" w:w="1040"/>
           </w:tcPr>
           <w:p>
             <w:r>
@@ -15040,7 +15267,7 @@
         </w:tc>
         <w:tc>
           <w:tcPr>
-            <w:tcW w:type="dxa" w:w="1170"/>
+            <w:tcW w:type="dxa" w:w="1040"/>
           </w:tcPr>
           <w:p>
             <w:r>
@@ -15053,7 +15280,7 @@
         </w:tc>
         <w:tc>
           <w:tcPr>
-            <w:tcW w:type="dxa" w:w="1170"/>
+            <w:tcW w:type="dxa" w:w="1040"/>
           </w:tcPr>
           <w:p>
             <w:r>
@@ -15066,7 +15293,7 @@
         </w:tc>
         <w:tc>
           <w:tcPr>
-            <w:tcW w:type="dxa" w:w="1170"/>
+            <w:tcW w:type="dxa" w:w="1040"/>
           </w:tcPr>
           <w:p>
             <w:r>
@@ -15074,6 +15301,19 @@
                 <w:sz w:val="14"/>
               </w:rPr>
               <w:t>False</w:t>
+            </w:r>
+          </w:p>
+        </w:tc>
+        <w:tc>
+          <w:tcPr>
+            <w:tcW w:type="dxa" w:w="1040"/>
+          </w:tcPr>
+          <w:p>
+            <w:r>
+              <w:rPr>
+                <w:sz w:val="14"/>
+              </w:rPr>
+              <w:t>True</w:t>
             </w:r>
           </w:p>
         </w:tc>
@@ -15081,7 +15321,7 @@
       <w:tr>
         <w:tc>
           <w:tcPr>
-            <w:tcW w:type="dxa" w:w="1170"/>
+            <w:tcW w:type="dxa" w:w="1040"/>
           </w:tcPr>
           <w:p>
             <w:r>
@@ -15094,7 +15334,7 @@
         </w:tc>
         <w:tc>
           <w:tcPr>
-            <w:tcW w:type="dxa" w:w="1170"/>
+            <w:tcW w:type="dxa" w:w="1040"/>
           </w:tcPr>
           <w:p>
             <w:r>
@@ -15107,7 +15347,7 @@
         </w:tc>
         <w:tc>
           <w:tcPr>
-            <w:tcW w:type="dxa" w:w="1170"/>
+            <w:tcW w:type="dxa" w:w="1040"/>
           </w:tcPr>
           <w:p>
             <w:r>
@@ -15120,7 +15360,7 @@
         </w:tc>
         <w:tc>
           <w:tcPr>
-            <w:tcW w:type="dxa" w:w="1170"/>
+            <w:tcW w:type="dxa" w:w="1040"/>
           </w:tcPr>
           <w:p>
             <w:r>
@@ -15133,7 +15373,7 @@
         </w:tc>
         <w:tc>
           <w:tcPr>
-            <w:tcW w:type="dxa" w:w="1170"/>
+            <w:tcW w:type="dxa" w:w="1040"/>
           </w:tcPr>
           <w:p>
             <w:r>
@@ -15146,7 +15386,7 @@
         </w:tc>
         <w:tc>
           <w:tcPr>
-            <w:tcW w:type="dxa" w:w="1170"/>
+            <w:tcW w:type="dxa" w:w="1040"/>
           </w:tcPr>
           <w:p>
             <w:r>
@@ -15159,7 +15399,7 @@
         </w:tc>
         <w:tc>
           <w:tcPr>
-            <w:tcW w:type="dxa" w:w="1170"/>
+            <w:tcW w:type="dxa" w:w="1040"/>
           </w:tcPr>
           <w:p>
             <w:r>
@@ -15172,7 +15412,20 @@
         </w:tc>
         <w:tc>
           <w:tcPr>
-            <w:tcW w:type="dxa" w:w="1170"/>
+            <w:tcW w:type="dxa" w:w="1040"/>
+          </w:tcPr>
+          <w:p>
+            <w:r>
+              <w:rPr>
+                <w:sz w:val="14"/>
+              </w:rPr>
+              <w:t>False</w:t>
+            </w:r>
+          </w:p>
+        </w:tc>
+        <w:tc>
+          <w:tcPr>
+            <w:tcW w:type="dxa" w:w="1040"/>
           </w:tcPr>
           <w:p>
             <w:r>
@@ -15187,7 +15440,7 @@
       <w:tr>
         <w:tc>
           <w:tcPr>
-            <w:tcW w:type="dxa" w:w="1170"/>
+            <w:tcW w:type="dxa" w:w="1040"/>
           </w:tcPr>
           <w:p>
             <w:r>
@@ -15200,7 +15453,7 @@
         </w:tc>
         <w:tc>
           <w:tcPr>
-            <w:tcW w:type="dxa" w:w="1170"/>
+            <w:tcW w:type="dxa" w:w="1040"/>
           </w:tcPr>
           <w:p>
             <w:r>
@@ -15213,7 +15466,7 @@
         </w:tc>
         <w:tc>
           <w:tcPr>
-            <w:tcW w:type="dxa" w:w="1170"/>
+            <w:tcW w:type="dxa" w:w="1040"/>
           </w:tcPr>
           <w:p>
             <w:r>
@@ -15226,7 +15479,7 @@
         </w:tc>
         <w:tc>
           <w:tcPr>
-            <w:tcW w:type="dxa" w:w="1170"/>
+            <w:tcW w:type="dxa" w:w="1040"/>
           </w:tcPr>
           <w:p>
             <w:r>
@@ -15239,7 +15492,7 @@
         </w:tc>
         <w:tc>
           <w:tcPr>
-            <w:tcW w:type="dxa" w:w="1170"/>
+            <w:tcW w:type="dxa" w:w="1040"/>
           </w:tcPr>
           <w:p>
             <w:r>
@@ -15252,7 +15505,7 @@
         </w:tc>
         <w:tc>
           <w:tcPr>
-            <w:tcW w:type="dxa" w:w="1170"/>
+            <w:tcW w:type="dxa" w:w="1040"/>
           </w:tcPr>
           <w:p>
             <w:r>
@@ -15265,7 +15518,7 @@
         </w:tc>
         <w:tc>
           <w:tcPr>
-            <w:tcW w:type="dxa" w:w="1170"/>
+            <w:tcW w:type="dxa" w:w="1040"/>
           </w:tcPr>
           <w:p>
             <w:r>
@@ -15278,7 +15531,20 @@
         </w:tc>
         <w:tc>
           <w:tcPr>
-            <w:tcW w:type="dxa" w:w="1170"/>
+            <w:tcW w:type="dxa" w:w="1040"/>
+          </w:tcPr>
+          <w:p>
+            <w:r>
+              <w:rPr>
+                <w:sz w:val="14"/>
+              </w:rPr>
+              <w:t>False</w:t>
+            </w:r>
+          </w:p>
+        </w:tc>
+        <w:tc>
+          <w:tcPr>
+            <w:tcW w:type="dxa" w:w="1040"/>
           </w:tcPr>
           <w:p>
             <w:r>
@@ -15293,7 +15559,7 @@
       <w:tr>
         <w:tc>
           <w:tcPr>
-            <w:tcW w:type="dxa" w:w="1170"/>
+            <w:tcW w:type="dxa" w:w="1040"/>
           </w:tcPr>
           <w:p>
             <w:r>
@@ -15306,7 +15572,7 @@
         </w:tc>
         <w:tc>
           <w:tcPr>
-            <w:tcW w:type="dxa" w:w="1170"/>
+            <w:tcW w:type="dxa" w:w="1040"/>
           </w:tcPr>
           <w:p>
             <w:r>
@@ -15319,7 +15585,7 @@
         </w:tc>
         <w:tc>
           <w:tcPr>
-            <w:tcW w:type="dxa" w:w="1170"/>
+            <w:tcW w:type="dxa" w:w="1040"/>
           </w:tcPr>
           <w:p>
             <w:r>
@@ -15332,7 +15598,7 @@
         </w:tc>
         <w:tc>
           <w:tcPr>
-            <w:tcW w:type="dxa" w:w="1170"/>
+            <w:tcW w:type="dxa" w:w="1040"/>
           </w:tcPr>
           <w:p>
             <w:r>
@@ -15345,7 +15611,7 @@
         </w:tc>
         <w:tc>
           <w:tcPr>
-            <w:tcW w:type="dxa" w:w="1170"/>
+            <w:tcW w:type="dxa" w:w="1040"/>
           </w:tcPr>
           <w:p>
             <w:r>
@@ -15358,7 +15624,7 @@
         </w:tc>
         <w:tc>
           <w:tcPr>
-            <w:tcW w:type="dxa" w:w="1170"/>
+            <w:tcW w:type="dxa" w:w="1040"/>
           </w:tcPr>
           <w:p>
             <w:r>
@@ -15371,7 +15637,7 @@
         </w:tc>
         <w:tc>
           <w:tcPr>
-            <w:tcW w:type="dxa" w:w="1170"/>
+            <w:tcW w:type="dxa" w:w="1040"/>
           </w:tcPr>
           <w:p>
             <w:r>
@@ -15384,7 +15650,20 @@
         </w:tc>
         <w:tc>
           <w:tcPr>
-            <w:tcW w:type="dxa" w:w="1170"/>
+            <w:tcW w:type="dxa" w:w="1040"/>
+          </w:tcPr>
+          <w:p>
+            <w:r>
+              <w:rPr>
+                <w:sz w:val="14"/>
+              </w:rPr>
+              <w:t>False</w:t>
+            </w:r>
+          </w:p>
+        </w:tc>
+        <w:tc>
+          <w:tcPr>
+            <w:tcW w:type="dxa" w:w="1040"/>
           </w:tcPr>
           <w:p>
             <w:r>
@@ -15399,7 +15678,7 @@
       <w:tr>
         <w:tc>
           <w:tcPr>
-            <w:tcW w:type="dxa" w:w="1170"/>
+            <w:tcW w:type="dxa" w:w="1040"/>
           </w:tcPr>
           <w:p>
             <w:r>
@@ -15412,7 +15691,7 @@
         </w:tc>
         <w:tc>
           <w:tcPr>
-            <w:tcW w:type="dxa" w:w="1170"/>
+            <w:tcW w:type="dxa" w:w="1040"/>
           </w:tcPr>
           <w:p>
             <w:r>
@@ -15425,7 +15704,7 @@
         </w:tc>
         <w:tc>
           <w:tcPr>
-            <w:tcW w:type="dxa" w:w="1170"/>
+            <w:tcW w:type="dxa" w:w="1040"/>
           </w:tcPr>
           <w:p>
             <w:r>
@@ -15438,7 +15717,7 @@
         </w:tc>
         <w:tc>
           <w:tcPr>
-            <w:tcW w:type="dxa" w:w="1170"/>
+            <w:tcW w:type="dxa" w:w="1040"/>
           </w:tcPr>
           <w:p>
             <w:r>
@@ -15451,7 +15730,7 @@
         </w:tc>
         <w:tc>
           <w:tcPr>
-            <w:tcW w:type="dxa" w:w="1170"/>
+            <w:tcW w:type="dxa" w:w="1040"/>
           </w:tcPr>
           <w:p>
             <w:r>
@@ -15464,7 +15743,7 @@
         </w:tc>
         <w:tc>
           <w:tcPr>
-            <w:tcW w:type="dxa" w:w="1170"/>
+            <w:tcW w:type="dxa" w:w="1040"/>
           </w:tcPr>
           <w:p>
             <w:r>
@@ -15477,7 +15756,7 @@
         </w:tc>
         <w:tc>
           <w:tcPr>
-            <w:tcW w:type="dxa" w:w="1170"/>
+            <w:tcW w:type="dxa" w:w="1040"/>
           </w:tcPr>
           <w:p>
             <w:r>
@@ -15490,7 +15769,7 @@
         </w:tc>
         <w:tc>
           <w:tcPr>
-            <w:tcW w:type="dxa" w:w="1170"/>
+            <w:tcW w:type="dxa" w:w="1040"/>
           </w:tcPr>
           <w:p>
             <w:r>
@@ -15498,6 +15777,19 @@
                 <w:sz w:val="14"/>
               </w:rPr>
               <w:t>False</w:t>
+            </w:r>
+          </w:p>
+        </w:tc>
+        <w:tc>
+          <w:tcPr>
+            <w:tcW w:type="dxa" w:w="1040"/>
+          </w:tcPr>
+          <w:p>
+            <w:r>
+              <w:rPr>
+                <w:sz w:val="14"/>
+              </w:rPr>
+              <w:t>True</w:t>
             </w:r>
           </w:p>
         </w:tc>
@@ -15505,7 +15797,7 @@
       <w:tr>
         <w:tc>
           <w:tcPr>
-            <w:tcW w:type="dxa" w:w="1170"/>
+            <w:tcW w:type="dxa" w:w="1040"/>
           </w:tcPr>
           <w:p>
             <w:r>
@@ -15518,7 +15810,7 @@
         </w:tc>
         <w:tc>
           <w:tcPr>
-            <w:tcW w:type="dxa" w:w="1170"/>
+            <w:tcW w:type="dxa" w:w="1040"/>
           </w:tcPr>
           <w:p>
             <w:r>
@@ -15531,7 +15823,7 @@
         </w:tc>
         <w:tc>
           <w:tcPr>
-            <w:tcW w:type="dxa" w:w="1170"/>
+            <w:tcW w:type="dxa" w:w="1040"/>
           </w:tcPr>
           <w:p>
             <w:r>
@@ -15544,7 +15836,7 @@
         </w:tc>
         <w:tc>
           <w:tcPr>
-            <w:tcW w:type="dxa" w:w="1170"/>
+            <w:tcW w:type="dxa" w:w="1040"/>
           </w:tcPr>
           <w:p>
             <w:r>
@@ -15557,7 +15849,7 @@
         </w:tc>
         <w:tc>
           <w:tcPr>
-            <w:tcW w:type="dxa" w:w="1170"/>
+            <w:tcW w:type="dxa" w:w="1040"/>
           </w:tcPr>
           <w:p>
             <w:r>
@@ -15570,7 +15862,7 @@
         </w:tc>
         <w:tc>
           <w:tcPr>
-            <w:tcW w:type="dxa" w:w="1170"/>
+            <w:tcW w:type="dxa" w:w="1040"/>
           </w:tcPr>
           <w:p>
             <w:r>
@@ -15583,7 +15875,7 @@
         </w:tc>
         <w:tc>
           <w:tcPr>
-            <w:tcW w:type="dxa" w:w="1170"/>
+            <w:tcW w:type="dxa" w:w="1040"/>
           </w:tcPr>
           <w:p>
             <w:r>
@@ -15596,7 +15888,20 @@
         </w:tc>
         <w:tc>
           <w:tcPr>
-            <w:tcW w:type="dxa" w:w="1170"/>
+            <w:tcW w:type="dxa" w:w="1040"/>
+          </w:tcPr>
+          <w:p>
+            <w:r>
+              <w:rPr>
+                <w:sz w:val="14"/>
+              </w:rPr>
+              <w:t>False</w:t>
+            </w:r>
+          </w:p>
+        </w:tc>
+        <w:tc>
+          <w:tcPr>
+            <w:tcW w:type="dxa" w:w="1040"/>
           </w:tcPr>
           <w:p>
             <w:r>
@@ -15611,7 +15916,7 @@
       <w:tr>
         <w:tc>
           <w:tcPr>
-            <w:tcW w:type="dxa" w:w="1170"/>
+            <w:tcW w:type="dxa" w:w="1040"/>
           </w:tcPr>
           <w:p>
             <w:r>
@@ -15624,7 +15929,7 @@
         </w:tc>
         <w:tc>
           <w:tcPr>
-            <w:tcW w:type="dxa" w:w="1170"/>
+            <w:tcW w:type="dxa" w:w="1040"/>
           </w:tcPr>
           <w:p>
             <w:r>
@@ -15637,7 +15942,7 @@
         </w:tc>
         <w:tc>
           <w:tcPr>
-            <w:tcW w:type="dxa" w:w="1170"/>
+            <w:tcW w:type="dxa" w:w="1040"/>
           </w:tcPr>
           <w:p>
             <w:r>
@@ -15650,7 +15955,7 @@
         </w:tc>
         <w:tc>
           <w:tcPr>
-            <w:tcW w:type="dxa" w:w="1170"/>
+            <w:tcW w:type="dxa" w:w="1040"/>
           </w:tcPr>
           <w:p>
             <w:r>
@@ -15663,7 +15968,7 @@
         </w:tc>
         <w:tc>
           <w:tcPr>
-            <w:tcW w:type="dxa" w:w="1170"/>
+            <w:tcW w:type="dxa" w:w="1040"/>
           </w:tcPr>
           <w:p>
             <w:r>
@@ -15676,7 +15981,7 @@
         </w:tc>
         <w:tc>
           <w:tcPr>
-            <w:tcW w:type="dxa" w:w="1170"/>
+            <w:tcW w:type="dxa" w:w="1040"/>
           </w:tcPr>
           <w:p>
             <w:r>
@@ -15689,7 +15994,7 @@
         </w:tc>
         <w:tc>
           <w:tcPr>
-            <w:tcW w:type="dxa" w:w="1170"/>
+            <w:tcW w:type="dxa" w:w="1040"/>
           </w:tcPr>
           <w:p>
             <w:r>
@@ -15702,7 +16007,20 @@
         </w:tc>
         <w:tc>
           <w:tcPr>
-            <w:tcW w:type="dxa" w:w="1170"/>
+            <w:tcW w:type="dxa" w:w="1040"/>
+          </w:tcPr>
+          <w:p>
+            <w:r>
+              <w:rPr>
+                <w:sz w:val="14"/>
+              </w:rPr>
+              <w:t>False</w:t>
+            </w:r>
+          </w:p>
+        </w:tc>
+        <w:tc>
+          <w:tcPr>
+            <w:tcW w:type="dxa" w:w="1040"/>
           </w:tcPr>
           <w:p>
             <w:r>
@@ -15717,7 +16035,7 @@
       <w:tr>
         <w:tc>
           <w:tcPr>
-            <w:tcW w:type="dxa" w:w="1170"/>
+            <w:tcW w:type="dxa" w:w="1040"/>
           </w:tcPr>
           <w:p>
             <w:r>
@@ -15730,7 +16048,7 @@
         </w:tc>
         <w:tc>
           <w:tcPr>
-            <w:tcW w:type="dxa" w:w="1170"/>
+            <w:tcW w:type="dxa" w:w="1040"/>
           </w:tcPr>
           <w:p>
             <w:r>
@@ -15743,7 +16061,7 @@
         </w:tc>
         <w:tc>
           <w:tcPr>
-            <w:tcW w:type="dxa" w:w="1170"/>
+            <w:tcW w:type="dxa" w:w="1040"/>
           </w:tcPr>
           <w:p>
             <w:r>
@@ -15756,7 +16074,7 @@
         </w:tc>
         <w:tc>
           <w:tcPr>
-            <w:tcW w:type="dxa" w:w="1170"/>
+            <w:tcW w:type="dxa" w:w="1040"/>
           </w:tcPr>
           <w:p>
             <w:r>
@@ -15769,7 +16087,7 @@
         </w:tc>
         <w:tc>
           <w:tcPr>
-            <w:tcW w:type="dxa" w:w="1170"/>
+            <w:tcW w:type="dxa" w:w="1040"/>
           </w:tcPr>
           <w:p>
             <w:r>
@@ -15782,7 +16100,7 @@
         </w:tc>
         <w:tc>
           <w:tcPr>
-            <w:tcW w:type="dxa" w:w="1170"/>
+            <w:tcW w:type="dxa" w:w="1040"/>
           </w:tcPr>
           <w:p>
             <w:r>
@@ -15795,7 +16113,7 @@
         </w:tc>
         <w:tc>
           <w:tcPr>
-            <w:tcW w:type="dxa" w:w="1170"/>
+            <w:tcW w:type="dxa" w:w="1040"/>
           </w:tcPr>
           <w:p>
             <w:r>
@@ -15808,7 +16126,20 @@
         </w:tc>
         <w:tc>
           <w:tcPr>
-            <w:tcW w:type="dxa" w:w="1170"/>
+            <w:tcW w:type="dxa" w:w="1040"/>
+          </w:tcPr>
+          <w:p>
+            <w:r>
+              <w:rPr>
+                <w:sz w:val="14"/>
+              </w:rPr>
+              <w:t>False</w:t>
+            </w:r>
+          </w:p>
+        </w:tc>
+        <w:tc>
+          <w:tcPr>
+            <w:tcW w:type="dxa" w:w="1040"/>
           </w:tcPr>
           <w:p>
             <w:r>
@@ -15823,7 +16154,7 @@
       <w:tr>
         <w:tc>
           <w:tcPr>
-            <w:tcW w:type="dxa" w:w="1170"/>
+            <w:tcW w:type="dxa" w:w="1040"/>
           </w:tcPr>
           <w:p>
             <w:r>
@@ -15836,7 +16167,7 @@
         </w:tc>
         <w:tc>
           <w:tcPr>
-            <w:tcW w:type="dxa" w:w="1170"/>
+            <w:tcW w:type="dxa" w:w="1040"/>
           </w:tcPr>
           <w:p>
             <w:r>
@@ -15849,7 +16180,7 @@
         </w:tc>
         <w:tc>
           <w:tcPr>
-            <w:tcW w:type="dxa" w:w="1170"/>
+            <w:tcW w:type="dxa" w:w="1040"/>
           </w:tcPr>
           <w:p>
             <w:r>
@@ -15862,7 +16193,7 @@
         </w:tc>
         <w:tc>
           <w:tcPr>
-            <w:tcW w:type="dxa" w:w="1170"/>
+            <w:tcW w:type="dxa" w:w="1040"/>
           </w:tcPr>
           <w:p>
             <w:r>
@@ -15875,7 +16206,7 @@
         </w:tc>
         <w:tc>
           <w:tcPr>
-            <w:tcW w:type="dxa" w:w="1170"/>
+            <w:tcW w:type="dxa" w:w="1040"/>
           </w:tcPr>
           <w:p>
             <w:r>
@@ -15888,7 +16219,7 @@
         </w:tc>
         <w:tc>
           <w:tcPr>
-            <w:tcW w:type="dxa" w:w="1170"/>
+            <w:tcW w:type="dxa" w:w="1040"/>
           </w:tcPr>
           <w:p>
             <w:r>
@@ -15901,7 +16232,7 @@
         </w:tc>
         <w:tc>
           <w:tcPr>
-            <w:tcW w:type="dxa" w:w="1170"/>
+            <w:tcW w:type="dxa" w:w="1040"/>
           </w:tcPr>
           <w:p>
             <w:r>
@@ -15914,7 +16245,20 @@
         </w:tc>
         <w:tc>
           <w:tcPr>
-            <w:tcW w:type="dxa" w:w="1170"/>
+            <w:tcW w:type="dxa" w:w="1040"/>
+          </w:tcPr>
+          <w:p>
+            <w:r>
+              <w:rPr>
+                <w:sz w:val="14"/>
+              </w:rPr>
+              <w:t>False</w:t>
+            </w:r>
+          </w:p>
+        </w:tc>
+        <w:tc>
+          <w:tcPr>
+            <w:tcW w:type="dxa" w:w="1040"/>
           </w:tcPr>
           <w:p>
             <w:r>
@@ -15929,7 +16273,7 @@
       <w:tr>
         <w:tc>
           <w:tcPr>
-            <w:tcW w:type="dxa" w:w="1170"/>
+            <w:tcW w:type="dxa" w:w="1040"/>
           </w:tcPr>
           <w:p>
             <w:r>
@@ -15942,7 +16286,7 @@
         </w:tc>
         <w:tc>
           <w:tcPr>
-            <w:tcW w:type="dxa" w:w="1170"/>
+            <w:tcW w:type="dxa" w:w="1040"/>
           </w:tcPr>
           <w:p>
             <w:r>
@@ -15955,7 +16299,7 @@
         </w:tc>
         <w:tc>
           <w:tcPr>
-            <w:tcW w:type="dxa" w:w="1170"/>
+            <w:tcW w:type="dxa" w:w="1040"/>
           </w:tcPr>
           <w:p>
             <w:r>
@@ -15968,7 +16312,7 @@
         </w:tc>
         <w:tc>
           <w:tcPr>
-            <w:tcW w:type="dxa" w:w="1170"/>
+            <w:tcW w:type="dxa" w:w="1040"/>
           </w:tcPr>
           <w:p>
             <w:r>
@@ -15981,7 +16325,7 @@
         </w:tc>
         <w:tc>
           <w:tcPr>
-            <w:tcW w:type="dxa" w:w="1170"/>
+            <w:tcW w:type="dxa" w:w="1040"/>
           </w:tcPr>
           <w:p>
             <w:r>
@@ -15994,7 +16338,7 @@
         </w:tc>
         <w:tc>
           <w:tcPr>
-            <w:tcW w:type="dxa" w:w="1170"/>
+            <w:tcW w:type="dxa" w:w="1040"/>
           </w:tcPr>
           <w:p>
             <w:r>
@@ -16007,7 +16351,7 @@
         </w:tc>
         <w:tc>
           <w:tcPr>
-            <w:tcW w:type="dxa" w:w="1170"/>
+            <w:tcW w:type="dxa" w:w="1040"/>
           </w:tcPr>
           <w:p>
             <w:r>
@@ -16020,7 +16364,20 @@
         </w:tc>
         <w:tc>
           <w:tcPr>
-            <w:tcW w:type="dxa" w:w="1170"/>
+            <w:tcW w:type="dxa" w:w="1040"/>
+          </w:tcPr>
+          <w:p>
+            <w:r>
+              <w:rPr>
+                <w:sz w:val="14"/>
+              </w:rPr>
+              <w:t>False</w:t>
+            </w:r>
+          </w:p>
+        </w:tc>
+        <w:tc>
+          <w:tcPr>
+            <w:tcW w:type="dxa" w:w="1040"/>
           </w:tcPr>
           <w:p>
             <w:r>
@@ -16035,7 +16392,7 @@
       <w:tr>
         <w:tc>
           <w:tcPr>
-            <w:tcW w:type="dxa" w:w="1170"/>
+            <w:tcW w:type="dxa" w:w="1040"/>
           </w:tcPr>
           <w:p>
             <w:r>
@@ -16048,7 +16405,7 @@
         </w:tc>
         <w:tc>
           <w:tcPr>
-            <w:tcW w:type="dxa" w:w="1170"/>
+            <w:tcW w:type="dxa" w:w="1040"/>
           </w:tcPr>
           <w:p>
             <w:r>
@@ -16061,7 +16418,7 @@
         </w:tc>
         <w:tc>
           <w:tcPr>
-            <w:tcW w:type="dxa" w:w="1170"/>
+            <w:tcW w:type="dxa" w:w="1040"/>
           </w:tcPr>
           <w:p>
             <w:r>
@@ -16074,7 +16431,7 @@
         </w:tc>
         <w:tc>
           <w:tcPr>
-            <w:tcW w:type="dxa" w:w="1170"/>
+            <w:tcW w:type="dxa" w:w="1040"/>
           </w:tcPr>
           <w:p>
             <w:r>
@@ -16087,7 +16444,7 @@
         </w:tc>
         <w:tc>
           <w:tcPr>
-            <w:tcW w:type="dxa" w:w="1170"/>
+            <w:tcW w:type="dxa" w:w="1040"/>
           </w:tcPr>
           <w:p>
             <w:r>
@@ -16100,7 +16457,7 @@
         </w:tc>
         <w:tc>
           <w:tcPr>
-            <w:tcW w:type="dxa" w:w="1170"/>
+            <w:tcW w:type="dxa" w:w="1040"/>
           </w:tcPr>
           <w:p>
             <w:r>
@@ -16113,7 +16470,7 @@
         </w:tc>
         <w:tc>
           <w:tcPr>
-            <w:tcW w:type="dxa" w:w="1170"/>
+            <w:tcW w:type="dxa" w:w="1040"/>
           </w:tcPr>
           <w:p>
             <w:r>
@@ -16126,7 +16483,20 @@
         </w:tc>
         <w:tc>
           <w:tcPr>
-            <w:tcW w:type="dxa" w:w="1170"/>
+            <w:tcW w:type="dxa" w:w="1040"/>
+          </w:tcPr>
+          <w:p>
+            <w:r>
+              <w:rPr>
+                <w:sz w:val="14"/>
+              </w:rPr>
+              <w:t>False</w:t>
+            </w:r>
+          </w:p>
+        </w:tc>
+        <w:tc>
+          <w:tcPr>
+            <w:tcW w:type="dxa" w:w="1040"/>
           </w:tcPr>
           <w:p>
             <w:r>
@@ -16141,7 +16511,7 @@
       <w:tr>
         <w:tc>
           <w:tcPr>
-            <w:tcW w:type="dxa" w:w="1170"/>
+            <w:tcW w:type="dxa" w:w="1040"/>
           </w:tcPr>
           <w:p>
             <w:r>
@@ -16154,7 +16524,7 @@
         </w:tc>
         <w:tc>
           <w:tcPr>
-            <w:tcW w:type="dxa" w:w="1170"/>
+            <w:tcW w:type="dxa" w:w="1040"/>
           </w:tcPr>
           <w:p>
             <w:r>
@@ -16167,7 +16537,7 @@
         </w:tc>
         <w:tc>
           <w:tcPr>
-            <w:tcW w:type="dxa" w:w="1170"/>
+            <w:tcW w:type="dxa" w:w="1040"/>
           </w:tcPr>
           <w:p>
             <w:r>
@@ -16180,7 +16550,7 @@
         </w:tc>
         <w:tc>
           <w:tcPr>
-            <w:tcW w:type="dxa" w:w="1170"/>
+            <w:tcW w:type="dxa" w:w="1040"/>
           </w:tcPr>
           <w:p>
             <w:r>
@@ -16193,7 +16563,7 @@
         </w:tc>
         <w:tc>
           <w:tcPr>
-            <w:tcW w:type="dxa" w:w="1170"/>
+            <w:tcW w:type="dxa" w:w="1040"/>
           </w:tcPr>
           <w:p>
             <w:r>
@@ -16206,7 +16576,7 @@
         </w:tc>
         <w:tc>
           <w:tcPr>
-            <w:tcW w:type="dxa" w:w="1170"/>
+            <w:tcW w:type="dxa" w:w="1040"/>
           </w:tcPr>
           <w:p>
             <w:r>
@@ -16219,7 +16589,7 @@
         </w:tc>
         <w:tc>
           <w:tcPr>
-            <w:tcW w:type="dxa" w:w="1170"/>
+            <w:tcW w:type="dxa" w:w="1040"/>
           </w:tcPr>
           <w:p>
             <w:r>
@@ -16232,7 +16602,20 @@
         </w:tc>
         <w:tc>
           <w:tcPr>
-            <w:tcW w:type="dxa" w:w="1170"/>
+            <w:tcW w:type="dxa" w:w="1040"/>
+          </w:tcPr>
+          <w:p>
+            <w:r>
+              <w:rPr>
+                <w:sz w:val="14"/>
+              </w:rPr>
+              <w:t>False</w:t>
+            </w:r>
+          </w:p>
+        </w:tc>
+        <w:tc>
+          <w:tcPr>
+            <w:tcW w:type="dxa" w:w="1040"/>
           </w:tcPr>
           <w:p>
             <w:r>
@@ -16247,7 +16630,7 @@
       <w:tr>
         <w:tc>
           <w:tcPr>
-            <w:tcW w:type="dxa" w:w="1170"/>
+            <w:tcW w:type="dxa" w:w="1040"/>
           </w:tcPr>
           <w:p>
             <w:r>
@@ -16260,7 +16643,7 @@
         </w:tc>
         <w:tc>
           <w:tcPr>
-            <w:tcW w:type="dxa" w:w="1170"/>
+            <w:tcW w:type="dxa" w:w="1040"/>
           </w:tcPr>
           <w:p>
             <w:r>
@@ -16273,7 +16656,7 @@
         </w:tc>
         <w:tc>
           <w:tcPr>
-            <w:tcW w:type="dxa" w:w="1170"/>
+            <w:tcW w:type="dxa" w:w="1040"/>
           </w:tcPr>
           <w:p>
             <w:r>
@@ -16286,7 +16669,7 @@
         </w:tc>
         <w:tc>
           <w:tcPr>
-            <w:tcW w:type="dxa" w:w="1170"/>
+            <w:tcW w:type="dxa" w:w="1040"/>
           </w:tcPr>
           <w:p>
             <w:r>
@@ -16299,7 +16682,7 @@
         </w:tc>
         <w:tc>
           <w:tcPr>
-            <w:tcW w:type="dxa" w:w="1170"/>
+            <w:tcW w:type="dxa" w:w="1040"/>
           </w:tcPr>
           <w:p>
             <w:r>
@@ -16312,7 +16695,7 @@
         </w:tc>
         <w:tc>
           <w:tcPr>
-            <w:tcW w:type="dxa" w:w="1170"/>
+            <w:tcW w:type="dxa" w:w="1040"/>
           </w:tcPr>
           <w:p>
             <w:r>
@@ -16325,7 +16708,7 @@
         </w:tc>
         <w:tc>
           <w:tcPr>
-            <w:tcW w:type="dxa" w:w="1170"/>
+            <w:tcW w:type="dxa" w:w="1040"/>
           </w:tcPr>
           <w:p>
             <w:r>
@@ -16338,7 +16721,20 @@
         </w:tc>
         <w:tc>
           <w:tcPr>
-            <w:tcW w:type="dxa" w:w="1170"/>
+            <w:tcW w:type="dxa" w:w="1040"/>
+          </w:tcPr>
+          <w:p>
+            <w:r>
+              <w:rPr>
+                <w:sz w:val="14"/>
+              </w:rPr>
+              <w:t>False</w:t>
+            </w:r>
+          </w:p>
+        </w:tc>
+        <w:tc>
+          <w:tcPr>
+            <w:tcW w:type="dxa" w:w="1040"/>
           </w:tcPr>
           <w:p>
             <w:r>
@@ -16353,7 +16749,7 @@
       <w:tr>
         <w:tc>
           <w:tcPr>
-            <w:tcW w:type="dxa" w:w="1170"/>
+            <w:tcW w:type="dxa" w:w="1040"/>
           </w:tcPr>
           <w:p>
             <w:r>
@@ -16366,7 +16762,7 @@
         </w:tc>
         <w:tc>
           <w:tcPr>
-            <w:tcW w:type="dxa" w:w="1170"/>
+            <w:tcW w:type="dxa" w:w="1040"/>
           </w:tcPr>
           <w:p>
             <w:r>
@@ -16379,7 +16775,7 @@
         </w:tc>
         <w:tc>
           <w:tcPr>
-            <w:tcW w:type="dxa" w:w="1170"/>
+            <w:tcW w:type="dxa" w:w="1040"/>
           </w:tcPr>
           <w:p>
             <w:r>
@@ -16392,7 +16788,7 @@
         </w:tc>
         <w:tc>
           <w:tcPr>
-            <w:tcW w:type="dxa" w:w="1170"/>
+            <w:tcW w:type="dxa" w:w="1040"/>
           </w:tcPr>
           <w:p>
             <w:r>
@@ -16405,7 +16801,7 @@
         </w:tc>
         <w:tc>
           <w:tcPr>
-            <w:tcW w:type="dxa" w:w="1170"/>
+            <w:tcW w:type="dxa" w:w="1040"/>
           </w:tcPr>
           <w:p>
             <w:r>
@@ -16418,7 +16814,7 @@
         </w:tc>
         <w:tc>
           <w:tcPr>
-            <w:tcW w:type="dxa" w:w="1170"/>
+            <w:tcW w:type="dxa" w:w="1040"/>
           </w:tcPr>
           <w:p>
             <w:r>
@@ -16431,7 +16827,7 @@
         </w:tc>
         <w:tc>
           <w:tcPr>
-            <w:tcW w:type="dxa" w:w="1170"/>
+            <w:tcW w:type="dxa" w:w="1040"/>
           </w:tcPr>
           <w:p>
             <w:r>
@@ -16444,7 +16840,20 @@
         </w:tc>
         <w:tc>
           <w:tcPr>
-            <w:tcW w:type="dxa" w:w="1170"/>
+            <w:tcW w:type="dxa" w:w="1040"/>
+          </w:tcPr>
+          <w:p>
+            <w:r>
+              <w:rPr>
+                <w:sz w:val="14"/>
+              </w:rPr>
+              <w:t>False</w:t>
+            </w:r>
+          </w:p>
+        </w:tc>
+        <w:tc>
+          <w:tcPr>
+            <w:tcW w:type="dxa" w:w="1040"/>
           </w:tcPr>
           <w:p>
             <w:r>
@@ -16459,7 +16868,7 @@
       <w:tr>
         <w:tc>
           <w:tcPr>
-            <w:tcW w:type="dxa" w:w="1170"/>
+            <w:tcW w:type="dxa" w:w="1040"/>
           </w:tcPr>
           <w:p>
             <w:r>
@@ -16472,7 +16881,7 @@
         </w:tc>
         <w:tc>
           <w:tcPr>
-            <w:tcW w:type="dxa" w:w="1170"/>
+            <w:tcW w:type="dxa" w:w="1040"/>
           </w:tcPr>
           <w:p>
             <w:r>
@@ -16485,7 +16894,7 @@
         </w:tc>
         <w:tc>
           <w:tcPr>
-            <w:tcW w:type="dxa" w:w="1170"/>
+            <w:tcW w:type="dxa" w:w="1040"/>
           </w:tcPr>
           <w:p>
             <w:r>
@@ -16498,7 +16907,7 @@
         </w:tc>
         <w:tc>
           <w:tcPr>
-            <w:tcW w:type="dxa" w:w="1170"/>
+            <w:tcW w:type="dxa" w:w="1040"/>
           </w:tcPr>
           <w:p>
             <w:r>
@@ -16511,7 +16920,7 @@
         </w:tc>
         <w:tc>
           <w:tcPr>
-            <w:tcW w:type="dxa" w:w="1170"/>
+            <w:tcW w:type="dxa" w:w="1040"/>
           </w:tcPr>
           <w:p>
             <w:r>
@@ -16524,7 +16933,7 @@
         </w:tc>
         <w:tc>
           <w:tcPr>
-            <w:tcW w:type="dxa" w:w="1170"/>
+            <w:tcW w:type="dxa" w:w="1040"/>
           </w:tcPr>
           <w:p>
             <w:r>
@@ -16537,7 +16946,7 @@
         </w:tc>
         <w:tc>
           <w:tcPr>
-            <w:tcW w:type="dxa" w:w="1170"/>
+            <w:tcW w:type="dxa" w:w="1040"/>
           </w:tcPr>
           <w:p>
             <w:r>
@@ -16550,7 +16959,20 @@
         </w:tc>
         <w:tc>
           <w:tcPr>
-            <w:tcW w:type="dxa" w:w="1170"/>
+            <w:tcW w:type="dxa" w:w="1040"/>
+          </w:tcPr>
+          <w:p>
+            <w:r>
+              <w:rPr>
+                <w:sz w:val="14"/>
+              </w:rPr>
+              <w:t>False</w:t>
+            </w:r>
+          </w:p>
+        </w:tc>
+        <w:tc>
+          <w:tcPr>
+            <w:tcW w:type="dxa" w:w="1040"/>
           </w:tcPr>
           <w:p>
             <w:r>
@@ -16569,7 +16991,7 @@
         <w:spacing w:before="240" w:after="120"/>
       </w:pPr>
       <w:r>
-        <w:t>Table 9. Supplementary JMA daily station-winter evaluation.</w:t>
+        <w:t>Table 9. Supplementary paired JMA station-winter evaluation.</w:t>
       </w:r>
     </w:p>
     <w:tbl>
@@ -16579,19 +17001,20 @@
         <w:tblLook w:firstColumn="1" w:firstRow="1" w:lastColumn="0" w:lastRow="0" w:noHBand="0" w:noVBand="1" w:val="04A0"/>
       </w:tblPr>
       <w:tblGrid>
-        <w:gridCol w:w="1170"/>
-        <w:gridCol w:w="1170"/>
-        <w:gridCol w:w="1170"/>
-        <w:gridCol w:w="1170"/>
-        <w:gridCol w:w="1170"/>
-        <w:gridCol w:w="1170"/>
-        <w:gridCol w:w="1170"/>
-        <w:gridCol w:w="1170"/>
+        <w:gridCol w:w="1040"/>
+        <w:gridCol w:w="1040"/>
+        <w:gridCol w:w="1040"/>
+        <w:gridCol w:w="1040"/>
+        <w:gridCol w:w="1040"/>
+        <w:gridCol w:w="1040"/>
+        <w:gridCol w:w="1040"/>
+        <w:gridCol w:w="1040"/>
+        <w:gridCol w:w="1040"/>
       </w:tblGrid>
       <w:tr>
         <w:tc>
           <w:tcPr>
-            <w:tcW w:type="dxa" w:w="1170"/>
+            <w:tcW w:type="dxa" w:w="1040"/>
           </w:tcPr>
           <w:p>
             <w:r>
@@ -16605,7 +17028,7 @@
         </w:tc>
         <w:tc>
           <w:tcPr>
-            <w:tcW w:type="dxa" w:w="1170"/>
+            <w:tcW w:type="dxa" w:w="1040"/>
           </w:tcPr>
           <w:p>
             <w:r>
@@ -16619,7 +17042,7 @@
         </w:tc>
         <w:tc>
           <w:tcPr>
-            <w:tcW w:type="dxa" w:w="1170"/>
+            <w:tcW w:type="dxa" w:w="1040"/>
           </w:tcPr>
           <w:p>
             <w:r>
@@ -16627,13 +17050,13 @@
                 <w:b/>
                 <w:sz w:val="14"/>
               </w:rPr>
-              <w:t>Days</w:t>
-            </w:r>
-          </w:p>
-        </w:tc>
-        <w:tc>
-          <w:tcPr>
-            <w:tcW w:type="dxa" w:w="1170"/>
+              <w:t>Name</w:t>
+            </w:r>
+          </w:p>
+        </w:tc>
+        <w:tc>
+          <w:tcPr>
+            <w:tcW w:type="dxa" w:w="1040"/>
           </w:tcPr>
           <w:p>
             <w:r>
@@ -16641,13 +17064,13 @@
                 <w:b/>
                 <w:sz w:val="14"/>
               </w:rPr>
-              <w:t>Design</w:t>
-            </w:r>
-          </w:p>
-        </w:tc>
-        <w:tc>
-          <w:tcPr>
-            <w:tcW w:type="dxa" w:w="1170"/>
+              <w:t>Uniform Lmax</w:t>
+            </w:r>
+          </w:p>
+        </w:tc>
+        <w:tc>
+          <w:tcPr>
+            <w:tcW w:type="dxa" w:w="1040"/>
           </w:tcPr>
           <w:p>
             <w:r>
@@ -16655,13 +17078,13 @@
                 <w:b/>
                 <w:sz w:val="14"/>
               </w:rPr>
-              <w:t>Lmax</w:t>
-            </w:r>
-          </w:p>
-        </w:tc>
-        <w:tc>
-          <w:tcPr>
-            <w:tcW w:type="dxa" w:w="1170"/>
+              <w:t>Joint Lmax</w:t>
+            </w:r>
+          </w:p>
+        </w:tc>
+        <w:tc>
+          <w:tcPr>
+            <w:tcW w:type="dxa" w:w="1040"/>
           </w:tcPr>
           <w:p>
             <w:r>
@@ -16669,13 +17092,13 @@
                 <w:b/>
                 <w:sz w:val="14"/>
               </w:rPr>
-              <w:t>Smax</w:t>
-            </w:r>
-          </w:p>
-        </w:tc>
-        <w:tc>
-          <w:tcPr>
-            <w:tcW w:type="dxa" w:w="1170"/>
+              <w:t>Lmax ratio</w:t>
+            </w:r>
+          </w:p>
+        </w:tc>
+        <w:tc>
+          <w:tcPr>
+            <w:tcW w:type="dxa" w:w="1040"/>
           </w:tcPr>
           <w:p>
             <w:r>
@@ -16683,13 +17106,13 @@
                 <w:b/>
                 <w:sz w:val="14"/>
               </w:rPr>
-              <w:t>Events</w:t>
-            </w:r>
-          </w:p>
-        </w:tc>
-        <w:tc>
-          <w:tcPr>
-            <w:tcW w:type="dxa" w:w="1170"/>
+              <w:t>Uniform Smax</w:t>
+            </w:r>
+          </w:p>
+        </w:tc>
+        <w:tc>
+          <w:tcPr>
+            <w:tcW w:type="dxa" w:w="1040"/>
           </w:tcPr>
           <w:p>
             <w:r>
@@ -16697,7 +17120,21 @@
                 <w:b/>
                 <w:sz w:val="14"/>
               </w:rPr>
-              <w:t>Mean SSCI</w:t>
+              <w:t>Joint Smax</w:t>
+            </w:r>
+          </w:p>
+        </w:tc>
+        <w:tc>
+          <w:tcPr>
+            <w:tcW w:type="dxa" w:w="1040"/>
+          </w:tcPr>
+          <w:p>
+            <w:r>
+              <w:rPr>
+                <w:b/>
+                <w:sz w:val="14"/>
+              </w:rPr>
+              <w:t>Smax reduction (%)</w:t>
             </w:r>
           </w:p>
         </w:tc>
@@ -16705,7 +17142,7 @@
       <w:tr>
         <w:tc>
           <w:tcPr>
-            <w:tcW w:type="dxa" w:w="1170"/>
+            <w:tcW w:type="dxa" w:w="1040"/>
           </w:tcPr>
           <w:p>
             <w:r>
@@ -16718,7 +17155,7 @@
         </w:tc>
         <w:tc>
           <w:tcPr>
-            <w:tcW w:type="dxa" w:w="1170"/>
+            <w:tcW w:type="dxa" w:w="1040"/>
           </w:tcPr>
           <w:p>
             <w:r>
@@ -16731,33 +17168,20 @@
         </w:tc>
         <w:tc>
           <w:tcPr>
-            <w:tcW w:type="dxa" w:w="1170"/>
-          </w:tcPr>
-          <w:p>
-            <w:r>
-              <w:rPr>
-                <w:sz w:val="14"/>
-              </w:rPr>
-              <w:t>181</w:t>
-            </w:r>
-          </w:p>
-        </w:tc>
-        <w:tc>
-          <w:tcPr>
-            <w:tcW w:type="dxa" w:w="1170"/>
-          </w:tcPr>
-          <w:p>
-            <w:r>
-              <w:rPr>
-                <w:sz w:val="14"/>
-              </w:rPr>
-              <w:t>uniform_knee</w:t>
-            </w:r>
-          </w:p>
-        </w:tc>
-        <w:tc>
-          <w:tcPr>
-            <w:tcW w:type="dxa" w:w="1170"/>
+            <w:tcW w:type="dxa" w:w="1040"/>
+          </w:tcPr>
+          <w:p>
+            <w:r>
+              <w:rPr>
+                <w:sz w:val="14"/>
+              </w:rPr>
+              <w:t>Kutchan</w:t>
+            </w:r>
+          </w:p>
+        </w:tc>
+        <w:tc>
+          <w:tcPr>
+            <w:tcW w:type="dxa" w:w="1040"/>
           </w:tcPr>
           <w:p>
             <w:r>
@@ -16770,7 +17194,33 @@
         </w:tc>
         <w:tc>
           <w:tcPr>
-            <w:tcW w:type="dxa" w:w="1170"/>
+            <w:tcW w:type="dxa" w:w="1040"/>
+          </w:tcPr>
+          <w:p>
+            <w:r>
+              <w:rPr>
+                <w:sz w:val="14"/>
+              </w:rPr>
+              <w:t>3760.0</w:t>
+            </w:r>
+          </w:p>
+        </w:tc>
+        <w:tc>
+          <w:tcPr>
+            <w:tcW w:type="dxa" w:w="1040"/>
+          </w:tcPr>
+          <w:p>
+            <w:r>
+              <w:rPr>
+                <w:sz w:val="14"/>
+              </w:rPr>
+              <w:t>10.88</w:t>
+            </w:r>
+          </w:p>
+        </w:tc>
+        <w:tc>
+          <w:tcPr>
+            <w:tcW w:type="dxa" w:w="1040"/>
           </w:tcPr>
           <w:p>
             <w:r>
@@ -16783,27 +17233,27 @@
         </w:tc>
         <w:tc>
           <w:tcPr>
-            <w:tcW w:type="dxa" w:w="1170"/>
-          </w:tcPr>
-          <w:p>
-            <w:r>
-              <w:rPr>
-                <w:sz w:val="14"/>
-              </w:rPr>
-              <w:t>92.00</w:t>
-            </w:r>
-          </w:p>
-        </w:tc>
-        <w:tc>
-          <w:tcPr>
-            <w:tcW w:type="dxa" w:w="1170"/>
-          </w:tcPr>
-          <w:p>
-            <w:r>
-              <w:rPr>
-                <w:sz w:val="14"/>
-              </w:rPr>
-              <w:t>0.018</w:t>
+            <w:tcW w:type="dxa" w:w="1040"/>
+          </w:tcPr>
+          <w:p>
+            <w:r>
+              <w:rPr>
+                <w:sz w:val="14"/>
+              </w:rPr>
+              <w:t>175.6</w:t>
+            </w:r>
+          </w:p>
+        </w:tc>
+        <w:tc>
+          <w:tcPr>
+            <w:tcW w:type="dxa" w:w="1040"/>
+          </w:tcPr>
+          <w:p>
+            <w:r>
+              <w:rPr>
+                <w:sz w:val="14"/>
+              </w:rPr>
+              <w:t>49.19</w:t>
             </w:r>
           </w:p>
         </w:tc>
@@ -16811,7 +17261,7 @@
       <w:tr>
         <w:tc>
           <w:tcPr>
-            <w:tcW w:type="dxa" w:w="1170"/>
+            <w:tcW w:type="dxa" w:w="1040"/>
           </w:tcPr>
           <w:p>
             <w:r>
@@ -16824,92 +17274,105 @@
         </w:tc>
         <w:tc>
           <w:tcPr>
-            <w:tcW w:type="dxa" w:w="1170"/>
-          </w:tcPr>
-          <w:p>
-            <w:r>
-              <w:rPr>
-                <w:sz w:val="14"/>
-              </w:rPr>
-              <w:t>2021</w:t>
-            </w:r>
-          </w:p>
-        </w:tc>
-        <w:tc>
-          <w:tcPr>
-            <w:tcW w:type="dxa" w:w="1170"/>
-          </w:tcPr>
-          <w:p>
-            <w:r>
-              <w:rPr>
-                <w:sz w:val="14"/>
-              </w:rPr>
-              <w:t>181</w:t>
-            </w:r>
-          </w:p>
-        </w:tc>
-        <w:tc>
-          <w:tcPr>
-            <w:tcW w:type="dxa" w:w="1170"/>
-          </w:tcPr>
-          <w:p>
-            <w:r>
-              <w:rPr>
-                <w:sz w:val="14"/>
-              </w:rPr>
-              <w:t>joint_knee</w:t>
-            </w:r>
-          </w:p>
-        </w:tc>
-        <w:tc>
-          <w:tcPr>
-            <w:tcW w:type="dxa" w:w="1170"/>
-          </w:tcPr>
-          <w:p>
-            <w:r>
-              <w:rPr>
-                <w:sz w:val="14"/>
-              </w:rPr>
-              <w:t>3760.0</w:t>
-            </w:r>
-          </w:p>
-        </w:tc>
-        <w:tc>
-          <w:tcPr>
-            <w:tcW w:type="dxa" w:w="1170"/>
-          </w:tcPr>
-          <w:p>
-            <w:r>
-              <w:rPr>
-                <w:sz w:val="14"/>
-              </w:rPr>
-              <w:t>175.6</w:t>
-            </w:r>
-          </w:p>
-        </w:tc>
-        <w:tc>
-          <w:tcPr>
-            <w:tcW w:type="dxa" w:w="1170"/>
-          </w:tcPr>
-          <w:p>
-            <w:r>
-              <w:rPr>
-                <w:sz w:val="14"/>
-              </w:rPr>
-              <w:t>93.00</w:t>
-            </w:r>
-          </w:p>
-        </w:tc>
-        <w:tc>
-          <w:tcPr>
-            <w:tcW w:type="dxa" w:w="1170"/>
-          </w:tcPr>
-          <w:p>
-            <w:r>
-              <w:rPr>
-                <w:sz w:val="14"/>
-              </w:rPr>
-              <w:t>0.018</w:t>
+            <w:tcW w:type="dxa" w:w="1040"/>
+          </w:tcPr>
+          <w:p>
+            <w:r>
+              <w:rPr>
+                <w:sz w:val="14"/>
+              </w:rPr>
+              <w:t>2022</w:t>
+            </w:r>
+          </w:p>
+        </w:tc>
+        <w:tc>
+          <w:tcPr>
+            <w:tcW w:type="dxa" w:w="1040"/>
+          </w:tcPr>
+          <w:p>
+            <w:r>
+              <w:rPr>
+                <w:sz w:val="14"/>
+              </w:rPr>
+              <w:t>Kutchan</w:t>
+            </w:r>
+          </w:p>
+        </w:tc>
+        <w:tc>
+          <w:tcPr>
+            <w:tcW w:type="dxa" w:w="1040"/>
+          </w:tcPr>
+          <w:p>
+            <w:r>
+              <w:rPr>
+                <w:sz w:val="14"/>
+              </w:rPr>
+              <w:t>336.0</w:t>
+            </w:r>
+          </w:p>
+        </w:tc>
+        <w:tc>
+          <w:tcPr>
+            <w:tcW w:type="dxa" w:w="1040"/>
+          </w:tcPr>
+          <w:p>
+            <w:r>
+              <w:rPr>
+                <w:sz w:val="14"/>
+              </w:rPr>
+              <w:t>3903.8</w:t>
+            </w:r>
+          </w:p>
+        </w:tc>
+        <w:tc>
+          <w:tcPr>
+            <w:tcW w:type="dxa" w:w="1040"/>
+          </w:tcPr>
+          <w:p>
+            <w:r>
+              <w:rPr>
+                <w:sz w:val="14"/>
+              </w:rPr>
+              <w:t>11.62</w:t>
+            </w:r>
+          </w:p>
+        </w:tc>
+        <w:tc>
+          <w:tcPr>
+            <w:tcW w:type="dxa" w:w="1040"/>
+          </w:tcPr>
+          <w:p>
+            <w:r>
+              <w:rPr>
+                <w:sz w:val="14"/>
+              </w:rPr>
+              <w:t>336.0</w:t>
+            </w:r>
+          </w:p>
+        </w:tc>
+        <w:tc>
+          <w:tcPr>
+            <w:tcW w:type="dxa" w:w="1040"/>
+          </w:tcPr>
+          <w:p>
+            <w:r>
+              <w:rPr>
+                <w:sz w:val="14"/>
+              </w:rPr>
+              <w:t>168.0</w:t>
+            </w:r>
+          </w:p>
+        </w:tc>
+        <w:tc>
+          <w:tcPr>
+            <w:tcW w:type="dxa" w:w="1040"/>
+          </w:tcPr>
+          <w:p>
+            <w:r>
+              <w:rPr>
+                <w:sz w:val="14"/>
+              </w:rPr>
+              <w:t>50.00</w:t>
             </w:r>
           </w:p>
         </w:tc>
@@ -16917,7 +17380,7 @@
       <w:tr>
         <w:tc>
           <w:tcPr>
-            <w:tcW w:type="dxa" w:w="1170"/>
+            <w:tcW w:type="dxa" w:w="1040"/>
           </w:tcPr>
           <w:p>
             <w:r>
@@ -16930,92 +17393,105 @@
         </w:tc>
         <w:tc>
           <w:tcPr>
-            <w:tcW w:type="dxa" w:w="1170"/>
-          </w:tcPr>
-          <w:p>
-            <w:r>
-              <w:rPr>
-                <w:sz w:val="14"/>
-              </w:rPr>
-              <w:t>2022</w:t>
-            </w:r>
-          </w:p>
-        </w:tc>
-        <w:tc>
-          <w:tcPr>
-            <w:tcW w:type="dxa" w:w="1170"/>
-          </w:tcPr>
-          <w:p>
-            <w:r>
-              <w:rPr>
-                <w:sz w:val="14"/>
-              </w:rPr>
-              <w:t>181</w:t>
-            </w:r>
-          </w:p>
-        </w:tc>
-        <w:tc>
-          <w:tcPr>
-            <w:tcW w:type="dxa" w:w="1170"/>
-          </w:tcPr>
-          <w:p>
-            <w:r>
-              <w:rPr>
-                <w:sz w:val="14"/>
-              </w:rPr>
-              <w:t>uniform_knee</w:t>
-            </w:r>
-          </w:p>
-        </w:tc>
-        <w:tc>
-          <w:tcPr>
-            <w:tcW w:type="dxa" w:w="1170"/>
-          </w:tcPr>
-          <w:p>
-            <w:r>
-              <w:rPr>
-                <w:sz w:val="14"/>
-              </w:rPr>
-              <w:t>336.0</w:t>
-            </w:r>
-          </w:p>
-        </w:tc>
-        <w:tc>
-          <w:tcPr>
-            <w:tcW w:type="dxa" w:w="1170"/>
-          </w:tcPr>
-          <w:p>
-            <w:r>
-              <w:rPr>
-                <w:sz w:val="14"/>
-              </w:rPr>
-              <w:t>336.0</w:t>
-            </w:r>
-          </w:p>
-        </w:tc>
-        <w:tc>
-          <w:tcPr>
-            <w:tcW w:type="dxa" w:w="1170"/>
-          </w:tcPr>
-          <w:p>
-            <w:r>
-              <w:rPr>
-                <w:sz w:val="14"/>
-              </w:rPr>
-              <w:t>80.00</w:t>
-            </w:r>
-          </w:p>
-        </w:tc>
-        <w:tc>
-          <w:tcPr>
-            <w:tcW w:type="dxa" w:w="1170"/>
-          </w:tcPr>
-          <w:p>
-            <w:r>
-              <w:rPr>
-                <w:sz w:val="14"/>
-              </w:rPr>
-              <w:t>0.018</w:t>
+            <w:tcW w:type="dxa" w:w="1040"/>
+          </w:tcPr>
+          <w:p>
+            <w:r>
+              <w:rPr>
+                <w:sz w:val="14"/>
+              </w:rPr>
+              <w:t>2023</w:t>
+            </w:r>
+          </w:p>
+        </w:tc>
+        <w:tc>
+          <w:tcPr>
+            <w:tcW w:type="dxa" w:w="1040"/>
+          </w:tcPr>
+          <w:p>
+            <w:r>
+              <w:rPr>
+                <w:sz w:val="14"/>
+              </w:rPr>
+              <w:t>Kutchan</w:t>
+            </w:r>
+          </w:p>
+        </w:tc>
+        <w:tc>
+          <w:tcPr>
+            <w:tcW w:type="dxa" w:w="1040"/>
+          </w:tcPr>
+          <w:p>
+            <w:r>
+              <w:rPr>
+                <w:sz w:val="14"/>
+              </w:rPr>
+              <w:t>307.2</w:t>
+            </w:r>
+          </w:p>
+        </w:tc>
+        <w:tc>
+          <w:tcPr>
+            <w:tcW w:type="dxa" w:w="1040"/>
+          </w:tcPr>
+          <w:p>
+            <w:r>
+              <w:rPr>
+                <w:sz w:val="14"/>
+              </w:rPr>
+              <w:t>3151.5</w:t>
+            </w:r>
+          </w:p>
+        </w:tc>
+        <w:tc>
+          <w:tcPr>
+            <w:tcW w:type="dxa" w:w="1040"/>
+          </w:tcPr>
+          <w:p>
+            <w:r>
+              <w:rPr>
+                <w:sz w:val="14"/>
+              </w:rPr>
+              <w:t>10.26</w:t>
+            </w:r>
+          </w:p>
+        </w:tc>
+        <w:tc>
+          <w:tcPr>
+            <w:tcW w:type="dxa" w:w="1040"/>
+          </w:tcPr>
+          <w:p>
+            <w:r>
+              <w:rPr>
+                <w:sz w:val="14"/>
+              </w:rPr>
+              <w:t>307.2</w:t>
+            </w:r>
+          </w:p>
+        </w:tc>
+        <w:tc>
+          <w:tcPr>
+            <w:tcW w:type="dxa" w:w="1040"/>
+          </w:tcPr>
+          <w:p>
+            <w:r>
+              <w:rPr>
+                <w:sz w:val="14"/>
+              </w:rPr>
+              <w:t>153.6</w:t>
+            </w:r>
+          </w:p>
+        </w:tc>
+        <w:tc>
+          <w:tcPr>
+            <w:tcW w:type="dxa" w:w="1040"/>
+          </w:tcPr>
+          <w:p>
+            <w:r>
+              <w:rPr>
+                <w:sz w:val="14"/>
+              </w:rPr>
+              <w:t>50.00</w:t>
             </w:r>
           </w:p>
         </w:tc>
@@ -17023,105 +17499,118 @@
       <w:tr>
         <w:tc>
           <w:tcPr>
-            <w:tcW w:type="dxa" w:w="1170"/>
-          </w:tcPr>
-          <w:p>
-            <w:r>
-              <w:rPr>
-                <w:sz w:val="14"/>
-              </w:rPr>
-              <w:t>s47433</w:t>
-            </w:r>
-          </w:p>
-        </w:tc>
-        <w:tc>
-          <w:tcPr>
-            <w:tcW w:type="dxa" w:w="1170"/>
-          </w:tcPr>
-          <w:p>
-            <w:r>
-              <w:rPr>
-                <w:sz w:val="14"/>
-              </w:rPr>
-              <w:t>2022</w:t>
-            </w:r>
-          </w:p>
-        </w:tc>
-        <w:tc>
-          <w:tcPr>
-            <w:tcW w:type="dxa" w:w="1170"/>
-          </w:tcPr>
-          <w:p>
-            <w:r>
-              <w:rPr>
-                <w:sz w:val="14"/>
-              </w:rPr>
-              <w:t>181</w:t>
-            </w:r>
-          </w:p>
-        </w:tc>
-        <w:tc>
-          <w:tcPr>
-            <w:tcW w:type="dxa" w:w="1170"/>
-          </w:tcPr>
-          <w:p>
-            <w:r>
-              <w:rPr>
-                <w:sz w:val="14"/>
-              </w:rPr>
-              <w:t>joint_knee</w:t>
-            </w:r>
-          </w:p>
-        </w:tc>
-        <w:tc>
-          <w:tcPr>
-            <w:tcW w:type="dxa" w:w="1170"/>
-          </w:tcPr>
-          <w:p>
-            <w:r>
-              <w:rPr>
-                <w:sz w:val="14"/>
-              </w:rPr>
-              <w:t>3903.8</w:t>
-            </w:r>
-          </w:p>
-        </w:tc>
-        <w:tc>
-          <w:tcPr>
-            <w:tcW w:type="dxa" w:w="1170"/>
-          </w:tcPr>
-          <w:p>
-            <w:r>
-              <w:rPr>
-                <w:sz w:val="14"/>
-              </w:rPr>
-              <w:t>168.0</w:t>
-            </w:r>
-          </w:p>
-        </w:tc>
-        <w:tc>
-          <w:tcPr>
-            <w:tcW w:type="dxa" w:w="1170"/>
-          </w:tcPr>
-          <w:p>
-            <w:r>
-              <w:rPr>
-                <w:sz w:val="14"/>
-              </w:rPr>
-              <w:t>82.00</w:t>
-            </w:r>
-          </w:p>
-        </w:tc>
-        <w:tc>
-          <w:tcPr>
-            <w:tcW w:type="dxa" w:w="1170"/>
-          </w:tcPr>
-          <w:p>
-            <w:r>
-              <w:rPr>
-                <w:sz w:val="14"/>
-              </w:rPr>
-              <w:t>0.018</w:t>
+            <w:tcW w:type="dxa" w:w="1040"/>
+          </w:tcPr>
+          <w:p>
+            <w:r>
+              <w:rPr>
+                <w:sz w:val="14"/>
+              </w:rPr>
+              <w:t>s47520</w:t>
+            </w:r>
+          </w:p>
+        </w:tc>
+        <w:tc>
+          <w:tcPr>
+            <w:tcW w:type="dxa" w:w="1040"/>
+          </w:tcPr>
+          <w:p>
+            <w:r>
+              <w:rPr>
+                <w:sz w:val="14"/>
+              </w:rPr>
+              <w:t>2021</w:t>
+            </w:r>
+          </w:p>
+        </w:tc>
+        <w:tc>
+          <w:tcPr>
+            <w:tcW w:type="dxa" w:w="1040"/>
+          </w:tcPr>
+          <w:p>
+            <w:r>
+              <w:rPr>
+                <w:sz w:val="14"/>
+              </w:rPr>
+              <w:t>Shinjo</w:t>
+            </w:r>
+          </w:p>
+        </w:tc>
+        <w:tc>
+          <w:tcPr>
+            <w:tcW w:type="dxa" w:w="1040"/>
+          </w:tcPr>
+          <w:p>
+            <w:r>
+              <w:rPr>
+                <w:sz w:val="14"/>
+              </w:rPr>
+              <w:t>316.8</w:t>
+            </w:r>
+          </w:p>
+        </w:tc>
+        <w:tc>
+          <w:tcPr>
+            <w:tcW w:type="dxa" w:w="1040"/>
+          </w:tcPr>
+          <w:p>
+            <w:r>
+              <w:rPr>
+                <w:sz w:val="14"/>
+              </w:rPr>
+              <w:t>2910.6</w:t>
+            </w:r>
+          </w:p>
+        </w:tc>
+        <w:tc>
+          <w:tcPr>
+            <w:tcW w:type="dxa" w:w="1040"/>
+          </w:tcPr>
+          <w:p>
+            <w:r>
+              <w:rPr>
+                <w:sz w:val="14"/>
+              </w:rPr>
+              <w:t>9.187</w:t>
+            </w:r>
+          </w:p>
+        </w:tc>
+        <w:tc>
+          <w:tcPr>
+            <w:tcW w:type="dxa" w:w="1040"/>
+          </w:tcPr>
+          <w:p>
+            <w:r>
+              <w:rPr>
+                <w:sz w:val="14"/>
+              </w:rPr>
+              <w:t>316.8</w:t>
+            </w:r>
+          </w:p>
+        </w:tc>
+        <w:tc>
+          <w:tcPr>
+            <w:tcW w:type="dxa" w:w="1040"/>
+          </w:tcPr>
+          <w:p>
+            <w:r>
+              <w:rPr>
+                <w:sz w:val="14"/>
+              </w:rPr>
+              <w:t>158.4</w:t>
+            </w:r>
+          </w:p>
+        </w:tc>
+        <w:tc>
+          <w:tcPr>
+            <w:tcW w:type="dxa" w:w="1040"/>
+          </w:tcPr>
+          <w:p>
+            <w:r>
+              <w:rPr>
+                <w:sz w:val="14"/>
+              </w:rPr>
+              <w:t>50.00</w:t>
             </w:r>
           </w:p>
         </w:tc>
@@ -17129,105 +17618,118 @@
       <w:tr>
         <w:tc>
           <w:tcPr>
-            <w:tcW w:type="dxa" w:w="1170"/>
-          </w:tcPr>
-          <w:p>
-            <w:r>
-              <w:rPr>
-                <w:sz w:val="14"/>
-              </w:rPr>
-              <w:t>s47433</w:t>
-            </w:r>
-          </w:p>
-        </w:tc>
-        <w:tc>
-          <w:tcPr>
-            <w:tcW w:type="dxa" w:w="1170"/>
-          </w:tcPr>
-          <w:p>
-            <w:r>
-              <w:rPr>
-                <w:sz w:val="14"/>
-              </w:rPr>
-              <w:t>2023</w:t>
-            </w:r>
-          </w:p>
-        </w:tc>
-        <w:tc>
-          <w:tcPr>
-            <w:tcW w:type="dxa" w:w="1170"/>
-          </w:tcPr>
-          <w:p>
-            <w:r>
-              <w:rPr>
-                <w:sz w:val="14"/>
-              </w:rPr>
-              <w:t>182</w:t>
-            </w:r>
-          </w:p>
-        </w:tc>
-        <w:tc>
-          <w:tcPr>
-            <w:tcW w:type="dxa" w:w="1170"/>
-          </w:tcPr>
-          <w:p>
-            <w:r>
-              <w:rPr>
-                <w:sz w:val="14"/>
-              </w:rPr>
-              <w:t>uniform_knee</w:t>
-            </w:r>
-          </w:p>
-        </w:tc>
-        <w:tc>
-          <w:tcPr>
-            <w:tcW w:type="dxa" w:w="1170"/>
-          </w:tcPr>
-          <w:p>
-            <w:r>
-              <w:rPr>
-                <w:sz w:val="14"/>
-              </w:rPr>
-              <w:t>307.2</w:t>
-            </w:r>
-          </w:p>
-        </w:tc>
-        <w:tc>
-          <w:tcPr>
-            <w:tcW w:type="dxa" w:w="1170"/>
-          </w:tcPr>
-          <w:p>
-            <w:r>
-              <w:rPr>
-                <w:sz w:val="14"/>
-              </w:rPr>
-              <w:t>307.2</w:t>
-            </w:r>
-          </w:p>
-        </w:tc>
-        <w:tc>
-          <w:tcPr>
-            <w:tcW w:type="dxa" w:w="1170"/>
-          </w:tcPr>
-          <w:p>
-            <w:r>
-              <w:rPr>
-                <w:sz w:val="14"/>
-              </w:rPr>
-              <w:t>90.00</w:t>
-            </w:r>
-          </w:p>
-        </w:tc>
-        <w:tc>
-          <w:tcPr>
-            <w:tcW w:type="dxa" w:w="1170"/>
-          </w:tcPr>
-          <w:p>
-            <w:r>
-              <w:rPr>
-                <w:sz w:val="14"/>
-              </w:rPr>
-              <w:t>0.019</w:t>
+            <w:tcW w:type="dxa" w:w="1040"/>
+          </w:tcPr>
+          <w:p>
+            <w:r>
+              <w:rPr>
+                <w:sz w:val="14"/>
+              </w:rPr>
+              <w:t>s47520</w:t>
+            </w:r>
+          </w:p>
+        </w:tc>
+        <w:tc>
+          <w:tcPr>
+            <w:tcW w:type="dxa" w:w="1040"/>
+          </w:tcPr>
+          <w:p>
+            <w:r>
+              <w:rPr>
+                <w:sz w:val="14"/>
+              </w:rPr>
+              <w:t>2022</w:t>
+            </w:r>
+          </w:p>
+        </w:tc>
+        <w:tc>
+          <w:tcPr>
+            <w:tcW w:type="dxa" w:w="1040"/>
+          </w:tcPr>
+          <w:p>
+            <w:r>
+              <w:rPr>
+                <w:sz w:val="14"/>
+              </w:rPr>
+              <w:t>Shinjo</w:t>
+            </w:r>
+          </w:p>
+        </w:tc>
+        <w:tc>
+          <w:tcPr>
+            <w:tcW w:type="dxa" w:w="1040"/>
+          </w:tcPr>
+          <w:p>
+            <w:r>
+              <w:rPr>
+                <w:sz w:val="14"/>
+              </w:rPr>
+              <w:t>451.2</w:t>
+            </w:r>
+          </w:p>
+        </w:tc>
+        <w:tc>
+          <w:tcPr>
+            <w:tcW w:type="dxa" w:w="1040"/>
+          </w:tcPr>
+          <w:p>
+            <w:r>
+              <w:rPr>
+                <w:sz w:val="14"/>
+              </w:rPr>
+              <w:t>2282.4</w:t>
+            </w:r>
+          </w:p>
+        </w:tc>
+        <w:tc>
+          <w:tcPr>
+            <w:tcW w:type="dxa" w:w="1040"/>
+          </w:tcPr>
+          <w:p>
+            <w:r>
+              <w:rPr>
+                <w:sz w:val="14"/>
+              </w:rPr>
+              <w:t>5.058</w:t>
+            </w:r>
+          </w:p>
+        </w:tc>
+        <w:tc>
+          <w:tcPr>
+            <w:tcW w:type="dxa" w:w="1040"/>
+          </w:tcPr>
+          <w:p>
+            <w:r>
+              <w:rPr>
+                <w:sz w:val="14"/>
+              </w:rPr>
+              <w:t>451.2</w:t>
+            </w:r>
+          </w:p>
+        </w:tc>
+        <w:tc>
+          <w:tcPr>
+            <w:tcW w:type="dxa" w:w="1040"/>
+          </w:tcPr>
+          <w:p>
+            <w:r>
+              <w:rPr>
+                <w:sz w:val="14"/>
+              </w:rPr>
+              <w:t>225.6</w:t>
+            </w:r>
+          </w:p>
+        </w:tc>
+        <w:tc>
+          <w:tcPr>
+            <w:tcW w:type="dxa" w:w="1040"/>
+          </w:tcPr>
+          <w:p>
+            <w:r>
+              <w:rPr>
+                <w:sz w:val="14"/>
+              </w:rPr>
+              <w:t>50.00</w:t>
             </w:r>
           </w:p>
         </w:tc>
@@ -17235,20 +17737,20 @@
       <w:tr>
         <w:tc>
           <w:tcPr>
-            <w:tcW w:type="dxa" w:w="1170"/>
-          </w:tcPr>
-          <w:p>
-            <w:r>
-              <w:rPr>
-                <w:sz w:val="14"/>
-              </w:rPr>
-              <w:t>s47433</w:t>
-            </w:r>
-          </w:p>
-        </w:tc>
-        <w:tc>
-          <w:tcPr>
-            <w:tcW w:type="dxa" w:w="1170"/>
+            <w:tcW w:type="dxa" w:w="1040"/>
+          </w:tcPr>
+          <w:p>
+            <w:r>
+              <w:rPr>
+                <w:sz w:val="14"/>
+              </w:rPr>
+              <w:t>s47520</w:t>
+            </w:r>
+          </w:p>
+        </w:tc>
+        <w:tc>
+          <w:tcPr>
+            <w:tcW w:type="dxa" w:w="1040"/>
           </w:tcPr>
           <w:p>
             <w:r>
@@ -17261,79 +17763,92 @@
         </w:tc>
         <w:tc>
           <w:tcPr>
-            <w:tcW w:type="dxa" w:w="1170"/>
-          </w:tcPr>
-          <w:p>
-            <w:r>
-              <w:rPr>
-                <w:sz w:val="14"/>
-              </w:rPr>
-              <w:t>182</w:t>
-            </w:r>
-          </w:p>
-        </w:tc>
-        <w:tc>
-          <w:tcPr>
-            <w:tcW w:type="dxa" w:w="1170"/>
-          </w:tcPr>
-          <w:p>
-            <w:r>
-              <w:rPr>
-                <w:sz w:val="14"/>
-              </w:rPr>
-              <w:t>joint_knee</w:t>
-            </w:r>
-          </w:p>
-        </w:tc>
-        <w:tc>
-          <w:tcPr>
-            <w:tcW w:type="dxa" w:w="1170"/>
-          </w:tcPr>
-          <w:p>
-            <w:r>
-              <w:rPr>
-                <w:sz w:val="14"/>
-              </w:rPr>
-              <w:t>3151.5</w:t>
-            </w:r>
-          </w:p>
-        </w:tc>
-        <w:tc>
-          <w:tcPr>
-            <w:tcW w:type="dxa" w:w="1170"/>
-          </w:tcPr>
-          <w:p>
-            <w:r>
-              <w:rPr>
-                <w:sz w:val="14"/>
-              </w:rPr>
-              <w:t>153.6</w:t>
-            </w:r>
-          </w:p>
-        </w:tc>
-        <w:tc>
-          <w:tcPr>
-            <w:tcW w:type="dxa" w:w="1170"/>
-          </w:tcPr>
-          <w:p>
-            <w:r>
-              <w:rPr>
-                <w:sz w:val="14"/>
-              </w:rPr>
-              <w:t>93.00</w:t>
-            </w:r>
-          </w:p>
-        </w:tc>
-        <w:tc>
-          <w:tcPr>
-            <w:tcW w:type="dxa" w:w="1170"/>
-          </w:tcPr>
-          <w:p>
-            <w:r>
-              <w:rPr>
-                <w:sz w:val="14"/>
-              </w:rPr>
-              <w:t>0.020</w:t>
+            <w:tcW w:type="dxa" w:w="1040"/>
+          </w:tcPr>
+          <w:p>
+            <w:r>
+              <w:rPr>
+                <w:sz w:val="14"/>
+              </w:rPr>
+              <w:t>Shinjo</w:t>
+            </w:r>
+          </w:p>
+        </w:tc>
+        <w:tc>
+          <w:tcPr>
+            <w:tcW w:type="dxa" w:w="1040"/>
+          </w:tcPr>
+          <w:p>
+            <w:r>
+              <w:rPr>
+                <w:sz w:val="14"/>
+              </w:rPr>
+              <w:t>278.4</w:t>
+            </w:r>
+          </w:p>
+        </w:tc>
+        <w:tc>
+          <w:tcPr>
+            <w:tcW w:type="dxa" w:w="1040"/>
+          </w:tcPr>
+          <w:p>
+            <w:r>
+              <w:rPr>
+                <w:sz w:val="14"/>
+              </w:rPr>
+              <w:t>563.2</w:t>
+            </w:r>
+          </w:p>
+        </w:tc>
+        <w:tc>
+          <w:tcPr>
+            <w:tcW w:type="dxa" w:w="1040"/>
+          </w:tcPr>
+          <w:p>
+            <w:r>
+              <w:rPr>
+                <w:sz w:val="14"/>
+              </w:rPr>
+              <w:t>2.023</w:t>
+            </w:r>
+          </w:p>
+        </w:tc>
+        <w:tc>
+          <w:tcPr>
+            <w:tcW w:type="dxa" w:w="1040"/>
+          </w:tcPr>
+          <w:p>
+            <w:r>
+              <w:rPr>
+                <w:sz w:val="14"/>
+              </w:rPr>
+              <w:t>278.4</w:t>
+            </w:r>
+          </w:p>
+        </w:tc>
+        <w:tc>
+          <w:tcPr>
+            <w:tcW w:type="dxa" w:w="1040"/>
+          </w:tcPr>
+          <w:p>
+            <w:r>
+              <w:rPr>
+                <w:sz w:val="14"/>
+              </w:rPr>
+              <w:t>139.6</w:t>
+            </w:r>
+          </w:p>
+        </w:tc>
+        <w:tc>
+          <w:tcPr>
+            <w:tcW w:type="dxa" w:w="1040"/>
+          </w:tcPr>
+          <w:p>
+            <w:r>
+              <w:rPr>
+                <w:sz w:val="14"/>
+              </w:rPr>
+              <w:t>49.86</w:t>
             </w:r>
           </w:p>
         </w:tc>
@@ -17341,20 +17856,20 @@
       <w:tr>
         <w:tc>
           <w:tcPr>
-            <w:tcW w:type="dxa" w:w="1170"/>
-          </w:tcPr>
-          <w:p>
-            <w:r>
-              <w:rPr>
-                <w:sz w:val="14"/>
-              </w:rPr>
-              <w:t>s47520</w:t>
-            </w:r>
-          </w:p>
-        </w:tc>
-        <w:tc>
-          <w:tcPr>
-            <w:tcW w:type="dxa" w:w="1170"/>
+            <w:tcW w:type="dxa" w:w="1040"/>
+          </w:tcPr>
+          <w:p>
+            <w:r>
+              <w:rPr>
+                <w:sz w:val="14"/>
+              </w:rPr>
+              <w:t>s47575</w:t>
+            </w:r>
+          </w:p>
+        </w:tc>
+        <w:tc>
+          <w:tcPr>
+            <w:tcW w:type="dxa" w:w="1040"/>
           </w:tcPr>
           <w:p>
             <w:r>
@@ -17367,79 +17882,92 @@
         </w:tc>
         <w:tc>
           <w:tcPr>
-            <w:tcW w:type="dxa" w:w="1170"/>
-          </w:tcPr>
-          <w:p>
-            <w:r>
-              <w:rPr>
-                <w:sz w:val="14"/>
-              </w:rPr>
-              <w:t>181</w:t>
-            </w:r>
-          </w:p>
-        </w:tc>
-        <w:tc>
-          <w:tcPr>
-            <w:tcW w:type="dxa" w:w="1170"/>
-          </w:tcPr>
-          <w:p>
-            <w:r>
-              <w:rPr>
-                <w:sz w:val="14"/>
-              </w:rPr>
-              <w:t>uniform_knee</w:t>
-            </w:r>
-          </w:p>
-        </w:tc>
-        <w:tc>
-          <w:tcPr>
-            <w:tcW w:type="dxa" w:w="1170"/>
-          </w:tcPr>
-          <w:p>
-            <w:r>
-              <w:rPr>
-                <w:sz w:val="14"/>
-              </w:rPr>
-              <w:t>316.8</w:t>
-            </w:r>
-          </w:p>
-        </w:tc>
-        <w:tc>
-          <w:tcPr>
-            <w:tcW w:type="dxa" w:w="1170"/>
-          </w:tcPr>
-          <w:p>
-            <w:r>
-              <w:rPr>
-                <w:sz w:val="14"/>
-              </w:rPr>
-              <w:t>316.8</w:t>
-            </w:r>
-          </w:p>
-        </w:tc>
-        <w:tc>
-          <w:tcPr>
-            <w:tcW w:type="dxa" w:w="1170"/>
-          </w:tcPr>
-          <w:p>
-            <w:r>
-              <w:rPr>
-                <w:sz w:val="14"/>
-              </w:rPr>
-              <w:t>63.00</w:t>
-            </w:r>
-          </w:p>
-        </w:tc>
-        <w:tc>
-          <w:tcPr>
-            <w:tcW w:type="dxa" w:w="1170"/>
-          </w:tcPr>
-          <w:p>
-            <w:r>
-              <w:rPr>
-                <w:sz w:val="14"/>
-              </w:rPr>
-              <w:t>0.025</w:t>
+            <w:tcW w:type="dxa" w:w="1040"/>
+          </w:tcPr>
+          <w:p>
+            <w:r>
+              <w:rPr>
+                <w:sz w:val="14"/>
+              </w:rPr>
+              <w:t>Aomori</w:t>
+            </w:r>
+          </w:p>
+        </w:tc>
+        <w:tc>
+          <w:tcPr>
+            <w:tcW w:type="dxa" w:w="1040"/>
+          </w:tcPr>
+          <w:p>
+            <w:r>
+              <w:rPr>
+                <w:sz w:val="14"/>
+              </w:rPr>
+              <w:t>499.2</w:t>
+            </w:r>
+          </w:p>
+        </w:tc>
+        <w:tc>
+          <w:tcPr>
+            <w:tcW w:type="dxa" w:w="1040"/>
+          </w:tcPr>
+          <w:p>
+            <w:r>
+              <w:rPr>
+                <w:sz w:val="14"/>
+              </w:rPr>
+              <w:t>2570.7</w:t>
+            </w:r>
+          </w:p>
+        </w:tc>
+        <w:tc>
+          <w:tcPr>
+            <w:tcW w:type="dxa" w:w="1040"/>
+          </w:tcPr>
+          <w:p>
+            <w:r>
+              <w:rPr>
+                <w:sz w:val="14"/>
+              </w:rPr>
+              <w:t>5.150</w:t>
+            </w:r>
+          </w:p>
+        </w:tc>
+        <w:tc>
+          <w:tcPr>
+            <w:tcW w:type="dxa" w:w="1040"/>
+          </w:tcPr>
+          <w:p>
+            <w:r>
+              <w:rPr>
+                <w:sz w:val="14"/>
+              </w:rPr>
+              <w:t>499.2</w:t>
+            </w:r>
+          </w:p>
+        </w:tc>
+        <w:tc>
+          <w:tcPr>
+            <w:tcW w:type="dxa" w:w="1040"/>
+          </w:tcPr>
+          <w:p>
+            <w:r>
+              <w:rPr>
+                <w:sz w:val="14"/>
+              </w:rPr>
+              <w:t>254.8</w:t>
+            </w:r>
+          </w:p>
+        </w:tc>
+        <w:tc>
+          <w:tcPr>
+            <w:tcW w:type="dxa" w:w="1040"/>
+          </w:tcPr>
+          <w:p>
+            <w:r>
+              <w:rPr>
+                <w:sz w:val="14"/>
+              </w:rPr>
+              <w:t>48.96</w:t>
             </w:r>
           </w:p>
         </w:tc>
@@ -17447,105 +17975,118 @@
       <w:tr>
         <w:tc>
           <w:tcPr>
-            <w:tcW w:type="dxa" w:w="1170"/>
-          </w:tcPr>
-          <w:p>
-            <w:r>
-              <w:rPr>
-                <w:sz w:val="14"/>
-              </w:rPr>
-              <w:t>s47520</w:t>
-            </w:r>
-          </w:p>
-        </w:tc>
-        <w:tc>
-          <w:tcPr>
-            <w:tcW w:type="dxa" w:w="1170"/>
-          </w:tcPr>
-          <w:p>
-            <w:r>
-              <w:rPr>
-                <w:sz w:val="14"/>
-              </w:rPr>
-              <w:t>2021</w:t>
-            </w:r>
-          </w:p>
-        </w:tc>
-        <w:tc>
-          <w:tcPr>
-            <w:tcW w:type="dxa" w:w="1170"/>
-          </w:tcPr>
-          <w:p>
-            <w:r>
-              <w:rPr>
-                <w:sz w:val="14"/>
-              </w:rPr>
-              <w:t>181</w:t>
-            </w:r>
-          </w:p>
-        </w:tc>
-        <w:tc>
-          <w:tcPr>
-            <w:tcW w:type="dxa" w:w="1170"/>
-          </w:tcPr>
-          <w:p>
-            <w:r>
-              <w:rPr>
-                <w:sz w:val="14"/>
-              </w:rPr>
-              <w:t>joint_knee</w:t>
-            </w:r>
-          </w:p>
-        </w:tc>
-        <w:tc>
-          <w:tcPr>
-            <w:tcW w:type="dxa" w:w="1170"/>
-          </w:tcPr>
-          <w:p>
-            <w:r>
-              <w:rPr>
-                <w:sz w:val="14"/>
-              </w:rPr>
-              <w:t>2910.6</w:t>
-            </w:r>
-          </w:p>
-        </w:tc>
-        <w:tc>
-          <w:tcPr>
-            <w:tcW w:type="dxa" w:w="1170"/>
-          </w:tcPr>
-          <w:p>
-            <w:r>
-              <w:rPr>
-                <w:sz w:val="14"/>
-              </w:rPr>
-              <w:t>158.4</w:t>
-            </w:r>
-          </w:p>
-        </w:tc>
-        <w:tc>
-          <w:tcPr>
-            <w:tcW w:type="dxa" w:w="1170"/>
-          </w:tcPr>
-          <w:p>
-            <w:r>
-              <w:rPr>
-                <w:sz w:val="14"/>
-              </w:rPr>
-              <w:t>63.00</w:t>
-            </w:r>
-          </w:p>
-        </w:tc>
-        <w:tc>
-          <w:tcPr>
-            <w:tcW w:type="dxa" w:w="1170"/>
-          </w:tcPr>
-          <w:p>
-            <w:r>
-              <w:rPr>
-                <w:sz w:val="14"/>
-              </w:rPr>
-              <w:t>0.025</w:t>
+            <w:tcW w:type="dxa" w:w="1040"/>
+          </w:tcPr>
+          <w:p>
+            <w:r>
+              <w:rPr>
+                <w:sz w:val="14"/>
+              </w:rPr>
+              <w:t>s47575</w:t>
+            </w:r>
+          </w:p>
+        </w:tc>
+        <w:tc>
+          <w:tcPr>
+            <w:tcW w:type="dxa" w:w="1040"/>
+          </w:tcPr>
+          <w:p>
+            <w:r>
+              <w:rPr>
+                <w:sz w:val="14"/>
+              </w:rPr>
+              <w:t>2022</w:t>
+            </w:r>
+          </w:p>
+        </w:tc>
+        <w:tc>
+          <w:tcPr>
+            <w:tcW w:type="dxa" w:w="1040"/>
+          </w:tcPr>
+          <w:p>
+            <w:r>
+              <w:rPr>
+                <w:sz w:val="14"/>
+              </w:rPr>
+              <w:t>Aomori</w:t>
+            </w:r>
+          </w:p>
+        </w:tc>
+        <w:tc>
+          <w:tcPr>
+            <w:tcW w:type="dxa" w:w="1040"/>
+          </w:tcPr>
+          <w:p>
+            <w:r>
+              <w:rPr>
+                <w:sz w:val="14"/>
+              </w:rPr>
+              <w:t>278.4</w:t>
+            </w:r>
+          </w:p>
+        </w:tc>
+        <w:tc>
+          <w:tcPr>
+            <w:tcW w:type="dxa" w:w="1040"/>
+          </w:tcPr>
+          <w:p>
+            <w:r>
+              <w:rPr>
+                <w:sz w:val="14"/>
+              </w:rPr>
+              <w:t>1728.7</w:t>
+            </w:r>
+          </w:p>
+        </w:tc>
+        <w:tc>
+          <w:tcPr>
+            <w:tcW w:type="dxa" w:w="1040"/>
+          </w:tcPr>
+          <w:p>
+            <w:r>
+              <w:rPr>
+                <w:sz w:val="14"/>
+              </w:rPr>
+              <w:t>6.209</w:t>
+            </w:r>
+          </w:p>
+        </w:tc>
+        <w:tc>
+          <w:tcPr>
+            <w:tcW w:type="dxa" w:w="1040"/>
+          </w:tcPr>
+          <w:p>
+            <w:r>
+              <w:rPr>
+                <w:sz w:val="14"/>
+              </w:rPr>
+              <w:t>278.4</w:t>
+            </w:r>
+          </w:p>
+        </w:tc>
+        <w:tc>
+          <w:tcPr>
+            <w:tcW w:type="dxa" w:w="1040"/>
+          </w:tcPr>
+          <w:p>
+            <w:r>
+              <w:rPr>
+                <w:sz w:val="14"/>
+              </w:rPr>
+              <w:t>139.2</w:t>
+            </w:r>
+          </w:p>
+        </w:tc>
+        <w:tc>
+          <w:tcPr>
+            <w:tcW w:type="dxa" w:w="1040"/>
+          </w:tcPr>
+          <w:p>
+            <w:r>
+              <w:rPr>
+                <w:sz w:val="14"/>
+              </w:rPr>
+              <w:t>50.00</w:t>
             </w:r>
           </w:p>
         </w:tc>
@@ -17553,105 +18094,118 @@
       <w:tr>
         <w:tc>
           <w:tcPr>
-            <w:tcW w:type="dxa" w:w="1170"/>
-          </w:tcPr>
-          <w:p>
-            <w:r>
-              <w:rPr>
-                <w:sz w:val="14"/>
-              </w:rPr>
-              <w:t>s47520</w:t>
-            </w:r>
-          </w:p>
-        </w:tc>
-        <w:tc>
-          <w:tcPr>
-            <w:tcW w:type="dxa" w:w="1170"/>
-          </w:tcPr>
-          <w:p>
-            <w:r>
-              <w:rPr>
-                <w:sz w:val="14"/>
-              </w:rPr>
-              <w:t>2022</w:t>
-            </w:r>
-          </w:p>
-        </w:tc>
-        <w:tc>
-          <w:tcPr>
-            <w:tcW w:type="dxa" w:w="1170"/>
-          </w:tcPr>
-          <w:p>
-            <w:r>
-              <w:rPr>
-                <w:sz w:val="14"/>
-              </w:rPr>
-              <w:t>181</w:t>
-            </w:r>
-          </w:p>
-        </w:tc>
-        <w:tc>
-          <w:tcPr>
-            <w:tcW w:type="dxa" w:w="1170"/>
-          </w:tcPr>
-          <w:p>
-            <w:r>
-              <w:rPr>
-                <w:sz w:val="14"/>
-              </w:rPr>
-              <w:t>uniform_knee</w:t>
-            </w:r>
-          </w:p>
-        </w:tc>
-        <w:tc>
-          <w:tcPr>
-            <w:tcW w:type="dxa" w:w="1170"/>
-          </w:tcPr>
-          <w:p>
-            <w:r>
-              <w:rPr>
-                <w:sz w:val="14"/>
-              </w:rPr>
-              <w:t>451.2</w:t>
-            </w:r>
-          </w:p>
-        </w:tc>
-        <w:tc>
-          <w:tcPr>
-            <w:tcW w:type="dxa" w:w="1170"/>
-          </w:tcPr>
-          <w:p>
-            <w:r>
-              <w:rPr>
-                <w:sz w:val="14"/>
-              </w:rPr>
-              <w:t>451.2</w:t>
-            </w:r>
-          </w:p>
-        </w:tc>
-        <w:tc>
-          <w:tcPr>
-            <w:tcW w:type="dxa" w:w="1170"/>
-          </w:tcPr>
-          <w:p>
-            <w:r>
-              <w:rPr>
-                <w:sz w:val="14"/>
-              </w:rPr>
-              <w:t>53.00</w:t>
-            </w:r>
-          </w:p>
-        </w:tc>
-        <w:tc>
-          <w:tcPr>
-            <w:tcW w:type="dxa" w:w="1170"/>
-          </w:tcPr>
-          <w:p>
-            <w:r>
-              <w:rPr>
-                <w:sz w:val="14"/>
-              </w:rPr>
-              <w:t>0.038</w:t>
+            <w:tcW w:type="dxa" w:w="1040"/>
+          </w:tcPr>
+          <w:p>
+            <w:r>
+              <w:rPr>
+                <w:sz w:val="14"/>
+              </w:rPr>
+              <w:t>s47575</w:t>
+            </w:r>
+          </w:p>
+        </w:tc>
+        <w:tc>
+          <w:tcPr>
+            <w:tcW w:type="dxa" w:w="1040"/>
+          </w:tcPr>
+          <w:p>
+            <w:r>
+              <w:rPr>
+                <w:sz w:val="14"/>
+              </w:rPr>
+              <w:t>2023</w:t>
+            </w:r>
+          </w:p>
+        </w:tc>
+        <w:tc>
+          <w:tcPr>
+            <w:tcW w:type="dxa" w:w="1040"/>
+          </w:tcPr>
+          <w:p>
+            <w:r>
+              <w:rPr>
+                <w:sz w:val="14"/>
+              </w:rPr>
+              <w:t>Aomori</w:t>
+            </w:r>
+          </w:p>
+        </w:tc>
+        <w:tc>
+          <w:tcPr>
+            <w:tcW w:type="dxa" w:w="1040"/>
+          </w:tcPr>
+          <w:p>
+            <w:r>
+              <w:rPr>
+                <w:sz w:val="14"/>
+              </w:rPr>
+              <w:t>278.4</w:t>
+            </w:r>
+          </w:p>
+        </w:tc>
+        <w:tc>
+          <w:tcPr>
+            <w:tcW w:type="dxa" w:w="1040"/>
+          </w:tcPr>
+          <w:p>
+            <w:r>
+              <w:rPr>
+                <w:sz w:val="14"/>
+              </w:rPr>
+              <w:t>787.8</w:t>
+            </w:r>
+          </w:p>
+        </w:tc>
+        <w:tc>
+          <w:tcPr>
+            <w:tcW w:type="dxa" w:w="1040"/>
+          </w:tcPr>
+          <w:p>
+            <w:r>
+              <w:rPr>
+                <w:sz w:val="14"/>
+              </w:rPr>
+              <w:t>2.830</w:t>
+            </w:r>
+          </w:p>
+        </w:tc>
+        <w:tc>
+          <w:tcPr>
+            <w:tcW w:type="dxa" w:w="1040"/>
+          </w:tcPr>
+          <w:p>
+            <w:r>
+              <w:rPr>
+                <w:sz w:val="14"/>
+              </w:rPr>
+              <w:t>278.4</w:t>
+            </w:r>
+          </w:p>
+        </w:tc>
+        <w:tc>
+          <w:tcPr>
+            <w:tcW w:type="dxa" w:w="1040"/>
+          </w:tcPr>
+          <w:p>
+            <w:r>
+              <w:rPr>
+                <w:sz w:val="14"/>
+              </w:rPr>
+              <w:t>139.2</w:t>
+            </w:r>
+          </w:p>
+        </w:tc>
+        <w:tc>
+          <w:tcPr>
+            <w:tcW w:type="dxa" w:w="1040"/>
+          </w:tcPr>
+          <w:p>
+            <w:r>
+              <w:rPr>
+                <w:sz w:val="14"/>
+              </w:rPr>
+              <w:t>50.00</w:t>
             </w:r>
           </w:p>
         </w:tc>
@@ -17659,105 +18213,118 @@
       <w:tr>
         <w:tc>
           <w:tcPr>
-            <w:tcW w:type="dxa" w:w="1170"/>
-          </w:tcPr>
-          <w:p>
-            <w:r>
-              <w:rPr>
-                <w:sz w:val="14"/>
-              </w:rPr>
-              <w:t>s47520</w:t>
-            </w:r>
-          </w:p>
-        </w:tc>
-        <w:tc>
-          <w:tcPr>
-            <w:tcW w:type="dxa" w:w="1170"/>
-          </w:tcPr>
-          <w:p>
-            <w:r>
-              <w:rPr>
-                <w:sz w:val="14"/>
-              </w:rPr>
-              <w:t>2022</w:t>
-            </w:r>
-          </w:p>
-        </w:tc>
-        <w:tc>
-          <w:tcPr>
-            <w:tcW w:type="dxa" w:w="1170"/>
-          </w:tcPr>
-          <w:p>
-            <w:r>
-              <w:rPr>
-                <w:sz w:val="14"/>
-              </w:rPr>
-              <w:t>181</w:t>
-            </w:r>
-          </w:p>
-        </w:tc>
-        <w:tc>
-          <w:tcPr>
-            <w:tcW w:type="dxa" w:w="1170"/>
-          </w:tcPr>
-          <w:p>
-            <w:r>
-              <w:rPr>
-                <w:sz w:val="14"/>
-              </w:rPr>
-              <w:t>joint_knee</w:t>
-            </w:r>
-          </w:p>
-        </w:tc>
-        <w:tc>
-          <w:tcPr>
-            <w:tcW w:type="dxa" w:w="1170"/>
-          </w:tcPr>
-          <w:p>
-            <w:r>
-              <w:rPr>
-                <w:sz w:val="14"/>
-              </w:rPr>
-              <w:t>2282.4</w:t>
-            </w:r>
-          </w:p>
-        </w:tc>
-        <w:tc>
-          <w:tcPr>
-            <w:tcW w:type="dxa" w:w="1170"/>
-          </w:tcPr>
-          <w:p>
-            <w:r>
-              <w:rPr>
-                <w:sz w:val="14"/>
-              </w:rPr>
-              <w:t>225.6</w:t>
-            </w:r>
-          </w:p>
-        </w:tc>
-        <w:tc>
-          <w:tcPr>
-            <w:tcW w:type="dxa" w:w="1170"/>
-          </w:tcPr>
-          <w:p>
-            <w:r>
-              <w:rPr>
-                <w:sz w:val="14"/>
-              </w:rPr>
-              <w:t>52.00</w:t>
-            </w:r>
-          </w:p>
-        </w:tc>
-        <w:tc>
-          <w:tcPr>
-            <w:tcW w:type="dxa" w:w="1170"/>
-          </w:tcPr>
-          <w:p>
-            <w:r>
-              <w:rPr>
-                <w:sz w:val="14"/>
-              </w:rPr>
-              <w:t>0.038</w:t>
+            <w:tcW w:type="dxa" w:w="1040"/>
+          </w:tcPr>
+          <w:p>
+            <w:r>
+              <w:rPr>
+                <w:sz w:val="14"/>
+              </w:rPr>
+              <w:t>s47612</w:t>
+            </w:r>
+          </w:p>
+        </w:tc>
+        <w:tc>
+          <w:tcPr>
+            <w:tcW w:type="dxa" w:w="1040"/>
+          </w:tcPr>
+          <w:p>
+            <w:r>
+              <w:rPr>
+                <w:sz w:val="14"/>
+              </w:rPr>
+              <w:t>2021</w:t>
+            </w:r>
+          </w:p>
+        </w:tc>
+        <w:tc>
+          <w:tcPr>
+            <w:tcW w:type="dxa" w:w="1040"/>
+          </w:tcPr>
+          <w:p>
+            <w:r>
+              <w:rPr>
+                <w:sz w:val="14"/>
+              </w:rPr>
+              <w:t>Takada</w:t>
+            </w:r>
+          </w:p>
+        </w:tc>
+        <w:tc>
+          <w:tcPr>
+            <w:tcW w:type="dxa" w:w="1040"/>
+          </w:tcPr>
+          <w:p>
+            <w:r>
+              <w:rPr>
+                <w:sz w:val="14"/>
+              </w:rPr>
+              <w:t>384.0</w:t>
+            </w:r>
+          </w:p>
+        </w:tc>
+        <w:tc>
+          <w:tcPr>
+            <w:tcW w:type="dxa" w:w="1040"/>
+          </w:tcPr>
+          <w:p>
+            <w:r>
+              <w:rPr>
+                <w:sz w:val="14"/>
+              </w:rPr>
+              <w:t>1140.7</w:t>
+            </w:r>
+          </w:p>
+        </w:tc>
+        <w:tc>
+          <w:tcPr>
+            <w:tcW w:type="dxa" w:w="1040"/>
+          </w:tcPr>
+          <w:p>
+            <w:r>
+              <w:rPr>
+                <w:sz w:val="14"/>
+              </w:rPr>
+              <w:t>2.971</w:t>
+            </w:r>
+          </w:p>
+        </w:tc>
+        <w:tc>
+          <w:tcPr>
+            <w:tcW w:type="dxa" w:w="1040"/>
+          </w:tcPr>
+          <w:p>
+            <w:r>
+              <w:rPr>
+                <w:sz w:val="14"/>
+              </w:rPr>
+              <w:t>384.0</w:t>
+            </w:r>
+          </w:p>
+        </w:tc>
+        <w:tc>
+          <w:tcPr>
+            <w:tcW w:type="dxa" w:w="1040"/>
+          </w:tcPr>
+          <w:p>
+            <w:r>
+              <w:rPr>
+                <w:sz w:val="14"/>
+              </w:rPr>
+              <w:t>192.0</w:t>
+            </w:r>
+          </w:p>
+        </w:tc>
+        <w:tc>
+          <w:tcPr>
+            <w:tcW w:type="dxa" w:w="1040"/>
+          </w:tcPr>
+          <w:p>
+            <w:r>
+              <w:rPr>
+                <w:sz w:val="14"/>
+              </w:rPr>
+              <w:t>50.00</w:t>
             </w:r>
           </w:p>
         </w:tc>
@@ -17765,105 +18332,118 @@
       <w:tr>
         <w:tc>
           <w:tcPr>
-            <w:tcW w:type="dxa" w:w="1170"/>
-          </w:tcPr>
-          <w:p>
-            <w:r>
-              <w:rPr>
-                <w:sz w:val="14"/>
-              </w:rPr>
-              <w:t>s47520</w:t>
-            </w:r>
-          </w:p>
-        </w:tc>
-        <w:tc>
-          <w:tcPr>
-            <w:tcW w:type="dxa" w:w="1170"/>
-          </w:tcPr>
-          <w:p>
-            <w:r>
-              <w:rPr>
-                <w:sz w:val="14"/>
-              </w:rPr>
-              <w:t>2023</w:t>
-            </w:r>
-          </w:p>
-        </w:tc>
-        <w:tc>
-          <w:tcPr>
-            <w:tcW w:type="dxa" w:w="1170"/>
-          </w:tcPr>
-          <w:p>
-            <w:r>
-              <w:rPr>
-                <w:sz w:val="14"/>
-              </w:rPr>
-              <w:t>182</w:t>
-            </w:r>
-          </w:p>
-        </w:tc>
-        <w:tc>
-          <w:tcPr>
-            <w:tcW w:type="dxa" w:w="1170"/>
-          </w:tcPr>
-          <w:p>
-            <w:r>
-              <w:rPr>
-                <w:sz w:val="14"/>
-              </w:rPr>
-              <w:t>uniform_knee</w:t>
-            </w:r>
-          </w:p>
-        </w:tc>
-        <w:tc>
-          <w:tcPr>
-            <w:tcW w:type="dxa" w:w="1170"/>
-          </w:tcPr>
-          <w:p>
-            <w:r>
-              <w:rPr>
-                <w:sz w:val="14"/>
-              </w:rPr>
-              <w:t>278.4</w:t>
-            </w:r>
-          </w:p>
-        </w:tc>
-        <w:tc>
-          <w:tcPr>
-            <w:tcW w:type="dxa" w:w="1170"/>
-          </w:tcPr>
-          <w:p>
-            <w:r>
-              <w:rPr>
-                <w:sz w:val="14"/>
-              </w:rPr>
-              <w:t>278.4</w:t>
-            </w:r>
-          </w:p>
-        </w:tc>
-        <w:tc>
-          <w:tcPr>
-            <w:tcW w:type="dxa" w:w="1170"/>
-          </w:tcPr>
-          <w:p>
-            <w:r>
-              <w:rPr>
-                <w:sz w:val="14"/>
-              </w:rPr>
-              <w:t>41.00</w:t>
-            </w:r>
-          </w:p>
-        </w:tc>
-        <w:tc>
-          <w:tcPr>
-            <w:tcW w:type="dxa" w:w="1170"/>
-          </w:tcPr>
-          <w:p>
-            <w:r>
-              <w:rPr>
-                <w:sz w:val="14"/>
-              </w:rPr>
-              <w:t>0.047</w:t>
+            <w:tcW w:type="dxa" w:w="1040"/>
+          </w:tcPr>
+          <w:p>
+            <w:r>
+              <w:rPr>
+                <w:sz w:val="14"/>
+              </w:rPr>
+              <w:t>s47612</w:t>
+            </w:r>
+          </w:p>
+        </w:tc>
+        <w:tc>
+          <w:tcPr>
+            <w:tcW w:type="dxa" w:w="1040"/>
+          </w:tcPr>
+          <w:p>
+            <w:r>
+              <w:rPr>
+                <w:sz w:val="14"/>
+              </w:rPr>
+              <w:t>2022</w:t>
+            </w:r>
+          </w:p>
+        </w:tc>
+        <w:tc>
+          <w:tcPr>
+            <w:tcW w:type="dxa" w:w="1040"/>
+          </w:tcPr>
+          <w:p>
+            <w:r>
+              <w:rPr>
+                <w:sz w:val="14"/>
+              </w:rPr>
+              <w:t>Takada</w:t>
+            </w:r>
+          </w:p>
+        </w:tc>
+        <w:tc>
+          <w:tcPr>
+            <w:tcW w:type="dxa" w:w="1040"/>
+          </w:tcPr>
+          <w:p>
+            <w:r>
+              <w:rPr>
+                <w:sz w:val="14"/>
+              </w:rPr>
+              <w:t>451.2</w:t>
+            </w:r>
+          </w:p>
+        </w:tc>
+        <w:tc>
+          <w:tcPr>
+            <w:tcW w:type="dxa" w:w="1040"/>
+          </w:tcPr>
+          <w:p>
+            <w:r>
+              <w:rPr>
+                <w:sz w:val="14"/>
+              </w:rPr>
+              <w:t>749.0</w:t>
+            </w:r>
+          </w:p>
+        </w:tc>
+        <w:tc>
+          <w:tcPr>
+            <w:tcW w:type="dxa" w:w="1040"/>
+          </w:tcPr>
+          <w:p>
+            <w:r>
+              <w:rPr>
+                <w:sz w:val="14"/>
+              </w:rPr>
+              <w:t>1.660</w:t>
+            </w:r>
+          </w:p>
+        </w:tc>
+        <w:tc>
+          <w:tcPr>
+            <w:tcW w:type="dxa" w:w="1040"/>
+          </w:tcPr>
+          <w:p>
+            <w:r>
+              <w:rPr>
+                <w:sz w:val="14"/>
+              </w:rPr>
+              <w:t>448.9</w:t>
+            </w:r>
+          </w:p>
+        </w:tc>
+        <w:tc>
+          <w:tcPr>
+            <w:tcW w:type="dxa" w:w="1040"/>
+          </w:tcPr>
+          <w:p>
+            <w:r>
+              <w:rPr>
+                <w:sz w:val="14"/>
+              </w:rPr>
+              <w:t>224.4</w:t>
+            </w:r>
+          </w:p>
+        </w:tc>
+        <w:tc>
+          <w:tcPr>
+            <w:tcW w:type="dxa" w:w="1040"/>
+          </w:tcPr>
+          <w:p>
+            <w:r>
+              <w:rPr>
+                <w:sz w:val="14"/>
+              </w:rPr>
+              <w:t>50.00</w:t>
             </w:r>
           </w:p>
         </w:tc>
@@ -17871,20 +18451,20 @@
       <w:tr>
         <w:tc>
           <w:tcPr>
-            <w:tcW w:type="dxa" w:w="1170"/>
-          </w:tcPr>
-          <w:p>
-            <w:r>
-              <w:rPr>
-                <w:sz w:val="14"/>
-              </w:rPr>
-              <w:t>s47520</w:t>
-            </w:r>
-          </w:p>
-        </w:tc>
-        <w:tc>
-          <w:tcPr>
-            <w:tcW w:type="dxa" w:w="1170"/>
+            <w:tcW w:type="dxa" w:w="1040"/>
+          </w:tcPr>
+          <w:p>
+            <w:r>
+              <w:rPr>
+                <w:sz w:val="14"/>
+              </w:rPr>
+              <w:t>s47612</w:t>
+            </w:r>
+          </w:p>
+        </w:tc>
+        <w:tc>
+          <w:tcPr>
+            <w:tcW w:type="dxa" w:w="1040"/>
           </w:tcPr>
           <w:p>
             <w:r>
@@ -17897,1199 +18477,20 @@
         </w:tc>
         <w:tc>
           <w:tcPr>
-            <w:tcW w:type="dxa" w:w="1170"/>
-          </w:tcPr>
-          <w:p>
-            <w:r>
-              <w:rPr>
-                <w:sz w:val="14"/>
-              </w:rPr>
-              <w:t>182</w:t>
-            </w:r>
-          </w:p>
-        </w:tc>
-        <w:tc>
-          <w:tcPr>
-            <w:tcW w:type="dxa" w:w="1170"/>
-          </w:tcPr>
-          <w:p>
-            <w:r>
-              <w:rPr>
-                <w:sz w:val="14"/>
-              </w:rPr>
-              <w:t>joint_knee</w:t>
-            </w:r>
-          </w:p>
-        </w:tc>
-        <w:tc>
-          <w:tcPr>
-            <w:tcW w:type="dxa" w:w="1170"/>
-          </w:tcPr>
-          <w:p>
-            <w:r>
-              <w:rPr>
-                <w:sz w:val="14"/>
-              </w:rPr>
-              <w:t>563.2</w:t>
-            </w:r>
-          </w:p>
-        </w:tc>
-        <w:tc>
-          <w:tcPr>
-            <w:tcW w:type="dxa" w:w="1170"/>
-          </w:tcPr>
-          <w:p>
-            <w:r>
-              <w:rPr>
-                <w:sz w:val="14"/>
-              </w:rPr>
-              <w:t>139.6</w:t>
-            </w:r>
-          </w:p>
-        </w:tc>
-        <w:tc>
-          <w:tcPr>
-            <w:tcW w:type="dxa" w:w="1170"/>
-          </w:tcPr>
-          <w:p>
-            <w:r>
-              <w:rPr>
-                <w:sz w:val="14"/>
-              </w:rPr>
-              <w:t>41.00</w:t>
-            </w:r>
-          </w:p>
-        </w:tc>
-        <w:tc>
-          <w:tcPr>
-            <w:tcW w:type="dxa" w:w="1170"/>
-          </w:tcPr>
-          <w:p>
-            <w:r>
-              <w:rPr>
-                <w:sz w:val="14"/>
-              </w:rPr>
-              <w:t>0.048</w:t>
-            </w:r>
-          </w:p>
-        </w:tc>
-      </w:tr>
-      <w:tr>
-        <w:tc>
-          <w:tcPr>
-            <w:tcW w:type="dxa" w:w="1170"/>
-          </w:tcPr>
-          <w:p>
-            <w:r>
-              <w:rPr>
-                <w:sz w:val="14"/>
-              </w:rPr>
-              <w:t>s47575</w:t>
-            </w:r>
-          </w:p>
-        </w:tc>
-        <w:tc>
-          <w:tcPr>
-            <w:tcW w:type="dxa" w:w="1170"/>
-          </w:tcPr>
-          <w:p>
-            <w:r>
-              <w:rPr>
-                <w:sz w:val="14"/>
-              </w:rPr>
-              <w:t>2021</w:t>
-            </w:r>
-          </w:p>
-        </w:tc>
-        <w:tc>
-          <w:tcPr>
-            <w:tcW w:type="dxa" w:w="1170"/>
-          </w:tcPr>
-          <w:p>
-            <w:r>
-              <w:rPr>
-                <w:sz w:val="14"/>
-              </w:rPr>
-              <w:t>181</w:t>
-            </w:r>
-          </w:p>
-        </w:tc>
-        <w:tc>
-          <w:tcPr>
-            <w:tcW w:type="dxa" w:w="1170"/>
-          </w:tcPr>
-          <w:p>
-            <w:r>
-              <w:rPr>
-                <w:sz w:val="14"/>
-              </w:rPr>
-              <w:t>uniform_knee</w:t>
-            </w:r>
-          </w:p>
-        </w:tc>
-        <w:tc>
-          <w:tcPr>
-            <w:tcW w:type="dxa" w:w="1170"/>
-          </w:tcPr>
-          <w:p>
-            <w:r>
-              <w:rPr>
-                <w:sz w:val="14"/>
-              </w:rPr>
-              <w:t>499.2</w:t>
-            </w:r>
-          </w:p>
-        </w:tc>
-        <w:tc>
-          <w:tcPr>
-            <w:tcW w:type="dxa" w:w="1170"/>
-          </w:tcPr>
-          <w:p>
-            <w:r>
-              <w:rPr>
-                <w:sz w:val="14"/>
-              </w:rPr>
-              <w:t>499.2</w:t>
-            </w:r>
-          </w:p>
-        </w:tc>
-        <w:tc>
-          <w:tcPr>
-            <w:tcW w:type="dxa" w:w="1170"/>
-          </w:tcPr>
-          <w:p>
-            <w:r>
-              <w:rPr>
-                <w:sz w:val="14"/>
-              </w:rPr>
-              <w:t>59.00</w:t>
-            </w:r>
-          </w:p>
-        </w:tc>
-        <w:tc>
-          <w:tcPr>
-            <w:tcW w:type="dxa" w:w="1170"/>
-          </w:tcPr>
-          <w:p>
-            <w:r>
-              <w:rPr>
-                <w:sz w:val="14"/>
-              </w:rPr>
-              <w:t>0.034</w:t>
-            </w:r>
-          </w:p>
-        </w:tc>
-      </w:tr>
-      <w:tr>
-        <w:tc>
-          <w:tcPr>
-            <w:tcW w:type="dxa" w:w="1170"/>
-          </w:tcPr>
-          <w:p>
-            <w:r>
-              <w:rPr>
-                <w:sz w:val="14"/>
-              </w:rPr>
-              <w:t>s47575</w:t>
-            </w:r>
-          </w:p>
-        </w:tc>
-        <w:tc>
-          <w:tcPr>
-            <w:tcW w:type="dxa" w:w="1170"/>
-          </w:tcPr>
-          <w:p>
-            <w:r>
-              <w:rPr>
-                <w:sz w:val="14"/>
-              </w:rPr>
-              <w:t>2021</w:t>
-            </w:r>
-          </w:p>
-        </w:tc>
-        <w:tc>
-          <w:tcPr>
-            <w:tcW w:type="dxa" w:w="1170"/>
-          </w:tcPr>
-          <w:p>
-            <w:r>
-              <w:rPr>
-                <w:sz w:val="14"/>
-              </w:rPr>
-              <w:t>181</w:t>
-            </w:r>
-          </w:p>
-        </w:tc>
-        <w:tc>
-          <w:tcPr>
-            <w:tcW w:type="dxa" w:w="1170"/>
-          </w:tcPr>
-          <w:p>
-            <w:r>
-              <w:rPr>
-                <w:sz w:val="14"/>
-              </w:rPr>
-              <w:t>joint_knee</w:t>
-            </w:r>
-          </w:p>
-        </w:tc>
-        <w:tc>
-          <w:tcPr>
-            <w:tcW w:type="dxa" w:w="1170"/>
-          </w:tcPr>
-          <w:p>
-            <w:r>
-              <w:rPr>
-                <w:sz w:val="14"/>
-              </w:rPr>
-              <w:t>2570.7</w:t>
-            </w:r>
-          </w:p>
-        </w:tc>
-        <w:tc>
-          <w:tcPr>
-            <w:tcW w:type="dxa" w:w="1170"/>
-          </w:tcPr>
-          <w:p>
-            <w:r>
-              <w:rPr>
-                <w:sz w:val="14"/>
-              </w:rPr>
-              <w:t>254.8</w:t>
-            </w:r>
-          </w:p>
-        </w:tc>
-        <w:tc>
-          <w:tcPr>
-            <w:tcW w:type="dxa" w:w="1170"/>
-          </w:tcPr>
-          <w:p>
-            <w:r>
-              <w:rPr>
-                <w:sz w:val="14"/>
-              </w:rPr>
-              <w:t>60.00</w:t>
-            </w:r>
-          </w:p>
-        </w:tc>
-        <w:tc>
-          <w:tcPr>
-            <w:tcW w:type="dxa" w:w="1170"/>
-          </w:tcPr>
-          <w:p>
-            <w:r>
-              <w:rPr>
-                <w:sz w:val="14"/>
-              </w:rPr>
-              <w:t>0.034</w:t>
-            </w:r>
-          </w:p>
-        </w:tc>
-      </w:tr>
-      <w:tr>
-        <w:tc>
-          <w:tcPr>
-            <w:tcW w:type="dxa" w:w="1170"/>
-          </w:tcPr>
-          <w:p>
-            <w:r>
-              <w:rPr>
-                <w:sz w:val="14"/>
-              </w:rPr>
-              <w:t>s47575</w:t>
-            </w:r>
-          </w:p>
-        </w:tc>
-        <w:tc>
-          <w:tcPr>
-            <w:tcW w:type="dxa" w:w="1170"/>
-          </w:tcPr>
-          <w:p>
-            <w:r>
-              <w:rPr>
-                <w:sz w:val="14"/>
-              </w:rPr>
-              <w:t>2022</w:t>
-            </w:r>
-          </w:p>
-        </w:tc>
-        <w:tc>
-          <w:tcPr>
-            <w:tcW w:type="dxa" w:w="1170"/>
-          </w:tcPr>
-          <w:p>
-            <w:r>
-              <w:rPr>
-                <w:sz w:val="14"/>
-              </w:rPr>
-              <w:t>181</w:t>
-            </w:r>
-          </w:p>
-        </w:tc>
-        <w:tc>
-          <w:tcPr>
-            <w:tcW w:type="dxa" w:w="1170"/>
-          </w:tcPr>
-          <w:p>
-            <w:r>
-              <w:rPr>
-                <w:sz w:val="14"/>
-              </w:rPr>
-              <w:t>uniform_knee</w:t>
-            </w:r>
-          </w:p>
-        </w:tc>
-        <w:tc>
-          <w:tcPr>
-            <w:tcW w:type="dxa" w:w="1170"/>
-          </w:tcPr>
-          <w:p>
-            <w:r>
-              <w:rPr>
-                <w:sz w:val="14"/>
-              </w:rPr>
-              <w:t>278.4</w:t>
-            </w:r>
-          </w:p>
-        </w:tc>
-        <w:tc>
-          <w:tcPr>
-            <w:tcW w:type="dxa" w:w="1170"/>
-          </w:tcPr>
-          <w:p>
-            <w:r>
-              <w:rPr>
-                <w:sz w:val="14"/>
-              </w:rPr>
-              <w:t>278.4</w:t>
-            </w:r>
-          </w:p>
-        </w:tc>
-        <w:tc>
-          <w:tcPr>
-            <w:tcW w:type="dxa" w:w="1170"/>
-          </w:tcPr>
-          <w:p>
-            <w:r>
-              <w:rPr>
-                <w:sz w:val="14"/>
-              </w:rPr>
-              <w:t>53.00</w:t>
-            </w:r>
-          </w:p>
-        </w:tc>
-        <w:tc>
-          <w:tcPr>
-            <w:tcW w:type="dxa" w:w="1170"/>
-          </w:tcPr>
-          <w:p>
-            <w:r>
-              <w:rPr>
-                <w:sz w:val="14"/>
-              </w:rPr>
-              <w:t>0.029</w:t>
-            </w:r>
-          </w:p>
-        </w:tc>
-      </w:tr>
-      <w:tr>
-        <w:tc>
-          <w:tcPr>
-            <w:tcW w:type="dxa" w:w="1170"/>
-          </w:tcPr>
-          <w:p>
-            <w:r>
-              <w:rPr>
-                <w:sz w:val="14"/>
-              </w:rPr>
-              <w:t>s47575</w:t>
-            </w:r>
-          </w:p>
-        </w:tc>
-        <w:tc>
-          <w:tcPr>
-            <w:tcW w:type="dxa" w:w="1170"/>
-          </w:tcPr>
-          <w:p>
-            <w:r>
-              <w:rPr>
-                <w:sz w:val="14"/>
-              </w:rPr>
-              <w:t>2022</w:t>
-            </w:r>
-          </w:p>
-        </w:tc>
-        <w:tc>
-          <w:tcPr>
-            <w:tcW w:type="dxa" w:w="1170"/>
-          </w:tcPr>
-          <w:p>
-            <w:r>
-              <w:rPr>
-                <w:sz w:val="14"/>
-              </w:rPr>
-              <w:t>181</w:t>
-            </w:r>
-          </w:p>
-        </w:tc>
-        <w:tc>
-          <w:tcPr>
-            <w:tcW w:type="dxa" w:w="1170"/>
-          </w:tcPr>
-          <w:p>
-            <w:r>
-              <w:rPr>
-                <w:sz w:val="14"/>
-              </w:rPr>
-              <w:t>joint_knee</w:t>
-            </w:r>
-          </w:p>
-        </w:tc>
-        <w:tc>
-          <w:tcPr>
-            <w:tcW w:type="dxa" w:w="1170"/>
-          </w:tcPr>
-          <w:p>
-            <w:r>
-              <w:rPr>
-                <w:sz w:val="14"/>
-              </w:rPr>
-              <w:t>1728.7</w:t>
-            </w:r>
-          </w:p>
-        </w:tc>
-        <w:tc>
-          <w:tcPr>
-            <w:tcW w:type="dxa" w:w="1170"/>
-          </w:tcPr>
-          <w:p>
-            <w:r>
-              <w:rPr>
-                <w:sz w:val="14"/>
-              </w:rPr>
-              <w:t>139.2</w:t>
-            </w:r>
-          </w:p>
-        </w:tc>
-        <w:tc>
-          <w:tcPr>
-            <w:tcW w:type="dxa" w:w="1170"/>
-          </w:tcPr>
-          <w:p>
-            <w:r>
-              <w:rPr>
-                <w:sz w:val="14"/>
-              </w:rPr>
-              <w:t>54.00</w:t>
-            </w:r>
-          </w:p>
-        </w:tc>
-        <w:tc>
-          <w:tcPr>
-            <w:tcW w:type="dxa" w:w="1170"/>
-          </w:tcPr>
-          <w:p>
-            <w:r>
-              <w:rPr>
-                <w:sz w:val="14"/>
-              </w:rPr>
-              <w:t>0.028</w:t>
-            </w:r>
-          </w:p>
-        </w:tc>
-      </w:tr>
-      <w:tr>
-        <w:tc>
-          <w:tcPr>
-            <w:tcW w:type="dxa" w:w="1170"/>
-          </w:tcPr>
-          <w:p>
-            <w:r>
-              <w:rPr>
-                <w:sz w:val="14"/>
-              </w:rPr>
-              <w:t>s47575</w:t>
-            </w:r>
-          </w:p>
-        </w:tc>
-        <w:tc>
-          <w:tcPr>
-            <w:tcW w:type="dxa" w:w="1170"/>
-          </w:tcPr>
-          <w:p>
-            <w:r>
-              <w:rPr>
-                <w:sz w:val="14"/>
-              </w:rPr>
-              <w:t>2023</w:t>
-            </w:r>
-          </w:p>
-        </w:tc>
-        <w:tc>
-          <w:tcPr>
-            <w:tcW w:type="dxa" w:w="1170"/>
-          </w:tcPr>
-          <w:p>
-            <w:r>
-              <w:rPr>
-                <w:sz w:val="14"/>
-              </w:rPr>
-              <w:t>182</w:t>
-            </w:r>
-          </w:p>
-        </w:tc>
-        <w:tc>
-          <w:tcPr>
-            <w:tcW w:type="dxa" w:w="1170"/>
-          </w:tcPr>
-          <w:p>
-            <w:r>
-              <w:rPr>
-                <w:sz w:val="14"/>
-              </w:rPr>
-              <w:t>uniform_knee</w:t>
-            </w:r>
-          </w:p>
-        </w:tc>
-        <w:tc>
-          <w:tcPr>
-            <w:tcW w:type="dxa" w:w="1170"/>
-          </w:tcPr>
-          <w:p>
-            <w:r>
-              <w:rPr>
-                <w:sz w:val="14"/>
-              </w:rPr>
-              <w:t>278.4</w:t>
-            </w:r>
-          </w:p>
-        </w:tc>
-        <w:tc>
-          <w:tcPr>
-            <w:tcW w:type="dxa" w:w="1170"/>
-          </w:tcPr>
-          <w:p>
-            <w:r>
-              <w:rPr>
-                <w:sz w:val="14"/>
-              </w:rPr>
-              <w:t>278.4</w:t>
-            </w:r>
-          </w:p>
-        </w:tc>
-        <w:tc>
-          <w:tcPr>
-            <w:tcW w:type="dxa" w:w="1170"/>
-          </w:tcPr>
-          <w:p>
-            <w:r>
-              <w:rPr>
-                <w:sz w:val="14"/>
-              </w:rPr>
-              <w:t>44.00</w:t>
-            </w:r>
-          </w:p>
-        </w:tc>
-        <w:tc>
-          <w:tcPr>
-            <w:tcW w:type="dxa" w:w="1170"/>
-          </w:tcPr>
-          <w:p>
-            <w:r>
-              <w:rPr>
-                <w:sz w:val="14"/>
-              </w:rPr>
-              <w:t>0.036</w:t>
-            </w:r>
-          </w:p>
-        </w:tc>
-      </w:tr>
-      <w:tr>
-        <w:tc>
-          <w:tcPr>
-            <w:tcW w:type="dxa" w:w="1170"/>
-          </w:tcPr>
-          <w:p>
-            <w:r>
-              <w:rPr>
-                <w:sz w:val="14"/>
-              </w:rPr>
-              <w:t>s47575</w:t>
-            </w:r>
-          </w:p>
-        </w:tc>
-        <w:tc>
-          <w:tcPr>
-            <w:tcW w:type="dxa" w:w="1170"/>
-          </w:tcPr>
-          <w:p>
-            <w:r>
-              <w:rPr>
-                <w:sz w:val="14"/>
-              </w:rPr>
-              <w:t>2023</w:t>
-            </w:r>
-          </w:p>
-        </w:tc>
-        <w:tc>
-          <w:tcPr>
-            <w:tcW w:type="dxa" w:w="1170"/>
-          </w:tcPr>
-          <w:p>
-            <w:r>
-              <w:rPr>
-                <w:sz w:val="14"/>
-              </w:rPr>
-              <w:t>182</w:t>
-            </w:r>
-          </w:p>
-        </w:tc>
-        <w:tc>
-          <w:tcPr>
-            <w:tcW w:type="dxa" w:w="1170"/>
-          </w:tcPr>
-          <w:p>
-            <w:r>
-              <w:rPr>
-                <w:sz w:val="14"/>
-              </w:rPr>
-              <w:t>joint_knee</w:t>
-            </w:r>
-          </w:p>
-        </w:tc>
-        <w:tc>
-          <w:tcPr>
-            <w:tcW w:type="dxa" w:w="1170"/>
-          </w:tcPr>
-          <w:p>
-            <w:r>
-              <w:rPr>
-                <w:sz w:val="14"/>
-              </w:rPr>
-              <w:t>787.8</w:t>
-            </w:r>
-          </w:p>
-        </w:tc>
-        <w:tc>
-          <w:tcPr>
-            <w:tcW w:type="dxa" w:w="1170"/>
-          </w:tcPr>
-          <w:p>
-            <w:r>
-              <w:rPr>
-                <w:sz w:val="14"/>
-              </w:rPr>
-              <w:t>139.2</w:t>
-            </w:r>
-          </w:p>
-        </w:tc>
-        <w:tc>
-          <w:tcPr>
-            <w:tcW w:type="dxa" w:w="1170"/>
-          </w:tcPr>
-          <w:p>
-            <w:r>
-              <w:rPr>
-                <w:sz w:val="14"/>
-              </w:rPr>
-              <w:t>43.00</w:t>
-            </w:r>
-          </w:p>
-        </w:tc>
-        <w:tc>
-          <w:tcPr>
-            <w:tcW w:type="dxa" w:w="1170"/>
-          </w:tcPr>
-          <w:p>
-            <w:r>
-              <w:rPr>
-                <w:sz w:val="14"/>
-              </w:rPr>
-              <w:t>0.036</w:t>
-            </w:r>
-          </w:p>
-        </w:tc>
-      </w:tr>
-      <w:tr>
-        <w:tc>
-          <w:tcPr>
-            <w:tcW w:type="dxa" w:w="1170"/>
-          </w:tcPr>
-          <w:p>
-            <w:r>
-              <w:rPr>
-                <w:sz w:val="14"/>
-              </w:rPr>
-              <w:t>s47612</w:t>
-            </w:r>
-          </w:p>
-        </w:tc>
-        <w:tc>
-          <w:tcPr>
-            <w:tcW w:type="dxa" w:w="1170"/>
-          </w:tcPr>
-          <w:p>
-            <w:r>
-              <w:rPr>
-                <w:sz w:val="14"/>
-              </w:rPr>
-              <w:t>2021</w:t>
-            </w:r>
-          </w:p>
-        </w:tc>
-        <w:tc>
-          <w:tcPr>
-            <w:tcW w:type="dxa" w:w="1170"/>
-          </w:tcPr>
-          <w:p>
-            <w:r>
-              <w:rPr>
-                <w:sz w:val="14"/>
-              </w:rPr>
-              <w:t>181</w:t>
-            </w:r>
-          </w:p>
-        </w:tc>
-        <w:tc>
-          <w:tcPr>
-            <w:tcW w:type="dxa" w:w="1170"/>
-          </w:tcPr>
-          <w:p>
-            <w:r>
-              <w:rPr>
-                <w:sz w:val="14"/>
-              </w:rPr>
-              <w:t>uniform_knee</w:t>
-            </w:r>
-          </w:p>
-        </w:tc>
-        <w:tc>
-          <w:tcPr>
-            <w:tcW w:type="dxa" w:w="1170"/>
-          </w:tcPr>
-          <w:p>
-            <w:r>
-              <w:rPr>
-                <w:sz w:val="14"/>
-              </w:rPr>
-              <w:t>384.0</w:t>
-            </w:r>
-          </w:p>
-        </w:tc>
-        <w:tc>
-          <w:tcPr>
-            <w:tcW w:type="dxa" w:w="1170"/>
-          </w:tcPr>
-          <w:p>
-            <w:r>
-              <w:rPr>
-                <w:sz w:val="14"/>
-              </w:rPr>
-              <w:t>384.0</w:t>
-            </w:r>
-          </w:p>
-        </w:tc>
-        <w:tc>
-          <w:tcPr>
-            <w:tcW w:type="dxa" w:w="1170"/>
-          </w:tcPr>
-          <w:p>
-            <w:r>
-              <w:rPr>
-                <w:sz w:val="14"/>
-              </w:rPr>
-              <w:t>33.00</w:t>
-            </w:r>
-          </w:p>
-        </w:tc>
-        <w:tc>
-          <w:tcPr>
-            <w:tcW w:type="dxa" w:w="1170"/>
-          </w:tcPr>
-          <w:p>
-            <w:r>
-              <w:rPr>
-                <w:sz w:val="14"/>
-              </w:rPr>
-              <w:t>0.052</w:t>
-            </w:r>
-          </w:p>
-        </w:tc>
-      </w:tr>
-      <w:tr>
-        <w:tc>
-          <w:tcPr>
-            <w:tcW w:type="dxa" w:w="1170"/>
-          </w:tcPr>
-          <w:p>
-            <w:r>
-              <w:rPr>
-                <w:sz w:val="14"/>
-              </w:rPr>
-              <w:t>s47612</w:t>
-            </w:r>
-          </w:p>
-        </w:tc>
-        <w:tc>
-          <w:tcPr>
-            <w:tcW w:type="dxa" w:w="1170"/>
-          </w:tcPr>
-          <w:p>
-            <w:r>
-              <w:rPr>
-                <w:sz w:val="14"/>
-              </w:rPr>
-              <w:t>2021</w:t>
-            </w:r>
-          </w:p>
-        </w:tc>
-        <w:tc>
-          <w:tcPr>
-            <w:tcW w:type="dxa" w:w="1170"/>
-          </w:tcPr>
-          <w:p>
-            <w:r>
-              <w:rPr>
-                <w:sz w:val="14"/>
-              </w:rPr>
-              <w:t>181</w:t>
-            </w:r>
-          </w:p>
-        </w:tc>
-        <w:tc>
-          <w:tcPr>
-            <w:tcW w:type="dxa" w:w="1170"/>
-          </w:tcPr>
-          <w:p>
-            <w:r>
-              <w:rPr>
-                <w:sz w:val="14"/>
-              </w:rPr>
-              <w:t>joint_knee</w:t>
-            </w:r>
-          </w:p>
-        </w:tc>
-        <w:tc>
-          <w:tcPr>
-            <w:tcW w:type="dxa" w:w="1170"/>
-          </w:tcPr>
-          <w:p>
-            <w:r>
-              <w:rPr>
-                <w:sz w:val="14"/>
-              </w:rPr>
-              <w:t>1140.7</w:t>
-            </w:r>
-          </w:p>
-        </w:tc>
-        <w:tc>
-          <w:tcPr>
-            <w:tcW w:type="dxa" w:w="1170"/>
-          </w:tcPr>
-          <w:p>
-            <w:r>
-              <w:rPr>
-                <w:sz w:val="14"/>
-              </w:rPr>
-              <w:t>192.0</w:t>
-            </w:r>
-          </w:p>
-        </w:tc>
-        <w:tc>
-          <w:tcPr>
-            <w:tcW w:type="dxa" w:w="1170"/>
-          </w:tcPr>
-          <w:p>
-            <w:r>
-              <w:rPr>
-                <w:sz w:val="14"/>
-              </w:rPr>
-              <w:t>33.00</w:t>
-            </w:r>
-          </w:p>
-        </w:tc>
-        <w:tc>
-          <w:tcPr>
-            <w:tcW w:type="dxa" w:w="1170"/>
-          </w:tcPr>
-          <w:p>
-            <w:r>
-              <w:rPr>
-                <w:sz w:val="14"/>
-              </w:rPr>
-              <w:t>0.052</w:t>
-            </w:r>
-          </w:p>
-        </w:tc>
-      </w:tr>
-      <w:tr>
-        <w:tc>
-          <w:tcPr>
-            <w:tcW w:type="dxa" w:w="1170"/>
-          </w:tcPr>
-          <w:p>
-            <w:r>
-              <w:rPr>
-                <w:sz w:val="14"/>
-              </w:rPr>
-              <w:t>s47612</w:t>
-            </w:r>
-          </w:p>
-        </w:tc>
-        <w:tc>
-          <w:tcPr>
-            <w:tcW w:type="dxa" w:w="1170"/>
-          </w:tcPr>
-          <w:p>
-            <w:r>
-              <w:rPr>
-                <w:sz w:val="14"/>
-              </w:rPr>
-              <w:t>2022</w:t>
-            </w:r>
-          </w:p>
-        </w:tc>
-        <w:tc>
-          <w:tcPr>
-            <w:tcW w:type="dxa" w:w="1170"/>
-          </w:tcPr>
-          <w:p>
-            <w:r>
-              <w:rPr>
-                <w:sz w:val="14"/>
-              </w:rPr>
-              <w:t>181</w:t>
-            </w:r>
-          </w:p>
-        </w:tc>
-        <w:tc>
-          <w:tcPr>
-            <w:tcW w:type="dxa" w:w="1170"/>
-          </w:tcPr>
-          <w:p>
-            <w:r>
-              <w:rPr>
-                <w:sz w:val="14"/>
-              </w:rPr>
-              <w:t>uniform_knee</w:t>
-            </w:r>
-          </w:p>
-        </w:tc>
-        <w:tc>
-          <w:tcPr>
-            <w:tcW w:type="dxa" w:w="1170"/>
-          </w:tcPr>
-          <w:p>
-            <w:r>
-              <w:rPr>
-                <w:sz w:val="14"/>
-              </w:rPr>
-              <w:t>451.2</w:t>
-            </w:r>
-          </w:p>
-        </w:tc>
-        <w:tc>
-          <w:tcPr>
-            <w:tcW w:type="dxa" w:w="1170"/>
-          </w:tcPr>
-          <w:p>
-            <w:r>
-              <w:rPr>
-                <w:sz w:val="14"/>
-              </w:rPr>
-              <w:t>448.9</w:t>
-            </w:r>
-          </w:p>
-        </w:tc>
-        <w:tc>
-          <w:tcPr>
-            <w:tcW w:type="dxa" w:w="1170"/>
-          </w:tcPr>
-          <w:p>
-            <w:r>
-              <w:rPr>
-                <w:sz w:val="14"/>
-              </w:rPr>
-              <w:t>19.00</w:t>
-            </w:r>
-          </w:p>
-        </w:tc>
-        <w:tc>
-          <w:tcPr>
-            <w:tcW w:type="dxa" w:w="1170"/>
-          </w:tcPr>
-          <w:p>
-            <w:r>
-              <w:rPr>
-                <w:sz w:val="14"/>
-              </w:rPr>
-              <w:t>0.106</w:t>
-            </w:r>
-          </w:p>
-        </w:tc>
-      </w:tr>
-      <w:tr>
-        <w:tc>
-          <w:tcPr>
-            <w:tcW w:type="dxa" w:w="1170"/>
-          </w:tcPr>
-          <w:p>
-            <w:r>
-              <w:rPr>
-                <w:sz w:val="14"/>
-              </w:rPr>
-              <w:t>s47612</w:t>
-            </w:r>
-          </w:p>
-        </w:tc>
-        <w:tc>
-          <w:tcPr>
-            <w:tcW w:type="dxa" w:w="1170"/>
-          </w:tcPr>
-          <w:p>
-            <w:r>
-              <w:rPr>
-                <w:sz w:val="14"/>
-              </w:rPr>
-              <w:t>2022</w:t>
-            </w:r>
-          </w:p>
-        </w:tc>
-        <w:tc>
-          <w:tcPr>
-            <w:tcW w:type="dxa" w:w="1170"/>
-          </w:tcPr>
-          <w:p>
-            <w:r>
-              <w:rPr>
-                <w:sz w:val="14"/>
-              </w:rPr>
-              <w:t>181</w:t>
-            </w:r>
-          </w:p>
-        </w:tc>
-        <w:tc>
-          <w:tcPr>
-            <w:tcW w:type="dxa" w:w="1170"/>
-          </w:tcPr>
-          <w:p>
-            <w:r>
-              <w:rPr>
-                <w:sz w:val="14"/>
-              </w:rPr>
-              <w:t>joint_knee</w:t>
-            </w:r>
-          </w:p>
-        </w:tc>
-        <w:tc>
-          <w:tcPr>
-            <w:tcW w:type="dxa" w:w="1170"/>
-          </w:tcPr>
-          <w:p>
-            <w:r>
-              <w:rPr>
-                <w:sz w:val="14"/>
-              </w:rPr>
-              <w:t>749.0</w:t>
-            </w:r>
-          </w:p>
-        </w:tc>
-        <w:tc>
-          <w:tcPr>
-            <w:tcW w:type="dxa" w:w="1170"/>
-          </w:tcPr>
-          <w:p>
-            <w:r>
-              <w:rPr>
-                <w:sz w:val="14"/>
-              </w:rPr>
-              <w:t>224.4</w:t>
-            </w:r>
-          </w:p>
-        </w:tc>
-        <w:tc>
-          <w:tcPr>
-            <w:tcW w:type="dxa" w:w="1170"/>
-          </w:tcPr>
-          <w:p>
-            <w:r>
-              <w:rPr>
-                <w:sz w:val="14"/>
-              </w:rPr>
-              <w:t>19.00</w:t>
-            </w:r>
-          </w:p>
-        </w:tc>
-        <w:tc>
-          <w:tcPr>
-            <w:tcW w:type="dxa" w:w="1170"/>
-          </w:tcPr>
-          <w:p>
-            <w:r>
-              <w:rPr>
-                <w:sz w:val="14"/>
-              </w:rPr>
-              <w:t>0.106</w:t>
-            </w:r>
-          </w:p>
-        </w:tc>
-      </w:tr>
-      <w:tr>
-        <w:tc>
-          <w:tcPr>
-            <w:tcW w:type="dxa" w:w="1170"/>
-          </w:tcPr>
-          <w:p>
-            <w:r>
-              <w:rPr>
-                <w:sz w:val="14"/>
-              </w:rPr>
-              <w:t>s47612</w:t>
-            </w:r>
-          </w:p>
-        </w:tc>
-        <w:tc>
-          <w:tcPr>
-            <w:tcW w:type="dxa" w:w="1170"/>
-          </w:tcPr>
-          <w:p>
-            <w:r>
-              <w:rPr>
-                <w:sz w:val="14"/>
-              </w:rPr>
-              <w:t>2023</w:t>
-            </w:r>
-          </w:p>
-        </w:tc>
-        <w:tc>
-          <w:tcPr>
-            <w:tcW w:type="dxa" w:w="1170"/>
-          </w:tcPr>
-          <w:p>
-            <w:r>
-              <w:rPr>
-                <w:sz w:val="14"/>
-              </w:rPr>
-              <w:t>182</w:t>
-            </w:r>
-          </w:p>
-        </w:tc>
-        <w:tc>
-          <w:tcPr>
-            <w:tcW w:type="dxa" w:w="1170"/>
-          </w:tcPr>
-          <w:p>
-            <w:r>
-              <w:rPr>
-                <w:sz w:val="14"/>
-              </w:rPr>
-              <w:t>uniform_knee</w:t>
-            </w:r>
-          </w:p>
-        </w:tc>
-        <w:tc>
-          <w:tcPr>
-            <w:tcW w:type="dxa" w:w="1170"/>
+            <w:tcW w:type="dxa" w:w="1040"/>
+          </w:tcPr>
+          <w:p>
+            <w:r>
+              <w:rPr>
+                <w:sz w:val="14"/>
+              </w:rPr>
+              <w:t>Takada</w:t>
+            </w:r>
+          </w:p>
+        </w:tc>
+        <w:tc>
+          <w:tcPr>
+            <w:tcW w:type="dxa" w:w="1040"/>
           </w:tcPr>
           <w:p>
             <w:r>
@@ -19102,7 +18503,33 @@
         </w:tc>
         <w:tc>
           <w:tcPr>
-            <w:tcW w:type="dxa" w:w="1170"/>
+            <w:tcW w:type="dxa" w:w="1040"/>
+          </w:tcPr>
+          <w:p>
+            <w:r>
+              <w:rPr>
+                <w:sz w:val="14"/>
+              </w:rPr>
+              <w:t>441.2</w:t>
+            </w:r>
+          </w:p>
+        </w:tc>
+        <w:tc>
+          <w:tcPr>
+            <w:tcW w:type="dxa" w:w="1040"/>
+          </w:tcPr>
+          <w:p>
+            <w:r>
+              <w:rPr>
+                <w:sz w:val="14"/>
+              </w:rPr>
+              <w:t>1.209</w:t>
+            </w:r>
+          </w:p>
+        </w:tc>
+        <w:tc>
+          <w:tcPr>
+            <w:tcW w:type="dxa" w:w="1040"/>
           </w:tcPr>
           <w:p>
             <w:r>
@@ -19115,100 +18542,7 @@
         </w:tc>
         <w:tc>
           <w:tcPr>
-            <w:tcW w:type="dxa" w:w="1170"/>
-          </w:tcPr>
-          <w:p>
-            <w:r>
-              <w:rPr>
-                <w:sz w:val="14"/>
-              </w:rPr>
-              <w:t>18.00</w:t>
-            </w:r>
-          </w:p>
-        </w:tc>
-        <w:tc>
-          <w:tcPr>
-            <w:tcW w:type="dxa" w:w="1170"/>
-          </w:tcPr>
-          <w:p>
-            <w:r>
-              <w:rPr>
-                <w:sz w:val="14"/>
-              </w:rPr>
-              <w:t>0.095</w:t>
-            </w:r>
-          </w:p>
-        </w:tc>
-      </w:tr>
-      <w:tr>
-        <w:tc>
-          <w:tcPr>
-            <w:tcW w:type="dxa" w:w="1170"/>
-          </w:tcPr>
-          <w:p>
-            <w:r>
-              <w:rPr>
-                <w:sz w:val="14"/>
-              </w:rPr>
-              <w:t>s47612</w:t>
-            </w:r>
-          </w:p>
-        </w:tc>
-        <w:tc>
-          <w:tcPr>
-            <w:tcW w:type="dxa" w:w="1170"/>
-          </w:tcPr>
-          <w:p>
-            <w:r>
-              <w:rPr>
-                <w:sz w:val="14"/>
-              </w:rPr>
-              <w:t>2023</w:t>
-            </w:r>
-          </w:p>
-        </w:tc>
-        <w:tc>
-          <w:tcPr>
-            <w:tcW w:type="dxa" w:w="1170"/>
-          </w:tcPr>
-          <w:p>
-            <w:r>
-              <w:rPr>
-                <w:sz w:val="14"/>
-              </w:rPr>
-              <w:t>182</w:t>
-            </w:r>
-          </w:p>
-        </w:tc>
-        <w:tc>
-          <w:tcPr>
-            <w:tcW w:type="dxa" w:w="1170"/>
-          </w:tcPr>
-          <w:p>
-            <w:r>
-              <w:rPr>
-                <w:sz w:val="14"/>
-              </w:rPr>
-              <w:t>joint_knee</w:t>
-            </w:r>
-          </w:p>
-        </w:tc>
-        <w:tc>
-          <w:tcPr>
-            <w:tcW w:type="dxa" w:w="1170"/>
-          </w:tcPr>
-          <w:p>
-            <w:r>
-              <w:rPr>
-                <w:sz w:val="14"/>
-              </w:rPr>
-              <w:t>441.2</w:t>
-            </w:r>
-          </w:p>
-        </w:tc>
-        <w:tc>
-          <w:tcPr>
-            <w:tcW w:type="dxa" w:w="1170"/>
+            <w:tcW w:type="dxa" w:w="1040"/>
           </w:tcPr>
           <w:p>
             <w:r>
@@ -19221,27 +18555,14 @@
         </w:tc>
         <w:tc>
           <w:tcPr>
-            <w:tcW w:type="dxa" w:w="1170"/>
-          </w:tcPr>
-          <w:p>
-            <w:r>
-              <w:rPr>
-                <w:sz w:val="14"/>
-              </w:rPr>
-              <w:t>18.00</w:t>
-            </w:r>
-          </w:p>
-        </w:tc>
-        <w:tc>
-          <w:tcPr>
-            <w:tcW w:type="dxa" w:w="1170"/>
-          </w:tcPr>
-          <w:p>
-            <w:r>
-              <w:rPr>
-                <w:sz w:val="14"/>
-              </w:rPr>
-              <w:t>0.095</w:t>
+            <w:tcW w:type="dxa" w:w="1040"/>
+          </w:tcPr>
+          <w:p>
+            <w:r>
+              <w:rPr>
+                <w:sz w:val="14"/>
+              </w:rPr>
+              <w:t>50.00</w:t>
             </w:r>
           </w:p>
         </w:tc>

--- a/manuscript/editable_tables_CRST.docx
+++ b/manuscript/editable_tables_CRST.docx
@@ -2679,7 +2679,22 @@
                 <w:b/>
                 <w:sz w:val="14"/>
               </w:rPr>
-              <w:t>Lmax change (kg m-1)</w:t>
+              <w:t>Lmax change (kg m</w:t>
+            </w:r>
+            <w:r>
+              <w:rPr>
+                <w:b/>
+                <w:sz w:val="14"/>
+                <w:vertAlign w:val="superscript"/>
+              </w:rPr>
+              <w:t>-1</w:t>
+            </w:r>
+            <w:r>
+              <w:rPr>
+                <w:b/>
+                <w:sz w:val="14"/>
+              </w:rPr>
+              <w:t>)</w:t>
             </w:r>
           </w:p>
         </w:tc>
@@ -2707,7 +2722,22 @@
                 <w:b/>
                 <w:sz w:val="14"/>
               </w:rPr>
-              <w:t>Smax change (kg m-1)</w:t>
+              <w:t>Smax change (kg m</w:t>
+            </w:r>
+            <w:r>
+              <w:rPr>
+                <w:b/>
+                <w:sz w:val="14"/>
+                <w:vertAlign w:val="superscript"/>
+              </w:rPr>
+              <w:t>-1</w:t>
+            </w:r>
+            <w:r>
+              <w:rPr>
+                <w:b/>
+                <w:sz w:val="14"/>
+              </w:rPr>
+              <w:t>)</w:t>
             </w:r>
           </w:p>
         </w:tc>

--- a/manuscript/editable_tables_CRST.docx
+++ b/manuscript/editable_tables_CRST.docx
@@ -162,7 +162,7 @@
               <w:rPr>
                 <w:sz w:val="14"/>
               </w:rPr>
-              <w:t>2912</w:t>
+              <w:t>2910</w:t>
             </w:r>
           </w:p>
         </w:tc>
@@ -188,7 +188,7 @@
               <w:rPr>
                 <w:sz w:val="14"/>
               </w:rPr>
-              <w:t>80.00</w:t>
+              <w:t>40.00</w:t>
             </w:r>
           </w:p>
         </w:tc>
@@ -201,7 +201,7 @@
               <w:rPr>
                 <w:sz w:val="14"/>
               </w:rPr>
-              <w:t>80.00</w:t>
+              <w:t>40.00</w:t>
             </w:r>
           </w:p>
         </w:tc>
@@ -214,7 +214,7 @@
               <w:rPr>
                 <w:sz w:val="14"/>
               </w:rPr>
-              <w:t>0.402</w:t>
+              <w:t>0.701</w:t>
             </w:r>
           </w:p>
         </w:tc>
@@ -255,7 +255,7 @@
               <w:rPr>
                 <w:sz w:val="14"/>
               </w:rPr>
-              <w:t>320</w:t>
+              <w:t>155</w:t>
             </w:r>
           </w:p>
         </w:tc>
@@ -268,7 +268,7 @@
               <w:rPr>
                 <w:sz w:val="14"/>
               </w:rPr>
-              <w:t>15</w:t>
+              <w:t>6</w:t>
             </w:r>
           </w:p>
         </w:tc>
@@ -281,7 +281,7 @@
               <w:rPr>
                 <w:sz w:val="14"/>
               </w:rPr>
-              <w:t>175.3</w:t>
+              <w:t>160.0</w:t>
             </w:r>
           </w:p>
         </w:tc>
@@ -294,7 +294,7 @@
               <w:rPr>
                 <w:sz w:val="14"/>
               </w:rPr>
-              <w:t>105.1</w:t>
+              <w:t>65.77</w:t>
             </w:r>
           </w:p>
         </w:tc>
@@ -307,7 +307,7 @@
               <w:rPr>
                 <w:sz w:val="14"/>
               </w:rPr>
-              <w:t>0.267</w:t>
+              <w:t>0.504</w:t>
             </w:r>
           </w:p>
         </w:tc>
@@ -320,7 +320,7 @@
               <w:rPr>
                 <w:sz w:val="14"/>
               </w:rPr>
-              <w:t>0.205</w:t>
+              <w:t>0.209</w:t>
             </w:r>
           </w:p>
         </w:tc>
@@ -348,7 +348,7 @@
               <w:rPr>
                 <w:sz w:val="14"/>
               </w:rPr>
-              <w:t>1731</w:t>
+              <w:t>270</w:t>
             </w:r>
           </w:p>
         </w:tc>
@@ -374,7 +374,7 @@
               <w:rPr>
                 <w:sz w:val="14"/>
               </w:rPr>
-              <w:t>80.00</w:t>
+              <w:t>40.00</w:t>
             </w:r>
           </w:p>
         </w:tc>
@@ -387,7 +387,7 @@
               <w:rPr>
                 <w:sz w:val="14"/>
               </w:rPr>
-              <w:t>80.00</w:t>
+              <w:t>40.00</w:t>
             </w:r>
           </w:p>
         </w:tc>
@@ -400,7 +400,7 @@
               <w:rPr>
                 <w:sz w:val="14"/>
               </w:rPr>
-              <w:t>0.402</w:t>
+              <w:t>0.701</w:t>
             </w:r>
           </w:p>
         </w:tc>
@@ -441,7 +441,7 @@
               <w:rPr>
                 <w:sz w:val="14"/>
               </w:rPr>
-              <w:t>1928</w:t>
+              <w:t>1341</w:t>
             </w:r>
           </w:p>
         </w:tc>
@@ -454,7 +454,7 @@
               <w:rPr>
                 <w:sz w:val="14"/>
               </w:rPr>
-              <w:t>8</w:t>
+              <w:t>6</w:t>
             </w:r>
           </w:p>
         </w:tc>
@@ -467,7 +467,7 @@
               <w:rPr>
                 <w:sz w:val="14"/>
               </w:rPr>
-              <w:t>3210.6</w:t>
+              <w:t>4547.4</w:t>
             </w:r>
           </w:p>
         </w:tc>
@@ -480,7 +480,7 @@
               <w:rPr>
                 <w:sz w:val="14"/>
               </w:rPr>
-              <w:t>40.00</w:t>
+              <w:t>12.28</w:t>
             </w:r>
           </w:p>
         </w:tc>
@@ -493,7 +493,7 @@
               <w:rPr>
                 <w:sz w:val="14"/>
               </w:rPr>
-              <w:t>0.611</w:t>
+              <w:t>0.762</w:t>
             </w:r>
           </w:p>
         </w:tc>
@@ -644,7 +644,7 @@
               <w:rPr>
                 <w:sz w:val="14"/>
               </w:rPr>
-              <w:t>39.97</w:t>
+              <w:t>36.96</w:t>
             </w:r>
           </w:p>
         </w:tc>
@@ -657,7 +657,7 @@
               <w:rPr>
                 <w:sz w:val="14"/>
               </w:rPr>
-              <w:t>33.00</w:t>
+              <w:t>38.00</w:t>
             </w:r>
           </w:p>
         </w:tc>
@@ -670,7 +670,7 @@
               <w:rPr>
                 <w:sz w:val="14"/>
               </w:rPr>
-              <w:t>0.464</w:t>
+              <w:t>0.213</w:t>
             </w:r>
           </w:p>
         </w:tc>
@@ -683,7 +683,7 @@
               <w:rPr>
                 <w:sz w:val="14"/>
               </w:rPr>
-              <w:t>202.3</w:t>
+              <w:t>20.94</w:t>
             </w:r>
           </w:p>
         </w:tc>
@@ -696,7 +696,7 @@
               <w:rPr>
                 <w:sz w:val="14"/>
               </w:rPr>
-              <w:t>rough_retention</w:t>
+              <w:t>smooth_metal</w:t>
             </w:r>
           </w:p>
         </w:tc>
@@ -724,7 +724,7 @@
               <w:rPr>
                 <w:sz w:val="14"/>
               </w:rPr>
-              <w:t>35.51</w:t>
+              <w:t>37.50</w:t>
             </w:r>
           </w:p>
         </w:tc>
@@ -737,7 +737,7 @@
               <w:rPr>
                 <w:sz w:val="14"/>
               </w:rPr>
-              <w:t>33.00</w:t>
+              <w:t>38.00</w:t>
             </w:r>
           </w:p>
         </w:tc>
@@ -750,7 +750,7 @@
               <w:rPr>
                 <w:sz w:val="14"/>
               </w:rPr>
-              <w:t>0.474</w:t>
+              <w:t>0.218</w:t>
             </w:r>
           </w:p>
         </w:tc>
@@ -763,7 +763,7 @@
               <w:rPr>
                 <w:sz w:val="14"/>
               </w:rPr>
-              <w:t>176.3</w:t>
+              <w:t>22.33</w:t>
             </w:r>
           </w:p>
         </w:tc>
@@ -776,7 +776,7 @@
               <w:rPr>
                 <w:sz w:val="14"/>
               </w:rPr>
-              <w:t>rough_retention</w:t>
+              <w:t>smooth_metal</w:t>
             </w:r>
           </w:p>
         </w:tc>
@@ -804,7 +804,7 @@
               <w:rPr>
                 <w:sz w:val="14"/>
               </w:rPr>
-              <w:t>31.04</w:t>
+              <w:t>38.04</w:t>
             </w:r>
           </w:p>
         </w:tc>
@@ -817,7 +817,7 @@
               <w:rPr>
                 <w:sz w:val="14"/>
               </w:rPr>
-              <w:t>33.00</w:t>
+              <w:t>38.00</w:t>
             </w:r>
           </w:p>
         </w:tc>
@@ -830,7 +830,7 @@
               <w:rPr>
                 <w:sz w:val="14"/>
               </w:rPr>
-              <w:t>0.484</w:t>
+              <w:t>0.222</w:t>
             </w:r>
           </w:p>
         </w:tc>
@@ -843,7 +843,7 @@
               <w:rPr>
                 <w:sz w:val="14"/>
               </w:rPr>
-              <w:t>150.3</w:t>
+              <w:t>23.72</w:t>
             </w:r>
           </w:p>
         </w:tc>
@@ -856,7 +856,7 @@
               <w:rPr>
                 <w:sz w:val="14"/>
               </w:rPr>
-              <w:t>rough_retention</w:t>
+              <w:t>smooth_metal</w:t>
             </w:r>
           </w:p>
         </w:tc>
@@ -884,7 +884,7 @@
               <w:rPr>
                 <w:sz w:val="14"/>
               </w:rPr>
-              <w:t>26.58</w:t>
+              <w:t>38.58</w:t>
             </w:r>
           </w:p>
         </w:tc>
@@ -897,7 +897,7 @@
               <w:rPr>
                 <w:sz w:val="14"/>
               </w:rPr>
-              <w:t>33.00</w:t>
+              <w:t>38.00</w:t>
             </w:r>
           </w:p>
         </w:tc>
@@ -910,7 +910,7 @@
               <w:rPr>
                 <w:sz w:val="14"/>
               </w:rPr>
-              <w:t>0.494</w:t>
+              <w:t>0.227</w:t>
             </w:r>
           </w:p>
         </w:tc>
@@ -923,7 +923,7 @@
               <w:rPr>
                 <w:sz w:val="14"/>
               </w:rPr>
-              <w:t>124.3</w:t>
+              <w:t>25.11</w:t>
             </w:r>
           </w:p>
         </w:tc>
@@ -936,7 +936,7 @@
               <w:rPr>
                 <w:sz w:val="14"/>
               </w:rPr>
-              <w:t>rough_retention</w:t>
+              <w:t>smooth_metal</w:t>
             </w:r>
           </w:p>
         </w:tc>
@@ -964,7 +964,7 @@
               <w:rPr>
                 <w:sz w:val="14"/>
               </w:rPr>
-              <w:t>22.11</w:t>
+              <w:t>39.11</w:t>
             </w:r>
           </w:p>
         </w:tc>
@@ -977,7 +977,7 @@
               <w:rPr>
                 <w:sz w:val="14"/>
               </w:rPr>
-              <w:t>21.00</w:t>
+              <w:t>40.00</w:t>
             </w:r>
           </w:p>
         </w:tc>
@@ -990,7 +990,7 @@
               <w:rPr>
                 <w:sz w:val="14"/>
               </w:rPr>
-              <w:t>0.504</w:t>
+              <w:t>0.231</w:t>
             </w:r>
           </w:p>
         </w:tc>
@@ -1003,7 +1003,7 @@
               <w:rPr>
                 <w:sz w:val="14"/>
               </w:rPr>
-              <w:t>98.30</w:t>
+              <w:t>26.50</w:t>
             </w:r>
           </w:p>
         </w:tc>
@@ -1016,7 +1016,7 @@
               <w:rPr>
                 <w:sz w:val="14"/>
               </w:rPr>
-              <w:t>aged_coated_metal</w:t>
+              <w:t>smooth_metal</w:t>
             </w:r>
           </w:p>
         </w:tc>
@@ -1044,7 +1044,7 @@
               <w:rPr>
                 <w:sz w:val="14"/>
               </w:rPr>
-              <w:t>17.64</w:t>
+              <w:t>39.65</w:t>
             </w:r>
           </w:p>
         </w:tc>
@@ -1057,7 +1057,7 @@
               <w:rPr>
                 <w:sz w:val="14"/>
               </w:rPr>
-              <w:t>21.00</w:t>
+              <w:t>40.00</w:t>
             </w:r>
           </w:p>
         </w:tc>
@@ -1070,7 +1070,7 @@
               <w:rPr>
                 <w:sz w:val="14"/>
               </w:rPr>
-              <w:t>0.514</w:t>
+              <w:t>0.236</w:t>
             </w:r>
           </w:p>
         </w:tc>
@@ -1083,7 +1083,7 @@
               <w:rPr>
                 <w:sz w:val="14"/>
               </w:rPr>
-              <w:t>72.31</w:t>
+              <w:t>27.89</w:t>
             </w:r>
           </w:p>
         </w:tc>
@@ -1096,7 +1096,7 @@
               <w:rPr>
                 <w:sz w:val="14"/>
               </w:rPr>
-              <w:t>aged_coated_metal</w:t>
+              <w:t>smooth_metal</w:t>
             </w:r>
           </w:p>
         </w:tc>
@@ -1124,7 +1124,7 @@
               <w:rPr>
                 <w:sz w:val="14"/>
               </w:rPr>
-              <w:t>13.18</w:t>
+              <w:t>40.19</w:t>
             </w:r>
           </w:p>
         </w:tc>
@@ -1137,7 +1137,7 @@
               <w:rPr>
                 <w:sz w:val="14"/>
               </w:rPr>
-              <w:t>21.00</w:t>
+              <w:t>40.00</w:t>
             </w:r>
           </w:p>
         </w:tc>
@@ -1150,7 +1150,7 @@
               <w:rPr>
                 <w:sz w:val="14"/>
               </w:rPr>
-              <w:t>0.524</w:t>
+              <w:t>0.240</w:t>
             </w:r>
           </w:p>
         </w:tc>
@@ -1163,7 +1163,7 @@
               <w:rPr>
                 <w:sz w:val="14"/>
               </w:rPr>
-              <w:t>46.32</w:t>
+              <w:t>29.28</w:t>
             </w:r>
           </w:p>
         </w:tc>
@@ -1176,7 +1176,7 @@
               <w:rPr>
                 <w:sz w:val="14"/>
               </w:rPr>
-              <w:t>aged_coated_metal</w:t>
+              <w:t>smooth_metal</w:t>
             </w:r>
           </w:p>
         </w:tc>
@@ -1204,7 +1204,7 @@
               <w:rPr>
                 <w:sz w:val="14"/>
               </w:rPr>
-              <w:t>8.710</w:t>
+              <w:t>40.73</w:t>
             </w:r>
           </w:p>
         </w:tc>
@@ -1217,7 +1217,7 @@
               <w:rPr>
                 <w:sz w:val="14"/>
               </w:rPr>
-              <w:t>21.00</w:t>
+              <w:t>40.00</w:t>
             </w:r>
           </w:p>
         </w:tc>
@@ -1230,7 +1230,7 @@
               <w:rPr>
                 <w:sz w:val="14"/>
               </w:rPr>
-              <w:t>0.534</w:t>
+              <w:t>0.245</w:t>
             </w:r>
           </w:p>
         </w:tc>
@@ -1243,7 +1243,7 @@
               <w:rPr>
                 <w:sz w:val="14"/>
               </w:rPr>
-              <w:t>20.33</w:t>
+              <w:t>30.67</w:t>
             </w:r>
           </w:p>
         </w:tc>
@@ -1256,7 +1256,7 @@
               <w:rPr>
                 <w:sz w:val="14"/>
               </w:rPr>
-              <w:t>aged_coated_metal</w:t>
+              <w:t>smooth_metal</w:t>
             </w:r>
           </w:p>
         </w:tc>
@@ -1284,7 +1284,7 @@
               <w:rPr>
                 <w:sz w:val="14"/>
               </w:rPr>
-              <w:t>6.863</w:t>
+              <w:t>39.53</w:t>
             </w:r>
           </w:p>
         </w:tc>
@@ -1297,7 +1297,7 @@
               <w:rPr>
                 <w:sz w:val="14"/>
               </w:rPr>
-              <w:t>12.00</w:t>
+              <w:t>33.00</w:t>
             </w:r>
           </w:p>
         </w:tc>
@@ -1310,7 +1310,7 @@
               <w:rPr>
                 <w:sz w:val="14"/>
               </w:rPr>
-              <w:t>0.526</w:t>
+              <w:t>0.244</w:t>
             </w:r>
           </w:p>
         </w:tc>
@@ -1323,7 +1323,7 @@
               <w:rPr>
                 <w:sz w:val="14"/>
               </w:rPr>
-              <w:t>2.890</w:t>
+              <w:t>30.23</w:t>
             </w:r>
           </w:p>
         </w:tc>
@@ -1336,7 +1336,7 @@
               <w:rPr>
                 <w:sz w:val="14"/>
               </w:rPr>
-              <w:t>aged_coated_metal</w:t>
+              <w:t>smooth_metal</w:t>
             </w:r>
           </w:p>
         </w:tc>
@@ -1364,7 +1364,7 @@
               <w:rPr>
                 <w:sz w:val="14"/>
               </w:rPr>
-              <w:t>10.26</w:t>
+              <w:t>34.86</w:t>
             </w:r>
           </w:p>
         </w:tc>
@@ -1377,7 +1377,7 @@
               <w:rPr>
                 <w:sz w:val="14"/>
               </w:rPr>
-              <w:t>12.00</w:t>
+              <w:t>33.00</w:t>
             </w:r>
           </w:p>
         </w:tc>
@@ -1390,7 +1390,7 @@
               <w:rPr>
                 <w:sz w:val="14"/>
               </w:rPr>
-              <w:t>0.482</w:t>
+              <w:t>0.233</w:t>
             </w:r>
           </w:p>
         </w:tc>
@@ -1403,7 +1403,7 @@
               <w:rPr>
                 <w:sz w:val="14"/>
               </w:rPr>
-              <w:t>2.557</w:t>
+              <w:t>26.14</w:t>
             </w:r>
           </w:p>
         </w:tc>
@@ -1416,7 +1416,7 @@
               <w:rPr>
                 <w:sz w:val="14"/>
               </w:rPr>
-              <w:t>aged_coated_metal</w:t>
+              <w:t>smooth_metal</w:t>
             </w:r>
           </w:p>
         </w:tc>
@@ -1444,7 +1444,7 @@
               <w:rPr>
                 <w:sz w:val="14"/>
               </w:rPr>
-              <w:t>13.65</w:t>
+              <w:t>30.19</w:t>
             </w:r>
           </w:p>
         </w:tc>
@@ -1457,7 +1457,7 @@
               <w:rPr>
                 <w:sz w:val="14"/>
               </w:rPr>
-              <w:t>12.00</w:t>
+              <w:t>33.00</w:t>
             </w:r>
           </w:p>
         </w:tc>
@@ -1470,7 +1470,7 @@
               <w:rPr>
                 <w:sz w:val="14"/>
               </w:rPr>
-              <w:t>0.439</w:t>
+              <w:t>0.222</w:t>
             </w:r>
           </w:p>
         </w:tc>
@@ -1483,7 +1483,7 @@
               <w:rPr>
                 <w:sz w:val="14"/>
               </w:rPr>
-              <w:t>2.224</w:t>
+              <w:t>22.05</w:t>
             </w:r>
           </w:p>
         </w:tc>
@@ -1496,7 +1496,7 @@
               <w:rPr>
                 <w:sz w:val="14"/>
               </w:rPr>
-              <w:t>aged_coated_metal</w:t>
+              <w:t>smooth_metal</w:t>
             </w:r>
           </w:p>
         </w:tc>
@@ -1524,7 +1524,7 @@
               <w:rPr>
                 <w:sz w:val="14"/>
               </w:rPr>
-              <w:t>17.05</w:t>
+              <w:t>25.52</w:t>
             </w:r>
           </w:p>
         </w:tc>
@@ -1537,7 +1537,7 @@
               <w:rPr>
                 <w:sz w:val="14"/>
               </w:rPr>
-              <w:t>12.00</w:t>
+              <w:t>33.00</w:t>
             </w:r>
           </w:p>
         </w:tc>
@@ -1550,7 +1550,7 @@
               <w:rPr>
                 <w:sz w:val="14"/>
               </w:rPr>
-              <w:t>0.395</w:t>
+              <w:t>0.211</w:t>
             </w:r>
           </w:p>
         </w:tc>
@@ -1563,7 +1563,7 @@
               <w:rPr>
                 <w:sz w:val="14"/>
               </w:rPr>
-              <w:t>1.891</w:t>
+              <w:t>17.95</w:t>
             </w:r>
           </w:p>
         </w:tc>
@@ -1576,7 +1576,7 @@
               <w:rPr>
                 <w:sz w:val="14"/>
               </w:rPr>
-              <w:t>aged_coated_metal</w:t>
+              <w:t>smooth_metal</w:t>
             </w:r>
           </w:p>
         </w:tc>
@@ -1604,7 +1604,7 @@
               <w:rPr>
                 <w:sz w:val="14"/>
               </w:rPr>
-              <w:t>20.44</w:t>
+              <w:t>20.86</w:t>
             </w:r>
           </w:p>
         </w:tc>
@@ -1617,7 +1617,7 @@
               <w:rPr>
                 <w:sz w:val="14"/>
               </w:rPr>
-              <w:t>24.00</w:t>
+              <w:t>21.00</w:t>
             </w:r>
           </w:p>
         </w:tc>
@@ -1630,7 +1630,7 @@
               <w:rPr>
                 <w:sz w:val="14"/>
               </w:rPr>
-              <w:t>0.352</w:t>
+              <w:t>0.201</w:t>
             </w:r>
           </w:p>
         </w:tc>
@@ -1643,7 +1643,7 @@
               <w:rPr>
                 <w:sz w:val="14"/>
               </w:rPr>
-              <w:t>1.558</w:t>
+              <w:t>13.86</w:t>
             </w:r>
           </w:p>
         </w:tc>
@@ -1684,7 +1684,7 @@
               <w:rPr>
                 <w:sz w:val="14"/>
               </w:rPr>
-              <w:t>23.84</w:t>
+              <w:t>16.19</w:t>
             </w:r>
           </w:p>
         </w:tc>
@@ -1697,7 +1697,7 @@
               <w:rPr>
                 <w:sz w:val="14"/>
               </w:rPr>
-              <w:t>24.00</w:t>
+              <w:t>21.00</w:t>
             </w:r>
           </w:p>
         </w:tc>
@@ -1710,7 +1710,7 @@
               <w:rPr>
                 <w:sz w:val="14"/>
               </w:rPr>
-              <w:t>0.308</w:t>
+              <w:t>0.190</w:t>
             </w:r>
           </w:p>
         </w:tc>
@@ -1723,7 +1723,7 @@
               <w:rPr>
                 <w:sz w:val="14"/>
               </w:rPr>
-              <w:t>1.225</w:t>
+              <w:t>9.767</w:t>
             </w:r>
           </w:p>
         </w:tc>
@@ -1764,7 +1764,7 @@
               <w:rPr>
                 <w:sz w:val="14"/>
               </w:rPr>
-              <w:t>27.23</w:t>
+              <w:t>11.52</w:t>
             </w:r>
           </w:p>
         </w:tc>
@@ -1777,7 +1777,7 @@
               <w:rPr>
                 <w:sz w:val="14"/>
               </w:rPr>
-              <w:t>24.00</w:t>
+              <w:t>21.00</w:t>
             </w:r>
           </w:p>
         </w:tc>
@@ -1790,7 +1790,7 @@
               <w:rPr>
                 <w:sz w:val="14"/>
               </w:rPr>
-              <w:t>0.265</w:t>
+              <w:t>0.179</w:t>
             </w:r>
           </w:p>
         </w:tc>
@@ -1803,7 +1803,7 @@
               <w:rPr>
                 <w:sz w:val="14"/>
               </w:rPr>
-              <w:t>0.893</w:t>
+              <w:t>5.673</w:t>
             </w:r>
           </w:p>
         </w:tc>
@@ -1844,7 +1844,7 @@
               <w:rPr>
                 <w:sz w:val="14"/>
               </w:rPr>
-              <w:t>30.62</w:t>
+              <w:t>6.848</w:t>
             </w:r>
           </w:p>
         </w:tc>
@@ -1857,7 +1857,7 @@
               <w:rPr>
                 <w:sz w:val="14"/>
               </w:rPr>
-              <w:t>33.00</w:t>
+              <w:t>9.000</w:t>
             </w:r>
           </w:p>
         </w:tc>
@@ -1870,7 +1870,7 @@
               <w:rPr>
                 <w:sz w:val="14"/>
               </w:rPr>
-              <w:t>0.221</w:t>
+              <w:t>0.168</w:t>
             </w:r>
           </w:p>
         </w:tc>
@@ -1883,7 +1883,7 @@
               <w:rPr>
                 <w:sz w:val="14"/>
               </w:rPr>
-              <w:t>0.560</w:t>
+              <w:t>1.580</w:t>
             </w:r>
           </w:p>
         </w:tc>
@@ -1924,7 +1924,7 @@
               <w:rPr>
                 <w:sz w:val="14"/>
               </w:rPr>
-              <w:t>32.84</w:t>
+              <w:t>7.958</w:t>
             </w:r>
           </w:p>
         </w:tc>
@@ -1937,7 +1937,7 @@
               <w:rPr>
                 <w:sz w:val="14"/>
               </w:rPr>
-              <w:t>33.00</w:t>
+              <w:t>9.000</w:t>
             </w:r>
           </w:p>
         </w:tc>
@@ -1950,7 +1950,7 @@
               <w:rPr>
                 <w:sz w:val="14"/>
               </w:rPr>
-              <w:t>0.221</w:t>
+              <w:t>0.179</w:t>
             </w:r>
           </w:p>
         </w:tc>
@@ -1963,7 +1963,7 @@
               <w:rPr>
                 <w:sz w:val="14"/>
               </w:rPr>
-              <w:t>1.181</w:t>
+              <w:t>0.306</w:t>
             </w:r>
           </w:p>
         </w:tc>
@@ -2004,7 +2004,7 @@
               <w:rPr>
                 <w:sz w:val="14"/>
               </w:rPr>
-              <w:t>34.48</w:t>
+              <w:t>11.96</w:t>
             </w:r>
           </w:p>
         </w:tc>
@@ -2017,7 +2017,7 @@
               <w:rPr>
                 <w:sz w:val="14"/>
               </w:rPr>
-              <w:t>33.00</w:t>
+              <w:t>9.000</w:t>
             </w:r>
           </w:p>
         </w:tc>
@@ -2030,7 +2030,7 @@
               <w:rPr>
                 <w:sz w:val="14"/>
               </w:rPr>
-              <w:t>0.241</w:t>
+              <w:t>0.202</w:t>
             </w:r>
           </w:p>
         </w:tc>
@@ -2043,7 +2043,7 @@
               <w:rPr>
                 <w:sz w:val="14"/>
               </w:rPr>
-              <w:t>2.279</w:t>
+              <w:t>0.441</w:t>
             </w:r>
           </w:p>
         </w:tc>
@@ -2084,7 +2084,7 @@
               <w:rPr>
                 <w:sz w:val="14"/>
               </w:rPr>
-              <w:t>36.11</w:t>
+              <w:t>15.96</w:t>
             </w:r>
           </w:p>
         </w:tc>
@@ -2097,7 +2097,7 @@
               <w:rPr>
                 <w:sz w:val="14"/>
               </w:rPr>
-              <w:t>38.00</w:t>
+              <w:t>20.00</w:t>
             </w:r>
           </w:p>
         </w:tc>
@@ -2110,7 +2110,7 @@
               <w:rPr>
                 <w:sz w:val="14"/>
               </w:rPr>
-              <w:t>0.262</w:t>
+              <w:t>0.224</w:t>
             </w:r>
           </w:p>
         </w:tc>
@@ -2123,7 +2123,7 @@
               <w:rPr>
                 <w:sz w:val="14"/>
               </w:rPr>
-              <w:t>3.377</w:t>
+              <w:t>0.576</w:t>
             </w:r>
           </w:p>
         </w:tc>
@@ -2164,7 +2164,7 @@
               <w:rPr>
                 <w:sz w:val="14"/>
               </w:rPr>
-              <w:t>37.74</w:t>
+              <w:t>19.96</w:t>
             </w:r>
           </w:p>
         </w:tc>
@@ -2177,7 +2177,7 @@
               <w:rPr>
                 <w:sz w:val="14"/>
               </w:rPr>
-              <w:t>38.00</w:t>
+              <w:t>20.00</w:t>
             </w:r>
           </w:p>
         </w:tc>
@@ -2190,7 +2190,7 @@
               <w:rPr>
                 <w:sz w:val="14"/>
               </w:rPr>
-              <w:t>0.283</w:t>
+              <w:t>0.246</w:t>
             </w:r>
           </w:p>
         </w:tc>
@@ -2203,7 +2203,7 @@
               <w:rPr>
                 <w:sz w:val="14"/>
               </w:rPr>
-              <w:t>4.475</w:t>
+              <w:t>0.711</w:t>
             </w:r>
           </w:p>
         </w:tc>
@@ -2244,7 +2244,7 @@
               <w:rPr>
                 <w:sz w:val="14"/>
               </w:rPr>
-              <w:t>39.37</w:t>
+              <w:t>23.96</w:t>
             </w:r>
           </w:p>
         </w:tc>
@@ -2257,7 +2257,7 @@
               <w:rPr>
                 <w:sz w:val="14"/>
               </w:rPr>
-              <w:t>38.00</w:t>
+              <w:t>20.00</w:t>
             </w:r>
           </w:p>
         </w:tc>
@@ -2270,7 +2270,7 @@
               <w:rPr>
                 <w:sz w:val="14"/>
               </w:rPr>
-              <w:t>0.304</w:t>
+              <w:t>0.269</w:t>
             </w:r>
           </w:p>
         </w:tc>
@@ -2283,7 +2283,7 @@
               <w:rPr>
                 <w:sz w:val="14"/>
               </w:rPr>
-              <w:t>5.573</w:t>
+              <w:t>0.846</w:t>
             </w:r>
           </w:p>
         </w:tc>
@@ -2324,7 +2324,7 @@
               <w:rPr>
                 <w:sz w:val="14"/>
               </w:rPr>
-              <w:t>41.01</w:t>
+              <w:t>27.96</w:t>
             </w:r>
           </w:p>
         </w:tc>
@@ -2337,7 +2337,7 @@
               <w:rPr>
                 <w:sz w:val="14"/>
               </w:rPr>
-              <w:t>43.00</w:t>
+              <w:t>32.00</w:t>
             </w:r>
           </w:p>
         </w:tc>
@@ -2350,7 +2350,7 @@
               <w:rPr>
                 <w:sz w:val="14"/>
               </w:rPr>
-              <w:t>0.324</w:t>
+              <w:t>0.291</w:t>
             </w:r>
           </w:p>
         </w:tc>
@@ -2363,7 +2363,7 @@
               <w:rPr>
                 <w:sz w:val="14"/>
               </w:rPr>
-              <w:t>6.671</w:t>
+              <w:t>0.981</w:t>
             </w:r>
           </w:p>
         </w:tc>
@@ -2376,7 +2376,7 @@
               <w:rPr>
                 <w:sz w:val="14"/>
               </w:rPr>
-              <w:t>aged_coated_metal</w:t>
+              <w:t>smooth_metal</w:t>
             </w:r>
           </w:p>
         </w:tc>
@@ -2404,7 +2404,7 @@
               <w:rPr>
                 <w:sz w:val="14"/>
               </w:rPr>
-              <w:t>42.64</w:t>
+              <w:t>31.96</w:t>
             </w:r>
           </w:p>
         </w:tc>
@@ -2417,7 +2417,7 @@
               <w:rPr>
                 <w:sz w:val="14"/>
               </w:rPr>
-              <w:t>43.00</w:t>
+              <w:t>32.00</w:t>
             </w:r>
           </w:p>
         </w:tc>
@@ -2430,7 +2430,7 @@
               <w:rPr>
                 <w:sz w:val="14"/>
               </w:rPr>
-              <w:t>0.345</w:t>
+              <w:t>0.313</w:t>
             </w:r>
           </w:p>
         </w:tc>
@@ -2443,7 +2443,7 @@
               <w:rPr>
                 <w:sz w:val="14"/>
               </w:rPr>
-              <w:t>7.768</w:t>
+              <w:t>1.117</w:t>
             </w:r>
           </w:p>
         </w:tc>
@@ -2456,7 +2456,7 @@
               <w:rPr>
                 <w:sz w:val="14"/>
               </w:rPr>
-              <w:t>aged_coated_metal</w:t>
+              <w:t>smooth_metal</w:t>
             </w:r>
           </w:p>
         </w:tc>
@@ -2484,7 +2484,7 @@
               <w:rPr>
                 <w:sz w:val="14"/>
               </w:rPr>
-              <w:t>44.27</w:t>
+              <w:t>35.96</w:t>
             </w:r>
           </w:p>
         </w:tc>
@@ -2497,7 +2497,7 @@
               <w:rPr>
                 <w:sz w:val="14"/>
               </w:rPr>
-              <w:t>43.00</w:t>
+              <w:t>32.00</w:t>
             </w:r>
           </w:p>
         </w:tc>
@@ -2510,7 +2510,7 @@
               <w:rPr>
                 <w:sz w:val="14"/>
               </w:rPr>
-              <w:t>0.366</w:t>
+              <w:t>0.336</w:t>
             </w:r>
           </w:p>
         </w:tc>
@@ -2523,7 +2523,7 @@
               <w:rPr>
                 <w:sz w:val="14"/>
               </w:rPr>
-              <w:t>8.866</w:t>
+              <w:t>1.252</w:t>
             </w:r>
           </w:p>
         </w:tc>
@@ -2536,7 +2536,7 @@
               <w:rPr>
                 <w:sz w:val="14"/>
               </w:rPr>
-              <w:t>aged_coated_metal</w:t>
+              <w:t>smooth_metal</w:t>
             </w:r>
           </w:p>
         </w:tc>
@@ -2779,7 +2779,7 @@
               <w:rPr>
                 <w:sz w:val="14"/>
               </w:rPr>
-              <w:t>3210.6</w:t>
+              <w:t>4547.4</w:t>
             </w:r>
           </w:p>
         </w:tc>
@@ -2792,7 +2792,7 @@
               <w:rPr>
                 <w:sz w:val="14"/>
               </w:rPr>
-              <w:t>40.00</w:t>
+              <w:t>12.28</w:t>
             </w:r>
           </w:p>
         </w:tc>
@@ -2805,7 +2805,7 @@
               <w:rPr>
                 <w:sz w:val="14"/>
               </w:rPr>
-              <w:t>0.013</w:t>
+              <w:t>0.007</w:t>
             </w:r>
           </w:p>
         </w:tc>
@@ -2818,7 +2818,7 @@
               <w:rPr>
                 <w:sz w:val="14"/>
               </w:rPr>
-              <w:t>137.7</w:t>
+              <w:t>248.0</w:t>
             </w:r>
           </w:p>
         </w:tc>
@@ -2924,7 +2924,7 @@
               <w:rPr>
                 <w:sz w:val="14"/>
               </w:rPr>
-              <w:t>3222.3</w:t>
+              <w:t>78.28</w:t>
             </w:r>
           </w:p>
         </w:tc>
@@ -2937,7 +2937,7 @@
               <w:rPr>
                 <w:sz w:val="14"/>
               </w:rPr>
-              <w:t>44.41</w:t>
+              <w:t>78.28</w:t>
             </w:r>
           </w:p>
         </w:tc>
@@ -2950,7 +2950,7 @@
               <w:rPr>
                 <w:sz w:val="14"/>
               </w:rPr>
-              <w:t>0.018</w:t>
+              <w:t>0.017</w:t>
             </w:r>
           </w:p>
         </w:tc>
@@ -2989,7 +2989,7 @@
               <w:rPr>
                 <w:sz w:val="14"/>
               </w:rPr>
-              <w:t>3</w:t>
+              <w:t>0</w:t>
             </w:r>
           </w:p>
         </w:tc>
@@ -3002,7 +3002,7 @@
               <w:rPr>
                 <w:sz w:val="14"/>
               </w:rPr>
-              <w:t>11.68</w:t>
+              <w:t>-4469.1</w:t>
             </w:r>
           </w:p>
         </w:tc>
@@ -3015,7 +3015,7 @@
               <w:rPr>
                 <w:sz w:val="14"/>
               </w:rPr>
-              <w:t>0.364</w:t>
+              <w:t>-98.28</w:t>
             </w:r>
           </w:p>
         </w:tc>
@@ -3028,7 +3028,7 @@
               <w:rPr>
                 <w:sz w:val="14"/>
               </w:rPr>
-              <w:t>4.412</w:t>
+              <w:t>66.00</w:t>
             </w:r>
           </w:p>
         </w:tc>
@@ -3041,7 +3041,7 @@
               <w:rPr>
                 <w:sz w:val="14"/>
               </w:rPr>
-              <w:t>11.03</w:t>
+              <w:t>537.5</w:t>
             </w:r>
           </w:p>
         </w:tc>
@@ -3261,33 +3261,33 @@
               <w:rPr>
                 <w:sz w:val="14"/>
               </w:rPr>
-              <w:t>joint</w:t>
-            </w:r>
-          </w:p>
-        </w:tc>
-        <w:tc>
-          <w:tcPr>
-            <w:tcW w:type="dxa" w:w="1170"/>
-          </w:tcPr>
-          <w:p>
-            <w:r>
-              <w:rPr>
-                <w:sz w:val="14"/>
-              </w:rPr>
-              <w:t>GRADED_HYBRID</w:t>
-            </w:r>
-          </w:p>
-        </w:tc>
-        <w:tc>
-          <w:tcPr>
-            <w:tcW w:type="dxa" w:w="1170"/>
-          </w:tcPr>
-          <w:p>
-            <w:r>
-              <w:rPr>
-                <w:sz w:val="14"/>
-              </w:rPr>
-              <w:t>0.667</w:t>
+              <w:t>uniform</w:t>
+            </w:r>
+          </w:p>
+        </w:tc>
+        <w:tc>
+          <w:tcPr>
+            <w:tcW w:type="dxa" w:w="1170"/>
+          </w:tcPr>
+          <w:p>
+            <w:r>
+              <w:rPr>
+                <w:sz w:val="14"/>
+              </w:rPr>
+              <w:t>SHEDDING</w:t>
+            </w:r>
+          </w:p>
+        </w:tc>
+        <w:tc>
+          <w:tcPr>
+            <w:tcW w:type="dxa" w:w="1170"/>
+          </w:tcPr>
+          <w:p>
+            <w:r>
+              <w:rPr>
+                <w:sz w:val="14"/>
+              </w:rPr>
+              <w:t>0.000</w:t>
             </w:r>
           </w:p>
         </w:tc>
@@ -3579,33 +3579,33 @@
               <w:rPr>
                 <w:sz w:val="14"/>
               </w:rPr>
-              <w:t>joint</w:t>
-            </w:r>
-          </w:p>
-        </w:tc>
-        <w:tc>
-          <w:tcPr>
-            <w:tcW w:type="dxa" w:w="1170"/>
-          </w:tcPr>
-          <w:p>
-            <w:r>
-              <w:rPr>
-                <w:sz w:val="14"/>
-              </w:rPr>
-              <w:t>GRADED_HYBRID</w:t>
-            </w:r>
-          </w:p>
-        </w:tc>
-        <w:tc>
-          <w:tcPr>
-            <w:tcW w:type="dxa" w:w="1170"/>
-          </w:tcPr>
-          <w:p>
-            <w:r>
-              <w:rPr>
-                <w:sz w:val="14"/>
-              </w:rPr>
-              <w:t>0.667</w:t>
+              <w:t>uniform</w:t>
+            </w:r>
+          </w:p>
+        </w:tc>
+        <w:tc>
+          <w:tcPr>
+            <w:tcW w:type="dxa" w:w="1170"/>
+          </w:tcPr>
+          <w:p>
+            <w:r>
+              <w:rPr>
+                <w:sz w:val="14"/>
+              </w:rPr>
+              <w:t>SHEDDING</w:t>
+            </w:r>
+          </w:p>
+        </w:tc>
+        <w:tc>
+          <w:tcPr>
+            <w:tcW w:type="dxa" w:w="1170"/>
+          </w:tcPr>
+          <w:p>
+            <w:r>
+              <w:rPr>
+                <w:sz w:val="14"/>
+              </w:rPr>
+              <w:t>0.000</w:t>
             </w:r>
           </w:p>
         </w:tc>
@@ -3897,33 +3897,33 @@
               <w:rPr>
                 <w:sz w:val="14"/>
               </w:rPr>
-              <w:t>joint</w:t>
-            </w:r>
-          </w:p>
-        </w:tc>
-        <w:tc>
-          <w:tcPr>
-            <w:tcW w:type="dxa" w:w="1170"/>
-          </w:tcPr>
-          <w:p>
-            <w:r>
-              <w:rPr>
-                <w:sz w:val="14"/>
-              </w:rPr>
-              <w:t>GRADED_HYBRID</w:t>
-            </w:r>
-          </w:p>
-        </w:tc>
-        <w:tc>
-          <w:tcPr>
-            <w:tcW w:type="dxa" w:w="1170"/>
-          </w:tcPr>
-          <w:p>
-            <w:r>
-              <w:rPr>
-                <w:sz w:val="14"/>
-              </w:rPr>
-              <w:t>0.667</w:t>
+              <w:t>uniform</w:t>
+            </w:r>
+          </w:p>
+        </w:tc>
+        <w:tc>
+          <w:tcPr>
+            <w:tcW w:type="dxa" w:w="1170"/>
+          </w:tcPr>
+          <w:p>
+            <w:r>
+              <w:rPr>
+                <w:sz w:val="14"/>
+              </w:rPr>
+              <w:t>SHEDDING</w:t>
+            </w:r>
+          </w:p>
+        </w:tc>
+        <w:tc>
+          <w:tcPr>
+            <w:tcW w:type="dxa" w:w="1170"/>
+          </w:tcPr>
+          <w:p>
+            <w:r>
+              <w:rPr>
+                <w:sz w:val="14"/>
+              </w:rPr>
+              <w:t>0.000</w:t>
             </w:r>
           </w:p>
         </w:tc>
@@ -4215,33 +4215,33 @@
               <w:rPr>
                 <w:sz w:val="14"/>
               </w:rPr>
-              <w:t>joint</w:t>
-            </w:r>
-          </w:p>
-        </w:tc>
-        <w:tc>
-          <w:tcPr>
-            <w:tcW w:type="dxa" w:w="1170"/>
-          </w:tcPr>
-          <w:p>
-            <w:r>
-              <w:rPr>
-                <w:sz w:val="14"/>
-              </w:rPr>
-              <w:t>GRADED_HYBRID</w:t>
-            </w:r>
-          </w:p>
-        </w:tc>
-        <w:tc>
-          <w:tcPr>
-            <w:tcW w:type="dxa" w:w="1170"/>
-          </w:tcPr>
-          <w:p>
-            <w:r>
-              <w:rPr>
-                <w:sz w:val="14"/>
-              </w:rPr>
-              <w:t>0.667</w:t>
+              <w:t>uniform</w:t>
+            </w:r>
+          </w:p>
+        </w:tc>
+        <w:tc>
+          <w:tcPr>
+            <w:tcW w:type="dxa" w:w="1170"/>
+          </w:tcPr>
+          <w:p>
+            <w:r>
+              <w:rPr>
+                <w:sz w:val="14"/>
+              </w:rPr>
+              <w:t>SHEDDING</w:t>
+            </w:r>
+          </w:p>
+        </w:tc>
+        <w:tc>
+          <w:tcPr>
+            <w:tcW w:type="dxa" w:w="1170"/>
+          </w:tcPr>
+          <w:p>
+            <w:r>
+              <w:rPr>
+                <w:sz w:val="14"/>
+              </w:rPr>
+              <w:t>0.000</w:t>
             </w:r>
           </w:p>
         </w:tc>
@@ -4533,33 +4533,33 @@
               <w:rPr>
                 <w:sz w:val="14"/>
               </w:rPr>
-              <w:t>joint</w:t>
-            </w:r>
-          </w:p>
-        </w:tc>
-        <w:tc>
-          <w:tcPr>
-            <w:tcW w:type="dxa" w:w="1170"/>
-          </w:tcPr>
-          <w:p>
-            <w:r>
-              <w:rPr>
-                <w:sz w:val="14"/>
-              </w:rPr>
-              <w:t>GRADED_HYBRID</w:t>
-            </w:r>
-          </w:p>
-        </w:tc>
-        <w:tc>
-          <w:tcPr>
-            <w:tcW w:type="dxa" w:w="1170"/>
-          </w:tcPr>
-          <w:p>
-            <w:r>
-              <w:rPr>
-                <w:sz w:val="14"/>
-              </w:rPr>
-              <w:t>0.667</w:t>
+              <w:t>uniform</w:t>
+            </w:r>
+          </w:p>
+        </w:tc>
+        <w:tc>
+          <w:tcPr>
+            <w:tcW w:type="dxa" w:w="1170"/>
+          </w:tcPr>
+          <w:p>
+            <w:r>
+              <w:rPr>
+                <w:sz w:val="14"/>
+              </w:rPr>
+              <w:t>SHEDDING</w:t>
+            </w:r>
+          </w:p>
+        </w:tc>
+        <w:tc>
+          <w:tcPr>
+            <w:tcW w:type="dxa" w:w="1170"/>
+          </w:tcPr>
+          <w:p>
+            <w:r>
+              <w:rPr>
+                <w:sz w:val="14"/>
+              </w:rPr>
+              <w:t>0.000</w:t>
             </w:r>
           </w:p>
         </w:tc>
@@ -4851,33 +4851,33 @@
               <w:rPr>
                 <w:sz w:val="14"/>
               </w:rPr>
-              <w:t>joint</w:t>
-            </w:r>
-          </w:p>
-        </w:tc>
-        <w:tc>
-          <w:tcPr>
-            <w:tcW w:type="dxa" w:w="1170"/>
-          </w:tcPr>
-          <w:p>
-            <w:r>
-              <w:rPr>
-                <w:sz w:val="14"/>
-              </w:rPr>
-              <w:t>GRADED_HYBRID</w:t>
-            </w:r>
-          </w:p>
-        </w:tc>
-        <w:tc>
-          <w:tcPr>
-            <w:tcW w:type="dxa" w:w="1170"/>
-          </w:tcPr>
-          <w:p>
-            <w:r>
-              <w:rPr>
-                <w:sz w:val="14"/>
-              </w:rPr>
-              <w:t>0.667</w:t>
+              <w:t>uniform</w:t>
+            </w:r>
+          </w:p>
+        </w:tc>
+        <w:tc>
+          <w:tcPr>
+            <w:tcW w:type="dxa" w:w="1170"/>
+          </w:tcPr>
+          <w:p>
+            <w:r>
+              <w:rPr>
+                <w:sz w:val="14"/>
+              </w:rPr>
+              <w:t>SHEDDING</w:t>
+            </w:r>
+          </w:p>
+        </w:tc>
+        <w:tc>
+          <w:tcPr>
+            <w:tcW w:type="dxa" w:w="1170"/>
+          </w:tcPr>
+          <w:p>
+            <w:r>
+              <w:rPr>
+                <w:sz w:val="14"/>
+              </w:rPr>
+              <w:t>0.000</w:t>
             </w:r>
           </w:p>
         </w:tc>
@@ -5487,33 +5487,33 @@
               <w:rPr>
                 <w:sz w:val="14"/>
               </w:rPr>
-              <w:t>joint</w:t>
-            </w:r>
-          </w:p>
-        </w:tc>
-        <w:tc>
-          <w:tcPr>
-            <w:tcW w:type="dxa" w:w="1170"/>
-          </w:tcPr>
-          <w:p>
-            <w:r>
-              <w:rPr>
-                <w:sz w:val="14"/>
-              </w:rPr>
-              <w:t>GRADED_HYBRID</w:t>
-            </w:r>
-          </w:p>
-        </w:tc>
-        <w:tc>
-          <w:tcPr>
-            <w:tcW w:type="dxa" w:w="1170"/>
-          </w:tcPr>
-          <w:p>
-            <w:r>
-              <w:rPr>
-                <w:sz w:val="14"/>
-              </w:rPr>
-              <w:t>0.667</w:t>
+              <w:t>uniform</w:t>
+            </w:r>
+          </w:p>
+        </w:tc>
+        <w:tc>
+          <w:tcPr>
+            <w:tcW w:type="dxa" w:w="1170"/>
+          </w:tcPr>
+          <w:p>
+            <w:r>
+              <w:rPr>
+                <w:sz w:val="14"/>
+              </w:rPr>
+              <w:t>SHEDDING</w:t>
+            </w:r>
+          </w:p>
+        </w:tc>
+        <w:tc>
+          <w:tcPr>
+            <w:tcW w:type="dxa" w:w="1170"/>
+          </w:tcPr>
+          <w:p>
+            <w:r>
+              <w:rPr>
+                <w:sz w:val="14"/>
+              </w:rPr>
+              <w:t>0.000</w:t>
             </w:r>
           </w:p>
         </w:tc>
@@ -5805,33 +5805,33 @@
               <w:rPr>
                 <w:sz w:val="14"/>
               </w:rPr>
-              <w:t>joint</w:t>
-            </w:r>
-          </w:p>
-        </w:tc>
-        <w:tc>
-          <w:tcPr>
-            <w:tcW w:type="dxa" w:w="1170"/>
-          </w:tcPr>
-          <w:p>
-            <w:r>
-              <w:rPr>
-                <w:sz w:val="14"/>
-              </w:rPr>
-              <w:t>GRADED_HYBRID</w:t>
-            </w:r>
-          </w:p>
-        </w:tc>
-        <w:tc>
-          <w:tcPr>
-            <w:tcW w:type="dxa" w:w="1170"/>
-          </w:tcPr>
-          <w:p>
-            <w:r>
-              <w:rPr>
-                <w:sz w:val="14"/>
-              </w:rPr>
-              <w:t>0.667</w:t>
+              <w:t>uniform</w:t>
+            </w:r>
+          </w:p>
+        </w:tc>
+        <w:tc>
+          <w:tcPr>
+            <w:tcW w:type="dxa" w:w="1170"/>
+          </w:tcPr>
+          <w:p>
+            <w:r>
+              <w:rPr>
+                <w:sz w:val="14"/>
+              </w:rPr>
+              <w:t>SHEDDING</w:t>
+            </w:r>
+          </w:p>
+        </w:tc>
+        <w:tc>
+          <w:tcPr>
+            <w:tcW w:type="dxa" w:w="1170"/>
+          </w:tcPr>
+          <w:p>
+            <w:r>
+              <w:rPr>
+                <w:sz w:val="14"/>
+              </w:rPr>
+              <w:t>0.000</w:t>
             </w:r>
           </w:p>
         </w:tc>
@@ -7090,7 +7090,7 @@
               <w:rPr>
                 <w:sz w:val="14"/>
               </w:rPr>
-              <w:t>GRADED_HYBRID</w:t>
+              <w:t>RETENTION</w:t>
             </w:r>
           </w:p>
         </w:tc>
@@ -7408,7 +7408,7 @@
               <w:rPr>
                 <w:sz w:val="14"/>
               </w:rPr>
-              <w:t>GRADED_HYBRID</w:t>
+              <w:t>RETENTION</w:t>
             </w:r>
           </w:p>
         </w:tc>
@@ -7726,7 +7726,7 @@
               <w:rPr>
                 <w:sz w:val="14"/>
               </w:rPr>
-              <w:t>GRADED_HYBRID</w:t>
+              <w:t>RETENTION</w:t>
             </w:r>
           </w:p>
         </w:tc>
@@ -9091,33 +9091,33 @@
               <w:rPr>
                 <w:sz w:val="14"/>
               </w:rPr>
-              <w:t>joint</w:t>
-            </w:r>
-          </w:p>
-        </w:tc>
-        <w:tc>
-          <w:tcPr>
-            <w:tcW w:type="dxa" w:w="1170"/>
-          </w:tcPr>
-          <w:p>
-            <w:r>
-              <w:rPr>
-                <w:sz w:val="14"/>
-              </w:rPr>
-              <w:t>GRADED_HYBRID</w:t>
-            </w:r>
-          </w:p>
-        </w:tc>
-        <w:tc>
-          <w:tcPr>
-            <w:tcW w:type="dxa" w:w="1170"/>
-          </w:tcPr>
-          <w:p>
-            <w:r>
-              <w:rPr>
-                <w:sz w:val="14"/>
-              </w:rPr>
-              <w:t>1.000</w:t>
+              <w:t>uniform</w:t>
+            </w:r>
+          </w:p>
+        </w:tc>
+        <w:tc>
+          <w:tcPr>
+            <w:tcW w:type="dxa" w:w="1170"/>
+          </w:tcPr>
+          <w:p>
+            <w:r>
+              <w:rPr>
+                <w:sz w:val="14"/>
+              </w:rPr>
+              <w:t>SHEDDING</w:t>
+            </w:r>
+          </w:p>
+        </w:tc>
+        <w:tc>
+          <w:tcPr>
+            <w:tcW w:type="dxa" w:w="1170"/>
+          </w:tcPr>
+          <w:p>
+            <w:r>
+              <w:rPr>
+                <w:sz w:val="14"/>
+              </w:rPr>
+              <w:t>0.000</w:t>
             </w:r>
           </w:p>
         </w:tc>
@@ -9409,33 +9409,33 @@
               <w:rPr>
                 <w:sz w:val="14"/>
               </w:rPr>
-              <w:t>joint</w:t>
-            </w:r>
-          </w:p>
-        </w:tc>
-        <w:tc>
-          <w:tcPr>
-            <w:tcW w:type="dxa" w:w="1170"/>
-          </w:tcPr>
-          <w:p>
-            <w:r>
-              <w:rPr>
-                <w:sz w:val="14"/>
-              </w:rPr>
-              <w:t>GRADED_HYBRID</w:t>
-            </w:r>
-          </w:p>
-        </w:tc>
-        <w:tc>
-          <w:tcPr>
-            <w:tcW w:type="dxa" w:w="1170"/>
-          </w:tcPr>
-          <w:p>
-            <w:r>
-              <w:rPr>
-                <w:sz w:val="14"/>
-              </w:rPr>
-              <w:t>1.000</w:t>
+              <w:t>uniform</w:t>
+            </w:r>
+          </w:p>
+        </w:tc>
+        <w:tc>
+          <w:tcPr>
+            <w:tcW w:type="dxa" w:w="1170"/>
+          </w:tcPr>
+          <w:p>
+            <w:r>
+              <w:rPr>
+                <w:sz w:val="14"/>
+              </w:rPr>
+              <w:t>SHEDDING</w:t>
+            </w:r>
+          </w:p>
+        </w:tc>
+        <w:tc>
+          <w:tcPr>
+            <w:tcW w:type="dxa" w:w="1170"/>
+          </w:tcPr>
+          <w:p>
+            <w:r>
+              <w:rPr>
+                <w:sz w:val="14"/>
+              </w:rPr>
+              <w:t>0.000</w:t>
             </w:r>
           </w:p>
         </w:tc>
@@ -9727,33 +9727,33 @@
               <w:rPr>
                 <w:sz w:val="14"/>
               </w:rPr>
-              <w:t>joint</w:t>
-            </w:r>
-          </w:p>
-        </w:tc>
-        <w:tc>
-          <w:tcPr>
-            <w:tcW w:type="dxa" w:w="1170"/>
-          </w:tcPr>
-          <w:p>
-            <w:r>
-              <w:rPr>
-                <w:sz w:val="14"/>
-              </w:rPr>
-              <w:t>GRADED_HYBRID</w:t>
-            </w:r>
-          </w:p>
-        </w:tc>
-        <w:tc>
-          <w:tcPr>
-            <w:tcW w:type="dxa" w:w="1170"/>
-          </w:tcPr>
-          <w:p>
-            <w:r>
-              <w:rPr>
-                <w:sz w:val="14"/>
-              </w:rPr>
-              <w:t>1.000</w:t>
+              <w:t>uniform</w:t>
+            </w:r>
+          </w:p>
+        </w:tc>
+        <w:tc>
+          <w:tcPr>
+            <w:tcW w:type="dxa" w:w="1170"/>
+          </w:tcPr>
+          <w:p>
+            <w:r>
+              <w:rPr>
+                <w:sz w:val="14"/>
+              </w:rPr>
+              <w:t>SHEDDING</w:t>
+            </w:r>
+          </w:p>
+        </w:tc>
+        <w:tc>
+          <w:tcPr>
+            <w:tcW w:type="dxa" w:w="1170"/>
+          </w:tcPr>
+          <w:p>
+            <w:r>
+              <w:rPr>
+                <w:sz w:val="14"/>
+              </w:rPr>
+              <w:t>0.000</w:t>
             </w:r>
           </w:p>
         </w:tc>
@@ -10045,33 +10045,33 @@
               <w:rPr>
                 <w:sz w:val="14"/>
               </w:rPr>
-              <w:t>joint</w:t>
-            </w:r>
-          </w:p>
-        </w:tc>
-        <w:tc>
-          <w:tcPr>
-            <w:tcW w:type="dxa" w:w="1170"/>
-          </w:tcPr>
-          <w:p>
-            <w:r>
-              <w:rPr>
-                <w:sz w:val="14"/>
-              </w:rPr>
-              <w:t>GRADED_HYBRID</w:t>
-            </w:r>
-          </w:p>
-        </w:tc>
-        <w:tc>
-          <w:tcPr>
-            <w:tcW w:type="dxa" w:w="1170"/>
-          </w:tcPr>
-          <w:p>
-            <w:r>
-              <w:rPr>
-                <w:sz w:val="14"/>
-              </w:rPr>
-              <w:t>1.000</w:t>
+              <w:t>uniform</w:t>
+            </w:r>
+          </w:p>
+        </w:tc>
+        <w:tc>
+          <w:tcPr>
+            <w:tcW w:type="dxa" w:w="1170"/>
+          </w:tcPr>
+          <w:p>
+            <w:r>
+              <w:rPr>
+                <w:sz w:val="14"/>
+              </w:rPr>
+              <w:t>SHEDDING</w:t>
+            </w:r>
+          </w:p>
+        </w:tc>
+        <w:tc>
+          <w:tcPr>
+            <w:tcW w:type="dxa" w:w="1170"/>
+          </w:tcPr>
+          <w:p>
+            <w:r>
+              <w:rPr>
+                <w:sz w:val="14"/>
+              </w:rPr>
+              <w:t>0.000</w:t>
             </w:r>
           </w:p>
         </w:tc>
@@ -10363,33 +10363,33 @@
               <w:rPr>
                 <w:sz w:val="14"/>
               </w:rPr>
-              <w:t>joint</w:t>
-            </w:r>
-          </w:p>
-        </w:tc>
-        <w:tc>
-          <w:tcPr>
-            <w:tcW w:type="dxa" w:w="1170"/>
-          </w:tcPr>
-          <w:p>
-            <w:r>
-              <w:rPr>
-                <w:sz w:val="14"/>
-              </w:rPr>
-              <w:t>GRADED_HYBRID</w:t>
-            </w:r>
-          </w:p>
-        </w:tc>
-        <w:tc>
-          <w:tcPr>
-            <w:tcW w:type="dxa" w:w="1170"/>
-          </w:tcPr>
-          <w:p>
-            <w:r>
-              <w:rPr>
-                <w:sz w:val="14"/>
-              </w:rPr>
-              <w:t>1.000</w:t>
+              <w:t>uniform</w:t>
+            </w:r>
+          </w:p>
+        </w:tc>
+        <w:tc>
+          <w:tcPr>
+            <w:tcW w:type="dxa" w:w="1170"/>
+          </w:tcPr>
+          <w:p>
+            <w:r>
+              <w:rPr>
+                <w:sz w:val="14"/>
+              </w:rPr>
+              <w:t>SHEDDING</w:t>
+            </w:r>
+          </w:p>
+        </w:tc>
+        <w:tc>
+          <w:tcPr>
+            <w:tcW w:type="dxa" w:w="1170"/>
+          </w:tcPr>
+          <w:p>
+            <w:r>
+              <w:rPr>
+                <w:sz w:val="14"/>
+              </w:rPr>
+              <w:t>0.000</w:t>
             </w:r>
           </w:p>
         </w:tc>
@@ -10681,33 +10681,33 @@
               <w:rPr>
                 <w:sz w:val="14"/>
               </w:rPr>
-              <w:t>joint</w:t>
-            </w:r>
-          </w:p>
-        </w:tc>
-        <w:tc>
-          <w:tcPr>
-            <w:tcW w:type="dxa" w:w="1170"/>
-          </w:tcPr>
-          <w:p>
-            <w:r>
-              <w:rPr>
-                <w:sz w:val="14"/>
-              </w:rPr>
-              <w:t>GRADED_HYBRID</w:t>
-            </w:r>
-          </w:p>
-        </w:tc>
-        <w:tc>
-          <w:tcPr>
-            <w:tcW w:type="dxa" w:w="1170"/>
-          </w:tcPr>
-          <w:p>
-            <w:r>
-              <w:rPr>
-                <w:sz w:val="14"/>
-              </w:rPr>
-              <w:t>1.000</w:t>
+              <w:t>uniform</w:t>
+            </w:r>
+          </w:p>
+        </w:tc>
+        <w:tc>
+          <w:tcPr>
+            <w:tcW w:type="dxa" w:w="1170"/>
+          </w:tcPr>
+          <w:p>
+            <w:r>
+              <w:rPr>
+                <w:sz w:val="14"/>
+              </w:rPr>
+              <w:t>SHEDDING</w:t>
+            </w:r>
+          </w:p>
+        </w:tc>
+        <w:tc>
+          <w:tcPr>
+            <w:tcW w:type="dxa" w:w="1170"/>
+          </w:tcPr>
+          <w:p>
+            <w:r>
+              <w:rPr>
+                <w:sz w:val="14"/>
+              </w:rPr>
+              <w:t>0.000</w:t>
             </w:r>
           </w:p>
         </w:tc>
@@ -10999,33 +10999,33 @@
               <w:rPr>
                 <w:sz w:val="14"/>
               </w:rPr>
-              <w:t>joint</w:t>
-            </w:r>
-          </w:p>
-        </w:tc>
-        <w:tc>
-          <w:tcPr>
-            <w:tcW w:type="dxa" w:w="1170"/>
-          </w:tcPr>
-          <w:p>
-            <w:r>
-              <w:rPr>
-                <w:sz w:val="14"/>
-              </w:rPr>
-              <w:t>GRADED_HYBRID</w:t>
-            </w:r>
-          </w:p>
-        </w:tc>
-        <w:tc>
-          <w:tcPr>
-            <w:tcW w:type="dxa" w:w="1170"/>
-          </w:tcPr>
-          <w:p>
-            <w:r>
-              <w:rPr>
-                <w:sz w:val="14"/>
-              </w:rPr>
-              <w:t>1.000</w:t>
+              <w:t>uniform</w:t>
+            </w:r>
+          </w:p>
+        </w:tc>
+        <w:tc>
+          <w:tcPr>
+            <w:tcW w:type="dxa" w:w="1170"/>
+          </w:tcPr>
+          <w:p>
+            <w:r>
+              <w:rPr>
+                <w:sz w:val="14"/>
+              </w:rPr>
+              <w:t>SHEDDING</w:t>
+            </w:r>
+          </w:p>
+        </w:tc>
+        <w:tc>
+          <w:tcPr>
+            <w:tcW w:type="dxa" w:w="1170"/>
+          </w:tcPr>
+          <w:p>
+            <w:r>
+              <w:rPr>
+                <w:sz w:val="14"/>
+              </w:rPr>
+              <w:t>0.000</w:t>
             </w:r>
           </w:p>
         </w:tc>
@@ -11317,33 +11317,33 @@
               <w:rPr>
                 <w:sz w:val="14"/>
               </w:rPr>
-              <w:t>joint</w:t>
-            </w:r>
-          </w:p>
-        </w:tc>
-        <w:tc>
-          <w:tcPr>
-            <w:tcW w:type="dxa" w:w="1170"/>
-          </w:tcPr>
-          <w:p>
-            <w:r>
-              <w:rPr>
-                <w:sz w:val="14"/>
-              </w:rPr>
-              <w:t>GRADED_HYBRID</w:t>
-            </w:r>
-          </w:p>
-        </w:tc>
-        <w:tc>
-          <w:tcPr>
-            <w:tcW w:type="dxa" w:w="1170"/>
-          </w:tcPr>
-          <w:p>
-            <w:r>
-              <w:rPr>
-                <w:sz w:val="14"/>
-              </w:rPr>
-              <w:t>1.000</w:t>
+              <w:t>uniform</w:t>
+            </w:r>
+          </w:p>
+        </w:tc>
+        <w:tc>
+          <w:tcPr>
+            <w:tcW w:type="dxa" w:w="1170"/>
+          </w:tcPr>
+          <w:p>
+            <w:r>
+              <w:rPr>
+                <w:sz w:val="14"/>
+              </w:rPr>
+              <w:t>SHEDDING</w:t>
+            </w:r>
+          </w:p>
+        </w:tc>
+        <w:tc>
+          <w:tcPr>
+            <w:tcW w:type="dxa" w:w="1170"/>
+          </w:tcPr>
+          <w:p>
+            <w:r>
+              <w:rPr>
+                <w:sz w:val="14"/>
+              </w:rPr>
+              <w:t>0.000</w:t>
             </w:r>
           </w:p>
         </w:tc>
@@ -11635,33 +11635,33 @@
               <w:rPr>
                 <w:sz w:val="14"/>
               </w:rPr>
-              <w:t>joint</w:t>
-            </w:r>
-          </w:p>
-        </w:tc>
-        <w:tc>
-          <w:tcPr>
-            <w:tcW w:type="dxa" w:w="1170"/>
-          </w:tcPr>
-          <w:p>
-            <w:r>
-              <w:rPr>
-                <w:sz w:val="14"/>
-              </w:rPr>
-              <w:t>GRADED_HYBRID</w:t>
-            </w:r>
-          </w:p>
-        </w:tc>
-        <w:tc>
-          <w:tcPr>
-            <w:tcW w:type="dxa" w:w="1170"/>
-          </w:tcPr>
-          <w:p>
-            <w:r>
-              <w:rPr>
-                <w:sz w:val="14"/>
-              </w:rPr>
-              <w:t>1.000</w:t>
+              <w:t>uniform</w:t>
+            </w:r>
+          </w:p>
+        </w:tc>
+        <w:tc>
+          <w:tcPr>
+            <w:tcW w:type="dxa" w:w="1170"/>
+          </w:tcPr>
+          <w:p>
+            <w:r>
+              <w:rPr>
+                <w:sz w:val="14"/>
+              </w:rPr>
+              <w:t>SHEDDING</w:t>
+            </w:r>
+          </w:p>
+        </w:tc>
+        <w:tc>
+          <w:tcPr>
+            <w:tcW w:type="dxa" w:w="1170"/>
+          </w:tcPr>
+          <w:p>
+            <w:r>
+              <w:rPr>
+                <w:sz w:val="14"/>
+              </w:rPr>
+              <w:t>0.000</w:t>
             </w:r>
           </w:p>
         </w:tc>
@@ -11931,7 +11931,7 @@
               <w:rPr>
                 <w:sz w:val="14"/>
               </w:rPr>
-              <w:t>80.00</w:t>
+              <w:t>40.00</w:t>
             </w:r>
           </w:p>
         </w:tc>
@@ -11944,7 +11944,7 @@
               <w:rPr>
                 <w:sz w:val="14"/>
               </w:rPr>
-              <w:t>80.00</w:t>
+              <w:t>40.00</w:t>
             </w:r>
           </w:p>
         </w:tc>
@@ -12011,7 +12011,7 @@
               <w:rPr>
                 <w:sz w:val="14"/>
               </w:rPr>
-              <w:t>80.00</w:t>
+              <w:t>40.00</w:t>
             </w:r>
           </w:p>
         </w:tc>
@@ -12024,7 +12024,7 @@
               <w:rPr>
                 <w:sz w:val="14"/>
               </w:rPr>
-              <w:t>80.00</w:t>
+              <w:t>40.00</w:t>
             </w:r>
           </w:p>
         </w:tc>
@@ -12091,7 +12091,7 @@
               <w:rPr>
                 <w:sz w:val="14"/>
               </w:rPr>
-              <w:t>80.00</w:t>
+              <w:t>40.00</w:t>
             </w:r>
           </w:p>
         </w:tc>
@@ -12104,7 +12104,7 @@
               <w:rPr>
                 <w:sz w:val="14"/>
               </w:rPr>
-              <w:t>80.00</w:t>
+              <w:t>40.00</w:t>
             </w:r>
           </w:p>
         </w:tc>
@@ -12285,20 +12285,20 @@
               <w:rPr>
                 <w:sz w:val="14"/>
               </w:rPr>
-              <w:t>80.00</w:t>
-            </w:r>
-          </w:p>
-        </w:tc>
-        <w:tc>
-          <w:tcPr>
-            <w:tcW w:type="dxa" w:w="1170"/>
-          </w:tcPr>
-          <w:p>
-            <w:r>
-              <w:rPr>
-                <w:sz w:val="14"/>
-              </w:rPr>
-              <w:t>80.00</w:t>
+              <w:t>40.00</w:t>
+            </w:r>
+          </w:p>
+        </w:tc>
+        <w:tc>
+          <w:tcPr>
+            <w:tcW w:type="dxa" w:w="1170"/>
+          </w:tcPr>
+          <w:p>
+            <w:r>
+              <w:rPr>
+                <w:sz w:val="14"/>
+              </w:rPr>
+              <w:t>40.00</w:t>
             </w:r>
           </w:p>
         </w:tc>
@@ -12603,46 +12603,46 @@
               <w:rPr>
                 <w:sz w:val="14"/>
               </w:rPr>
-              <w:t>159.7</w:t>
-            </w:r>
-          </w:p>
-        </w:tc>
-        <w:tc>
-          <w:tcPr>
-            <w:tcW w:type="dxa" w:w="1170"/>
-          </w:tcPr>
-          <w:p>
-            <w:r>
-              <w:rPr>
-                <w:sz w:val="14"/>
-              </w:rPr>
-              <w:t>122.4</w:t>
-            </w:r>
-          </w:p>
-        </w:tc>
-        <w:tc>
-          <w:tcPr>
-            <w:tcW w:type="dxa" w:w="1170"/>
-          </w:tcPr>
-          <w:p>
-            <w:r>
-              <w:rPr>
-                <w:sz w:val="14"/>
-              </w:rPr>
-              <w:t>2.682</w:t>
-            </w:r>
-          </w:p>
-        </w:tc>
-        <w:tc>
-          <w:tcPr>
-            <w:tcW w:type="dxa" w:w="1170"/>
-          </w:tcPr>
-          <w:p>
-            <w:r>
-              <w:rPr>
-                <w:sz w:val="14"/>
-              </w:rPr>
-              <w:t>23</w:t>
+              <w:t>152.4</w:t>
+            </w:r>
+          </w:p>
+        </w:tc>
+        <w:tc>
+          <w:tcPr>
+            <w:tcW w:type="dxa" w:w="1170"/>
+          </w:tcPr>
+          <w:p>
+            <w:r>
+              <w:rPr>
+                <w:sz w:val="14"/>
+              </w:rPr>
+              <w:t>123.1</w:t>
+            </w:r>
+          </w:p>
+        </w:tc>
+        <w:tc>
+          <w:tcPr>
+            <w:tcW w:type="dxa" w:w="1170"/>
+          </w:tcPr>
+          <w:p>
+            <w:r>
+              <w:rPr>
+                <w:sz w:val="14"/>
+              </w:rPr>
+              <w:t>2.089</w:t>
+            </w:r>
+          </w:p>
+        </w:tc>
+        <w:tc>
+          <w:tcPr>
+            <w:tcW w:type="dxa" w:w="1170"/>
+          </w:tcPr>
+          <w:p>
+            <w:r>
+              <w:rPr>
+                <w:sz w:val="14"/>
+              </w:rPr>
+              <w:t>17</w:t>
             </w:r>
           </w:p>
         </w:tc>
@@ -12709,46 +12709,46 @@
               <w:rPr>
                 <w:sz w:val="14"/>
               </w:rPr>
-              <w:t>170.5</w:t>
-            </w:r>
-          </w:p>
-        </w:tc>
-        <w:tc>
-          <w:tcPr>
-            <w:tcW w:type="dxa" w:w="1170"/>
-          </w:tcPr>
-          <w:p>
-            <w:r>
-              <w:rPr>
-                <w:sz w:val="14"/>
-              </w:rPr>
-              <w:t>111.6</w:t>
-            </w:r>
-          </w:p>
-        </w:tc>
-        <w:tc>
-          <w:tcPr>
-            <w:tcW w:type="dxa" w:w="1170"/>
-          </w:tcPr>
-          <w:p>
-            <w:r>
-              <w:rPr>
-                <w:sz w:val="14"/>
-              </w:rPr>
-              <w:t>1.583</w:t>
-            </w:r>
-          </w:p>
-        </w:tc>
-        <w:tc>
-          <w:tcPr>
-            <w:tcW w:type="dxa" w:w="1170"/>
-          </w:tcPr>
-          <w:p>
-            <w:r>
-              <w:rPr>
-                <w:sz w:val="14"/>
-              </w:rPr>
-              <w:t>15</w:t>
+              <w:t>155.1</w:t>
+            </w:r>
+          </w:p>
+        </w:tc>
+        <w:tc>
+          <w:tcPr>
+            <w:tcW w:type="dxa" w:w="1170"/>
+          </w:tcPr>
+          <w:p>
+            <w:r>
+              <w:rPr>
+                <w:sz w:val="14"/>
+              </w:rPr>
+              <w:t>115.3</w:t>
+            </w:r>
+          </w:p>
+        </w:tc>
+        <w:tc>
+          <w:tcPr>
+            <w:tcW w:type="dxa" w:w="1170"/>
+          </w:tcPr>
+          <w:p>
+            <w:r>
+              <w:rPr>
+                <w:sz w:val="14"/>
+              </w:rPr>
+              <w:t>2.089</w:t>
+            </w:r>
+          </w:p>
+        </w:tc>
+        <w:tc>
+          <w:tcPr>
+            <w:tcW w:type="dxa" w:w="1170"/>
+          </w:tcPr>
+          <w:p>
+            <w:r>
+              <w:rPr>
+                <w:sz w:val="14"/>
+              </w:rPr>
+              <w:t>16</w:t>
             </w:r>
           </w:p>
         </w:tc>
@@ -12841,20 +12841,20 @@
               <w:rPr>
                 <w:sz w:val="14"/>
               </w:rPr>
-              <w:t>4.944</w:t>
-            </w:r>
-          </w:p>
-        </w:tc>
-        <w:tc>
-          <w:tcPr>
-            <w:tcW w:type="dxa" w:w="1170"/>
-          </w:tcPr>
-          <w:p>
-            <w:r>
-              <w:rPr>
-                <w:sz w:val="14"/>
-              </w:rPr>
-              <w:t>17</w:t>
+              <w:t>5.119</w:t>
+            </w:r>
+          </w:p>
+        </w:tc>
+        <w:tc>
+          <w:tcPr>
+            <w:tcW w:type="dxa" w:w="1170"/>
+          </w:tcPr>
+          <w:p>
+            <w:r>
+              <w:rPr>
+                <w:sz w:val="14"/>
+              </w:rPr>
+              <w:t>18</w:t>
             </w:r>
           </w:p>
         </w:tc>
@@ -12921,20 +12921,20 @@
               <w:rPr>
                 <w:sz w:val="14"/>
               </w:rPr>
-              <w:t>80.00</w:t>
-            </w:r>
-          </w:p>
-        </w:tc>
-        <w:tc>
-          <w:tcPr>
-            <w:tcW w:type="dxa" w:w="1170"/>
-          </w:tcPr>
-          <w:p>
-            <w:r>
-              <w:rPr>
-                <w:sz w:val="14"/>
-              </w:rPr>
-              <w:t>80.00</w:t>
+              <w:t>40.00</w:t>
+            </w:r>
+          </w:p>
+        </w:tc>
+        <w:tc>
+          <w:tcPr>
+            <w:tcW w:type="dxa" w:w="1170"/>
+          </w:tcPr>
+          <w:p>
+            <w:r>
+              <w:rPr>
+                <w:sz w:val="14"/>
+              </w:rPr>
+              <w:t>40.00</w:t>
             </w:r>
           </w:p>
         </w:tc>
@@ -12973,7 +12973,7 @@
               <w:rPr>
                 <w:sz w:val="14"/>
               </w:rPr>
-              <w:t>11</w:t>
+              <w:t>3</w:t>
             </w:r>
           </w:p>
         </w:tc>
@@ -13027,20 +13027,7 @@
               <w:rPr>
                 <w:sz w:val="14"/>
               </w:rPr>
-              <w:t>80.00</w:t>
-            </w:r>
-          </w:p>
-        </w:tc>
-        <w:tc>
-          <w:tcPr>
-            <w:tcW w:type="dxa" w:w="1170"/>
-          </w:tcPr>
-          <w:p>
-            <w:r>
-              <w:rPr>
-                <w:sz w:val="14"/>
-              </w:rPr>
-              <w:t>80.00</w:t>
+              <w:t>6417.0</w:t>
             </w:r>
           </w:p>
         </w:tc>
@@ -13066,6 +13053,19 @@
               <w:rPr>
                 <w:sz w:val="14"/>
               </w:rPr>
+              <w:t>0.000</w:t>
+            </w:r>
+          </w:p>
+        </w:tc>
+        <w:tc>
+          <w:tcPr>
+            <w:tcW w:type="dxa" w:w="1170"/>
+          </w:tcPr>
+          <w:p>
+            <w:r>
+              <w:rPr>
+                <w:sz w:val="14"/>
+              </w:rPr>
               <w:t>1</w:t>
             </w:r>
           </w:p>
@@ -13079,7 +13079,7 @@
               <w:rPr>
                 <w:sz w:val="14"/>
               </w:rPr>
-              <w:t>5</w:t>
+              <w:t>6</w:t>
             </w:r>
           </w:p>
         </w:tc>
@@ -13172,6 +13172,19 @@
               <w:rPr>
                 <w:sz w:val="14"/>
               </w:rPr>
+              <w:t>1</w:t>
+            </w:r>
+          </w:p>
+        </w:tc>
+        <w:tc>
+          <w:tcPr>
+            <w:tcW w:type="dxa" w:w="1170"/>
+          </w:tcPr>
+          <w:p>
+            <w:r>
+              <w:rPr>
+                <w:sz w:val="14"/>
+              </w:rPr>
               <w:t>6</w:t>
             </w:r>
           </w:p>
@@ -13185,20 +13198,7 @@
               <w:rPr>
                 <w:sz w:val="14"/>
               </w:rPr>
-              <w:t>1</w:t>
-            </w:r>
-          </w:p>
-        </w:tc>
-        <w:tc>
-          <w:tcPr>
-            <w:tcW w:type="dxa" w:w="1170"/>
-          </w:tcPr>
-          <w:p>
-            <w:r>
-              <w:rPr>
-                <w:sz w:val="14"/>
-              </w:rPr>
-              <w:t>False</w:t>
+              <w:t>True</w:t>
             </w:r>
           </w:p>
         </w:tc>
@@ -13239,46 +13239,46 @@
               <w:rPr>
                 <w:sz w:val="14"/>
               </w:rPr>
-              <w:t>80.00</w:t>
-            </w:r>
-          </w:p>
-        </w:tc>
-        <w:tc>
-          <w:tcPr>
-            <w:tcW w:type="dxa" w:w="1170"/>
-          </w:tcPr>
-          <w:p>
-            <w:r>
-              <w:rPr>
-                <w:sz w:val="14"/>
-              </w:rPr>
-              <w:t>80.00</w:t>
-            </w:r>
-          </w:p>
-        </w:tc>
-        <w:tc>
-          <w:tcPr>
-            <w:tcW w:type="dxa" w:w="1170"/>
-          </w:tcPr>
-          <w:p>
-            <w:r>
-              <w:rPr>
-                <w:sz w:val="14"/>
-              </w:rPr>
-              <w:t>1.012</w:t>
-            </w:r>
-          </w:p>
-        </w:tc>
-        <w:tc>
-          <w:tcPr>
-            <w:tcW w:type="dxa" w:w="1170"/>
-          </w:tcPr>
-          <w:p>
-            <w:r>
-              <w:rPr>
-                <w:sz w:val="14"/>
-              </w:rPr>
-              <w:t>15</w:t>
+              <w:t>40.00</w:t>
+            </w:r>
+          </w:p>
+        </w:tc>
+        <w:tc>
+          <w:tcPr>
+            <w:tcW w:type="dxa" w:w="1170"/>
+          </w:tcPr>
+          <w:p>
+            <w:r>
+              <w:rPr>
+                <w:sz w:val="14"/>
+              </w:rPr>
+              <w:t>40.00</w:t>
+            </w:r>
+          </w:p>
+        </w:tc>
+        <w:tc>
+          <w:tcPr>
+            <w:tcW w:type="dxa" w:w="1170"/>
+          </w:tcPr>
+          <w:p>
+            <w:r>
+              <w:rPr>
+                <w:sz w:val="14"/>
+              </w:rPr>
+              <w:t>2.008</w:t>
+            </w:r>
+          </w:p>
+        </w:tc>
+        <w:tc>
+          <w:tcPr>
+            <w:tcW w:type="dxa" w:w="1170"/>
+          </w:tcPr>
+          <w:p>
+            <w:r>
+              <w:rPr>
+                <w:sz w:val="14"/>
+              </w:rPr>
+              <w:t>23</w:t>
             </w:r>
           </w:p>
         </w:tc>
@@ -13345,46 +13345,46 @@
               <w:rPr>
                 <w:sz w:val="14"/>
               </w:rPr>
-              <w:t>80.00</w:t>
-            </w:r>
-          </w:p>
-        </w:tc>
-        <w:tc>
-          <w:tcPr>
-            <w:tcW w:type="dxa" w:w="1170"/>
-          </w:tcPr>
-          <w:p>
-            <w:r>
-              <w:rPr>
-                <w:sz w:val="14"/>
-              </w:rPr>
-              <w:t>80.00</w:t>
-            </w:r>
-          </w:p>
-        </w:tc>
-        <w:tc>
-          <w:tcPr>
-            <w:tcW w:type="dxa" w:w="1170"/>
-          </w:tcPr>
-          <w:p>
-            <w:r>
-              <w:rPr>
-                <w:sz w:val="14"/>
-              </w:rPr>
-              <w:t>1.243</w:t>
-            </w:r>
-          </w:p>
-        </w:tc>
-        <w:tc>
-          <w:tcPr>
-            <w:tcW w:type="dxa" w:w="1170"/>
-          </w:tcPr>
-          <w:p>
-            <w:r>
-              <w:rPr>
-                <w:sz w:val="14"/>
-              </w:rPr>
-              <w:t>16</w:t>
+              <w:t>40.00</w:t>
+            </w:r>
+          </w:p>
+        </w:tc>
+        <w:tc>
+          <w:tcPr>
+            <w:tcW w:type="dxa" w:w="1170"/>
+          </w:tcPr>
+          <w:p>
+            <w:r>
+              <w:rPr>
+                <w:sz w:val="14"/>
+              </w:rPr>
+              <w:t>40.00</w:t>
+            </w:r>
+          </w:p>
+        </w:tc>
+        <w:tc>
+          <w:tcPr>
+            <w:tcW w:type="dxa" w:w="1170"/>
+          </w:tcPr>
+          <w:p>
+            <w:r>
+              <w:rPr>
+                <w:sz w:val="14"/>
+              </w:rPr>
+              <w:t>1.976</w:t>
+            </w:r>
+          </w:p>
+        </w:tc>
+        <w:tc>
+          <w:tcPr>
+            <w:tcW w:type="dxa" w:w="1170"/>
+          </w:tcPr>
+          <w:p>
+            <w:r>
+              <w:rPr>
+                <w:sz w:val="14"/>
+              </w:rPr>
+              <w:t>22</w:t>
             </w:r>
           </w:p>
         </w:tc>
@@ -13477,20 +13477,20 @@
               <w:rPr>
                 <w:sz w:val="14"/>
               </w:rPr>
-              <w:t>1.794</w:t>
-            </w:r>
-          </w:p>
-        </w:tc>
-        <w:tc>
-          <w:tcPr>
-            <w:tcW w:type="dxa" w:w="1170"/>
-          </w:tcPr>
-          <w:p>
-            <w:r>
-              <w:rPr>
-                <w:sz w:val="14"/>
-              </w:rPr>
-              <w:t>17</w:t>
+              <w:t>3.819</w:t>
+            </w:r>
+          </w:p>
+        </w:tc>
+        <w:tc>
+          <w:tcPr>
+            <w:tcW w:type="dxa" w:w="1170"/>
+          </w:tcPr>
+          <w:p>
+            <w:r>
+              <w:rPr>
+                <w:sz w:val="14"/>
+              </w:rPr>
+              <w:t>18</w:t>
             </w:r>
           </w:p>
         </w:tc>
@@ -13680,7 +13680,7 @@
               <w:rPr>
                 <w:sz w:val="14"/>
               </w:rPr>
-              <w:t>80.00</w:t>
+              <w:t>40.00</w:t>
             </w:r>
           </w:p>
         </w:tc>
@@ -13693,7 +13693,7 @@
               <w:rPr>
                 <w:sz w:val="14"/>
               </w:rPr>
-              <w:t>80.00</w:t>
+              <w:t>40.00</w:t>
             </w:r>
           </w:p>
         </w:tc>
@@ -13719,7 +13719,7 @@
               <w:rPr>
                 <w:sz w:val="14"/>
               </w:rPr>
-              <w:t>0.654</w:t>
+              <w:t>0.325</w:t>
             </w:r>
           </w:p>
         </w:tc>
@@ -13760,7 +13760,7 @@
               <w:rPr>
                 <w:sz w:val="14"/>
               </w:rPr>
-              <w:t>80.00</w:t>
+              <w:t>40.00</w:t>
             </w:r>
           </w:p>
         </w:tc>
@@ -13773,7 +13773,7 @@
               <w:rPr>
                 <w:sz w:val="14"/>
               </w:rPr>
-              <w:t>80.00</w:t>
+              <w:t>40.00</w:t>
             </w:r>
           </w:p>
         </w:tc>
@@ -13799,7 +13799,7 @@
               <w:rPr>
                 <w:sz w:val="14"/>
               </w:rPr>
-              <w:t>0.654</w:t>
+              <w:t>0.325</w:t>
             </w:r>
           </w:p>
         </w:tc>
@@ -13840,7 +13840,7 @@
               <w:rPr>
                 <w:sz w:val="14"/>
               </w:rPr>
-              <w:t>80.00</w:t>
+              <w:t>40.00</w:t>
             </w:r>
           </w:p>
         </w:tc>
@@ -13853,7 +13853,7 @@
               <w:rPr>
                 <w:sz w:val="14"/>
               </w:rPr>
-              <w:t>80.00</w:t>
+              <w:t>40.00</w:t>
             </w:r>
           </w:p>
         </w:tc>
@@ -13879,7 +13879,7 @@
               <w:rPr>
                 <w:sz w:val="14"/>
               </w:rPr>
-              <w:t>0.654</w:t>
+              <w:t>0.325</w:t>
             </w:r>
           </w:p>
         </w:tc>
@@ -14075,7 +14075,7 @@
               <w:rPr>
                 <w:sz w:val="14"/>
               </w:rPr>
-              <w:t>80.00</w:t>
+              <w:t>40.00</w:t>
             </w:r>
           </w:p>
         </w:tc>
@@ -14088,7 +14088,7 @@
               <w:rPr>
                 <w:sz w:val="14"/>
               </w:rPr>
-              <w:t>80.00</w:t>
+              <w:t>40.00</w:t>
             </w:r>
           </w:p>
         </w:tc>
@@ -14101,7 +14101,7 @@
               <w:rPr>
                 <w:sz w:val="14"/>
               </w:rPr>
-              <w:t>3010.1</w:t>
+              <w:t>51.89</w:t>
             </w:r>
           </w:p>
         </w:tc>
@@ -14114,7 +14114,7 @@
               <w:rPr>
                 <w:sz w:val="14"/>
               </w:rPr>
-              <w:t>1012.6</w:t>
+              <w:t>51.89</w:t>
             </w:r>
           </w:p>
         </w:tc>
@@ -14127,7 +14127,7 @@
               <w:rPr>
                 <w:sz w:val="14"/>
               </w:rPr>
-              <w:t>0.116</w:t>
+              <w:t>0.000</w:t>
             </w:r>
           </w:p>
         </w:tc>
@@ -14140,7 +14140,7 @@
               <w:rPr>
                 <w:sz w:val="14"/>
               </w:rPr>
-              <w:t>False</w:t>
+              <w:t>True</w:t>
             </w:r>
           </w:p>
         </w:tc>
@@ -14153,7 +14153,7 @@
               <w:rPr>
                 <w:sz w:val="14"/>
               </w:rPr>
-              <w:t>False</w:t>
+              <w:t>True</w:t>
             </w:r>
           </w:p>
         </w:tc>
@@ -14194,7 +14194,7 @@
               <w:rPr>
                 <w:sz w:val="14"/>
               </w:rPr>
-              <w:t>80.00</w:t>
+              <w:t>40.00</w:t>
             </w:r>
           </w:p>
         </w:tc>
@@ -14207,7 +14207,7 @@
               <w:rPr>
                 <w:sz w:val="14"/>
               </w:rPr>
-              <w:t>80.00</w:t>
+              <w:t>40.00</w:t>
             </w:r>
           </w:p>
         </w:tc>
@@ -14220,7 +14220,7 @@
               <w:rPr>
                 <w:sz w:val="14"/>
               </w:rPr>
-              <w:t>2909.3</w:t>
+              <w:t>53.23</w:t>
             </w:r>
           </w:p>
         </w:tc>
@@ -14233,7 +14233,7 @@
               <w:rPr>
                 <w:sz w:val="14"/>
               </w:rPr>
-              <w:t>1013.8</w:t>
+              <w:t>53.23</w:t>
             </w:r>
           </w:p>
         </w:tc>
@@ -14246,7 +14246,7 @@
               <w:rPr>
                 <w:sz w:val="14"/>
               </w:rPr>
-              <w:t>0.112</w:t>
+              <w:t>0.000</w:t>
             </w:r>
           </w:p>
         </w:tc>
@@ -14313,7 +14313,7 @@
               <w:rPr>
                 <w:sz w:val="14"/>
               </w:rPr>
-              <w:t>80.00</w:t>
+              <w:t>40.00</w:t>
             </w:r>
           </w:p>
         </w:tc>
@@ -14326,7 +14326,7 @@
               <w:rPr>
                 <w:sz w:val="14"/>
               </w:rPr>
-              <w:t>80.00</w:t>
+              <w:t>40.00</w:t>
             </w:r>
           </w:p>
         </w:tc>
@@ -14339,7 +14339,7 @@
               <w:rPr>
                 <w:sz w:val="14"/>
               </w:rPr>
-              <w:t>103.8</w:t>
+              <w:t>53.05</w:t>
             </w:r>
           </w:p>
         </w:tc>
@@ -14352,7 +14352,7 @@
               <w:rPr>
                 <w:sz w:val="14"/>
               </w:rPr>
-              <w:t>103.8</w:t>
+              <w:t>53.05</w:t>
             </w:r>
           </w:p>
         </w:tc>
@@ -14378,7 +14378,7 @@
               <w:rPr>
                 <w:sz w:val="14"/>
               </w:rPr>
-              <w:t>True</w:t>
+              <w:t>False</w:t>
             </w:r>
           </w:p>
         </w:tc>
@@ -14391,7 +14391,7 @@
               <w:rPr>
                 <w:sz w:val="14"/>
               </w:rPr>
-              <w:t>True</w:t>
+              <w:t>False</w:t>
             </w:r>
           </w:p>
         </w:tc>
@@ -14432,7 +14432,7 @@
               <w:rPr>
                 <w:sz w:val="14"/>
               </w:rPr>
-              <w:t>80.00</w:t>
+              <w:t>40.00</w:t>
             </w:r>
           </w:p>
         </w:tc>
@@ -14445,7 +14445,7 @@
               <w:rPr>
                 <w:sz w:val="14"/>
               </w:rPr>
-              <w:t>80.00</w:t>
+              <w:t>40.00</w:t>
             </w:r>
           </w:p>
         </w:tc>
@@ -14458,7 +14458,7 @@
               <w:rPr>
                 <w:sz w:val="14"/>
               </w:rPr>
-              <w:t>104.4</w:t>
+              <w:t>5816.7</w:t>
             </w:r>
           </w:p>
         </w:tc>
@@ -14471,7 +14471,7 @@
               <w:rPr>
                 <w:sz w:val="14"/>
               </w:rPr>
-              <w:t>103.8</w:t>
+              <w:t>2726.6</w:t>
             </w:r>
           </w:p>
         </w:tc>
@@ -14484,7 +14484,7 @@
               <w:rPr>
                 <w:sz w:val="14"/>
               </w:rPr>
-              <w:t>0.000</w:t>
+              <w:t>0.216</w:t>
             </w:r>
           </w:p>
         </w:tc>
@@ -14551,7 +14551,7 @@
               <w:rPr>
                 <w:sz w:val="14"/>
               </w:rPr>
-              <w:t>80.00</w:t>
+              <w:t>40.00</w:t>
             </w:r>
           </w:p>
         </w:tc>
@@ -14564,7 +14564,7 @@
               <w:rPr>
                 <w:sz w:val="14"/>
               </w:rPr>
-              <w:t>80.00</w:t>
+              <w:t>40.00</w:t>
             </w:r>
           </w:p>
         </w:tc>
@@ -14577,7 +14577,7 @@
               <w:rPr>
                 <w:sz w:val="14"/>
               </w:rPr>
-              <w:t>103.8</w:t>
+              <w:t>51.89</w:t>
             </w:r>
           </w:p>
         </w:tc>
@@ -14590,7 +14590,7 @@
               <w:rPr>
                 <w:sz w:val="14"/>
               </w:rPr>
-              <w:t>103.8</w:t>
+              <w:t>51.89</w:t>
             </w:r>
           </w:p>
         </w:tc>
@@ -14670,7 +14670,7 @@
               <w:rPr>
                 <w:sz w:val="14"/>
               </w:rPr>
-              <w:t>80.00</w:t>
+              <w:t>40.00</w:t>
             </w:r>
           </w:p>
         </w:tc>
@@ -14683,7 +14683,7 @@
               <w:rPr>
                 <w:sz w:val="14"/>
               </w:rPr>
-              <w:t>80.00</w:t>
+              <w:t>40.00</w:t>
             </w:r>
           </w:p>
         </w:tc>
@@ -14696,7 +14696,7 @@
               <w:rPr>
                 <w:sz w:val="14"/>
               </w:rPr>
-              <w:t>103.8</w:t>
+              <w:t>51.89</w:t>
             </w:r>
           </w:p>
         </w:tc>
@@ -14709,7 +14709,7 @@
               <w:rPr>
                 <w:sz w:val="14"/>
               </w:rPr>
-              <w:t>103.8</w:t>
+              <w:t>51.89</w:t>
             </w:r>
           </w:p>
         </w:tc>
@@ -14789,7 +14789,7 @@
               <w:rPr>
                 <w:sz w:val="14"/>
               </w:rPr>
-              <w:t>80.00</w:t>
+              <w:t>40.00</w:t>
             </w:r>
           </w:p>
         </w:tc>
@@ -14802,7 +14802,7 @@
               <w:rPr>
                 <w:sz w:val="14"/>
               </w:rPr>
-              <w:t>80.00</w:t>
+              <w:t>40.00</w:t>
             </w:r>
           </w:p>
         </w:tc>
@@ -14815,7 +14815,7 @@
               <w:rPr>
                 <w:sz w:val="14"/>
               </w:rPr>
-              <w:t>110.1</w:t>
+              <w:t>4723.9</w:t>
             </w:r>
           </w:p>
         </w:tc>
@@ -14828,7 +14828,7 @@
               <w:rPr>
                 <w:sz w:val="14"/>
               </w:rPr>
-              <w:t>110.1</w:t>
+              <w:t>1248.8</w:t>
             </w:r>
           </w:p>
         </w:tc>
@@ -14841,7 +14841,7 @@
               <w:rPr>
                 <w:sz w:val="14"/>
               </w:rPr>
-              <w:t>0.000</w:t>
+              <w:t>0.140</w:t>
             </w:r>
           </w:p>
         </w:tc>
@@ -14908,7 +14908,7 @@
               <w:rPr>
                 <w:sz w:val="14"/>
               </w:rPr>
-              <w:t>80.00</w:t>
+              <w:t>40.00</w:t>
             </w:r>
           </w:p>
         </w:tc>
@@ -14921,7 +14921,7 @@
               <w:rPr>
                 <w:sz w:val="14"/>
               </w:rPr>
-              <w:t>80.00</w:t>
+              <w:t>40.00</w:t>
             </w:r>
           </w:p>
         </w:tc>
@@ -14934,7 +14934,7 @@
               <w:rPr>
                 <w:sz w:val="14"/>
               </w:rPr>
-              <w:t>627.2</w:t>
+              <w:t>55.82</w:t>
             </w:r>
           </w:p>
         </w:tc>
@@ -14947,7 +14947,7 @@
               <w:rPr>
                 <w:sz w:val="14"/>
               </w:rPr>
-              <w:t>510.1</w:t>
+              <w:t>55.21</w:t>
             </w:r>
           </w:p>
         </w:tc>
@@ -14960,7 +14960,7 @@
               <w:rPr>
                 <w:sz w:val="14"/>
               </w:rPr>
-              <w:t>0.040</w:t>
+              <w:t>0.000</w:t>
             </w:r>
           </w:p>
         </w:tc>
@@ -15027,7 +15027,7 @@
               <w:rPr>
                 <w:sz w:val="14"/>
               </w:rPr>
-              <w:t>80.00</w:t>
+              <w:t>40.00</w:t>
             </w:r>
           </w:p>
         </w:tc>
@@ -15040,7 +15040,7 @@
               <w:rPr>
                 <w:sz w:val="14"/>
               </w:rPr>
-              <w:t>80.00</w:t>
+              <w:t>40.00</w:t>
             </w:r>
           </w:p>
         </w:tc>
@@ -15053,7 +15053,7 @@
               <w:rPr>
                 <w:sz w:val="14"/>
               </w:rPr>
-              <w:t>114.4</w:t>
+              <w:t>5190.1</w:t>
             </w:r>
           </w:p>
         </w:tc>
@@ -15066,7 +15066,7 @@
               <w:rPr>
                 <w:sz w:val="14"/>
               </w:rPr>
-              <w:t>111.9</w:t>
+              <w:t>1152.8</w:t>
             </w:r>
           </w:p>
         </w:tc>
@@ -15079,7 +15079,7 @@
               <w:rPr>
                 <w:sz w:val="14"/>
               </w:rPr>
-              <w:t>0.000</w:t>
+              <w:t>0.164</w:t>
             </w:r>
           </w:p>
         </w:tc>
@@ -15146,7 +15146,7 @@
               <w:rPr>
                 <w:sz w:val="14"/>
               </w:rPr>
-              <w:t>80.00</w:t>
+              <w:t>4547.4</w:t>
             </w:r>
           </w:p>
         </w:tc>
@@ -15159,7 +15159,7 @@
               <w:rPr>
                 <w:sz w:val="14"/>
               </w:rPr>
-              <w:t>80.00</w:t>
+              <w:t>12.28</w:t>
             </w:r>
           </w:p>
         </w:tc>
@@ -15172,7 +15172,7 @@
               <w:rPr>
                 <w:sz w:val="14"/>
               </w:rPr>
-              <w:t>103.8</w:t>
+              <w:t>5929.2</w:t>
             </w:r>
           </w:p>
         </w:tc>
@@ -15185,7 +15185,7 @@
               <w:rPr>
                 <w:sz w:val="14"/>
               </w:rPr>
-              <w:t>103.8</w:t>
+              <w:t>997.2</w:t>
             </w:r>
           </w:p>
         </w:tc>
@@ -15198,7 +15198,7 @@
               <w:rPr>
                 <w:sz w:val="14"/>
               </w:rPr>
-              <w:t>0.000</w:t>
+              <w:t>0.972</w:t>
             </w:r>
           </w:p>
         </w:tc>
@@ -15224,7 +15224,7 @@
               <w:rPr>
                 <w:sz w:val="14"/>
               </w:rPr>
-              <w:t>True</w:t>
+              <w:t>False</w:t>
             </w:r>
           </w:p>
         </w:tc>
@@ -15265,7 +15265,7 @@
               <w:rPr>
                 <w:sz w:val="14"/>
               </w:rPr>
-              <w:t>80.00</w:t>
+              <w:t>6417.0</w:t>
             </w:r>
           </w:p>
         </w:tc>
@@ -15278,7 +15278,7 @@
               <w:rPr>
                 <w:sz w:val="14"/>
               </w:rPr>
-              <w:t>80.00</w:t>
+              <w:t>0.000</w:t>
             </w:r>
           </w:p>
         </w:tc>
@@ -15291,7 +15291,7 @@
               <w:rPr>
                 <w:sz w:val="14"/>
               </w:rPr>
-              <w:t>103.8</w:t>
+              <w:t>8324.5</w:t>
             </w:r>
           </w:p>
         </w:tc>
@@ -15304,7 +15304,7 @@
               <w:rPr>
                 <w:sz w:val="14"/>
               </w:rPr>
-              <w:t>103.8</w:t>
+              <w:t>0.000</w:t>
             </w:r>
           </w:p>
         </w:tc>
@@ -15317,7 +15317,7 @@
               <w:rPr>
                 <w:sz w:val="14"/>
               </w:rPr>
-              <w:t>0.000</w:t>
+              <w:t>1.000</w:t>
             </w:r>
           </w:p>
         </w:tc>
@@ -15343,7 +15343,7 @@
               <w:rPr>
                 <w:sz w:val="14"/>
               </w:rPr>
-              <w:t>True</w:t>
+              <w:t>False</w:t>
             </w:r>
           </w:p>
         </w:tc>
@@ -15384,7 +15384,7 @@
               <w:rPr>
                 <w:sz w:val="14"/>
               </w:rPr>
-              <w:t>3210.6</w:t>
+              <w:t>6417.0</w:t>
             </w:r>
           </w:p>
         </w:tc>
@@ -15397,7 +15397,7 @@
               <w:rPr>
                 <w:sz w:val="14"/>
               </w:rPr>
-              <w:t>40.00</w:t>
+              <w:t>0.000</w:t>
             </w:r>
           </w:p>
         </w:tc>
@@ -15410,7 +15410,7 @@
               <w:rPr>
                 <w:sz w:val="14"/>
               </w:rPr>
-              <w:t>4200.4</w:t>
+              <w:t>8324.5</w:t>
             </w:r>
           </w:p>
         </w:tc>
@@ -15423,7 +15423,7 @@
               <w:rPr>
                 <w:sz w:val="14"/>
               </w:rPr>
-              <w:t>226.0</w:t>
+              <w:t>0.000</w:t>
             </w:r>
           </w:p>
         </w:tc>
@@ -15622,7 +15622,7 @@
               <w:rPr>
                 <w:sz w:val="14"/>
               </w:rPr>
-              <w:t>80.00</w:t>
+              <w:t>40.00</w:t>
             </w:r>
           </w:p>
         </w:tc>
@@ -15635,7 +15635,7 @@
               <w:rPr>
                 <w:sz w:val="14"/>
               </w:rPr>
-              <w:t>80.00</w:t>
+              <w:t>40.00</w:t>
             </w:r>
           </w:p>
         </w:tc>
@@ -15648,7 +15648,7 @@
               <w:rPr>
                 <w:sz w:val="14"/>
               </w:rPr>
-              <w:t>7465.5</w:t>
+              <w:t>51.89</w:t>
             </w:r>
           </w:p>
         </w:tc>
@@ -15661,7 +15661,7 @@
               <w:rPr>
                 <w:sz w:val="14"/>
               </w:rPr>
-              <w:t>5482.6</w:t>
+              <w:t>51.89</w:t>
             </w:r>
           </w:p>
         </w:tc>
@@ -15674,7 +15674,7 @@
               <w:rPr>
                 <w:sz w:val="14"/>
               </w:rPr>
-              <w:t>0.432</w:t>
+              <w:t>0.000</w:t>
             </w:r>
           </w:p>
         </w:tc>
@@ -15700,7 +15700,7 @@
               <w:rPr>
                 <w:sz w:val="14"/>
               </w:rPr>
-              <w:t>False</w:t>
+              <w:t>True</w:t>
             </w:r>
           </w:p>
         </w:tc>
@@ -15741,7 +15741,7 @@
               <w:rPr>
                 <w:sz w:val="14"/>
               </w:rPr>
-              <w:t>80.00</w:t>
+              <w:t>40.00</w:t>
             </w:r>
           </w:p>
         </w:tc>
@@ -15754,7 +15754,7 @@
               <w:rPr>
                 <w:sz w:val="14"/>
               </w:rPr>
-              <w:t>80.00</w:t>
+              <w:t>40.00</w:t>
             </w:r>
           </w:p>
         </w:tc>
@@ -15767,7 +15767,7 @@
               <w:rPr>
                 <w:sz w:val="14"/>
               </w:rPr>
-              <w:t>103.8</w:t>
+              <w:t>51.89</w:t>
             </w:r>
           </w:p>
         </w:tc>
@@ -15780,7 +15780,7 @@
               <w:rPr>
                 <w:sz w:val="14"/>
               </w:rPr>
-              <w:t>103.8</w:t>
+              <w:t>51.89</w:t>
             </w:r>
           </w:p>
         </w:tc>
@@ -15860,7 +15860,7 @@
               <w:rPr>
                 <w:sz w:val="14"/>
               </w:rPr>
-              <w:t>80.00</w:t>
+              <w:t>40.00</w:t>
             </w:r>
           </w:p>
         </w:tc>
@@ -15873,7 +15873,7 @@
               <w:rPr>
                 <w:sz w:val="14"/>
               </w:rPr>
-              <w:t>80.00</w:t>
+              <w:t>40.00</w:t>
             </w:r>
           </w:p>
         </w:tc>
@@ -15886,7 +15886,7 @@
               <w:rPr>
                 <w:sz w:val="14"/>
               </w:rPr>
-              <w:t>2211.4</w:t>
+              <w:t>51.89</w:t>
             </w:r>
           </w:p>
         </w:tc>
@@ -15899,7 +15899,7 @@
               <w:rPr>
                 <w:sz w:val="14"/>
               </w:rPr>
-              <w:t>655.8</w:t>
+              <w:t>51.89</w:t>
             </w:r>
           </w:p>
         </w:tc>
@@ -15912,7 +15912,7 @@
               <w:rPr>
                 <w:sz w:val="14"/>
               </w:rPr>
-              <w:t>0.068</w:t>
+              <w:t>0.000</w:t>
             </w:r>
           </w:p>
         </w:tc>
@@ -15938,7 +15938,7 @@
               <w:rPr>
                 <w:sz w:val="14"/>
               </w:rPr>
-              <w:t>False</w:t>
+              <w:t>True</w:t>
             </w:r>
           </w:p>
         </w:tc>
@@ -16732,7 +16732,7 @@
               <w:rPr>
                 <w:sz w:val="14"/>
               </w:rPr>
-              <w:t>0.000</w:t>
+              <w:t>382.1</w:t>
             </w:r>
           </w:p>
         </w:tc>
@@ -16745,7 +16745,7 @@
               <w:rPr>
                 <w:sz w:val="14"/>
               </w:rPr>
-              <w:t>1.000</w:t>
+              <w:t>0.992</w:t>
             </w:r>
           </w:p>
         </w:tc>
@@ -16851,7 +16851,7 @@
               <w:rPr>
                 <w:sz w:val="14"/>
               </w:rPr>
-              <w:t>900.9</w:t>
+              <w:t>0.000</w:t>
             </w:r>
           </w:p>
         </w:tc>
@@ -16864,7 +16864,7 @@
               <w:rPr>
                 <w:sz w:val="14"/>
               </w:rPr>
-              <w:t>0.984</w:t>
+              <w:t>1.000</w:t>
             </w:r>
           </w:p>
         </w:tc>
@@ -17231,7 +17231,7 @@
               <w:rPr>
                 <w:sz w:val="14"/>
               </w:rPr>
-              <w:t>3760.0</w:t>
+              <w:t>5612.9</w:t>
             </w:r>
           </w:p>
         </w:tc>
@@ -17244,7 +17244,7 @@
               <w:rPr>
                 <w:sz w:val="14"/>
               </w:rPr>
-              <w:t>10.88</w:t>
+              <w:t>16.24</w:t>
             </w:r>
           </w:p>
         </w:tc>
@@ -17270,7 +17270,7 @@
               <w:rPr>
                 <w:sz w:val="14"/>
               </w:rPr>
-              <w:t>175.6</w:t>
+              <w:t>114.0</w:t>
             </w:r>
           </w:p>
         </w:tc>
@@ -17283,7 +17283,7 @@
               <w:rPr>
                 <w:sz w:val="14"/>
               </w:rPr>
-              <w:t>49.19</w:t>
+              <w:t>67.01</w:t>
             </w:r>
           </w:p>
         </w:tc>
@@ -17350,7 +17350,7 @@
               <w:rPr>
                 <w:sz w:val="14"/>
               </w:rPr>
-              <w:t>3903.8</w:t>
+              <w:t>5603.9</w:t>
             </w:r>
           </w:p>
         </w:tc>
@@ -17363,7 +17363,7 @@
               <w:rPr>
                 <w:sz w:val="14"/>
               </w:rPr>
-              <w:t>11.62</w:t>
+              <w:t>16.68</w:t>
             </w:r>
           </w:p>
         </w:tc>
@@ -17389,7 +17389,7 @@
               <w:rPr>
                 <w:sz w:val="14"/>
               </w:rPr>
-              <w:t>168.0</w:t>
+              <w:t>106.0</w:t>
             </w:r>
           </w:p>
         </w:tc>
@@ -17402,7 +17402,7 @@
               <w:rPr>
                 <w:sz w:val="14"/>
               </w:rPr>
-              <w:t>50.00</w:t>
+              <w:t>68.45</w:t>
             </w:r>
           </w:p>
         </w:tc>
@@ -17469,7 +17469,7 @@
               <w:rPr>
                 <w:sz w:val="14"/>
               </w:rPr>
-              <w:t>3151.5</w:t>
+              <w:t>5064.1</w:t>
             </w:r>
           </w:p>
         </w:tc>
@@ -17482,7 +17482,7 @@
               <w:rPr>
                 <w:sz w:val="14"/>
               </w:rPr>
-              <w:t>10.26</w:t>
+              <w:t>16.48</w:t>
             </w:r>
           </w:p>
         </w:tc>
@@ -17508,7 +17508,7 @@
               <w:rPr>
                 <w:sz w:val="14"/>
               </w:rPr>
-              <w:t>153.6</w:t>
+              <w:t>97.60</w:t>
             </w:r>
           </w:p>
         </w:tc>
@@ -17521,7 +17521,7 @@
               <w:rPr>
                 <w:sz w:val="14"/>
               </w:rPr>
-              <w:t>50.00</w:t>
+              <w:t>68.23</w:t>
             </w:r>
           </w:p>
         </w:tc>
@@ -17588,7 +17588,7 @@
               <w:rPr>
                 <w:sz w:val="14"/>
               </w:rPr>
-              <w:t>2910.6</w:t>
+              <w:t>4278.4</w:t>
             </w:r>
           </w:p>
         </w:tc>
@@ -17601,7 +17601,7 @@
               <w:rPr>
                 <w:sz w:val="14"/>
               </w:rPr>
-              <w:t>9.187</w:t>
+              <w:t>13.50</w:t>
             </w:r>
           </w:p>
         </w:tc>
@@ -17627,7 +17627,7 @@
               <w:rPr>
                 <w:sz w:val="14"/>
               </w:rPr>
-              <w:t>158.4</w:t>
+              <w:t>92.40</w:t>
             </w:r>
           </w:p>
         </w:tc>
@@ -17640,7 +17640,7 @@
               <w:rPr>
                 <w:sz w:val="14"/>
               </w:rPr>
-              <w:t>50.00</w:t>
+              <w:t>70.83</w:t>
             </w:r>
           </w:p>
         </w:tc>
@@ -17707,7 +17707,7 @@
               <w:rPr>
                 <w:sz w:val="14"/>
               </w:rPr>
-              <w:t>2282.4</w:t>
+              <w:t>3682.3</w:t>
             </w:r>
           </w:p>
         </w:tc>
@@ -17720,7 +17720,7 @@
               <w:rPr>
                 <w:sz w:val="14"/>
               </w:rPr>
-              <w:t>5.058</w:t>
+              <w:t>8.161</w:t>
             </w:r>
           </w:p>
         </w:tc>
@@ -17746,7 +17746,7 @@
               <w:rPr>
                 <w:sz w:val="14"/>
               </w:rPr>
-              <w:t>225.6</w:t>
+              <w:t>131.6</w:t>
             </w:r>
           </w:p>
         </w:tc>
@@ -17759,7 +17759,7 @@
               <w:rPr>
                 <w:sz w:val="14"/>
               </w:rPr>
-              <w:t>50.00</w:t>
+              <w:t>70.83</w:t>
             </w:r>
           </w:p>
         </w:tc>
@@ -17826,7 +17826,7 @@
               <w:rPr>
                 <w:sz w:val="14"/>
               </w:rPr>
-              <w:t>563.2</w:t>
+              <w:t>1729.7</w:t>
             </w:r>
           </w:p>
         </w:tc>
@@ -17839,7 +17839,7 @@
               <w:rPr>
                 <w:sz w:val="14"/>
               </w:rPr>
-              <w:t>2.023</w:t>
+              <w:t>6.213</w:t>
             </w:r>
           </w:p>
         </w:tc>
@@ -17865,7 +17865,7 @@
               <w:rPr>
                 <w:sz w:val="14"/>
               </w:rPr>
-              <w:t>139.6</w:t>
+              <w:t>81.60</w:t>
             </w:r>
           </w:p>
         </w:tc>
@@ -17878,7 +17878,7 @@
               <w:rPr>
                 <w:sz w:val="14"/>
               </w:rPr>
-              <w:t>49.86</w:t>
+              <w:t>70.69</w:t>
             </w:r>
           </w:p>
         </w:tc>
@@ -17945,7 +17945,7 @@
               <w:rPr>
                 <w:sz w:val="14"/>
               </w:rPr>
-              <w:t>2570.7</w:t>
+              <w:t>3701.6</w:t>
             </w:r>
           </w:p>
         </w:tc>
@@ -17958,7 +17958,7 @@
               <w:rPr>
                 <w:sz w:val="14"/>
               </w:rPr>
-              <w:t>5.150</w:t>
+              <w:t>7.415</w:t>
             </w:r>
           </w:p>
         </w:tc>
@@ -17984,7 +17984,7 @@
               <w:rPr>
                 <w:sz w:val="14"/>
               </w:rPr>
-              <w:t>254.8</w:t>
+              <w:t>145.6</w:t>
             </w:r>
           </w:p>
         </w:tc>
@@ -17997,7 +17997,7 @@
               <w:rPr>
                 <w:sz w:val="14"/>
               </w:rPr>
-              <w:t>48.96</w:t>
+              <w:t>70.83</w:t>
             </w:r>
           </w:p>
         </w:tc>
@@ -18064,7 +18064,7 @@
               <w:rPr>
                 <w:sz w:val="14"/>
               </w:rPr>
-              <w:t>1728.7</w:t>
+              <w:t>3372.6</w:t>
             </w:r>
           </w:p>
         </w:tc>
@@ -18077,7 +18077,7 @@
               <w:rPr>
                 <w:sz w:val="14"/>
               </w:rPr>
-              <w:t>6.209</w:t>
+              <w:t>12.11</w:t>
             </w:r>
           </w:p>
         </w:tc>
@@ -18103,7 +18103,7 @@
               <w:rPr>
                 <w:sz w:val="14"/>
               </w:rPr>
-              <w:t>139.2</w:t>
+              <w:t>81.20</w:t>
             </w:r>
           </w:p>
         </w:tc>
@@ -18116,7 +18116,7 @@
               <w:rPr>
                 <w:sz w:val="14"/>
               </w:rPr>
-              <w:t>50.00</w:t>
+              <w:t>70.83</w:t>
             </w:r>
           </w:p>
         </w:tc>
@@ -18183,7 +18183,7 @@
               <w:rPr>
                 <w:sz w:val="14"/>
               </w:rPr>
-              <w:t>787.8</w:t>
+              <w:t>2376.7</w:t>
             </w:r>
           </w:p>
         </w:tc>
@@ -18196,7 +18196,7 @@
               <w:rPr>
                 <w:sz w:val="14"/>
               </w:rPr>
-              <w:t>2.830</w:t>
+              <w:t>8.537</w:t>
             </w:r>
           </w:p>
         </w:tc>
@@ -18222,7 +18222,7 @@
               <w:rPr>
                 <w:sz w:val="14"/>
               </w:rPr>
-              <w:t>139.2</w:t>
+              <w:t>81.20</w:t>
             </w:r>
           </w:p>
         </w:tc>
@@ -18235,7 +18235,7 @@
               <w:rPr>
                 <w:sz w:val="14"/>
               </w:rPr>
-              <w:t>50.00</w:t>
+              <w:t>70.83</w:t>
             </w:r>
           </w:p>
         </w:tc>
@@ -18302,7 +18302,7 @@
               <w:rPr>
                 <w:sz w:val="14"/>
               </w:rPr>
-              <w:t>1140.7</w:t>
+              <w:t>2319.6</w:t>
             </w:r>
           </w:p>
         </w:tc>
@@ -18315,7 +18315,7 @@
               <w:rPr>
                 <w:sz w:val="14"/>
               </w:rPr>
-              <w:t>2.971</w:t>
+              <w:t>6.041</w:t>
             </w:r>
           </w:p>
         </w:tc>
@@ -18341,7 +18341,7 @@
               <w:rPr>
                 <w:sz w:val="14"/>
               </w:rPr>
-              <w:t>192.0</w:t>
+              <w:t>112.0</w:t>
             </w:r>
           </w:p>
         </w:tc>
@@ -18354,7 +18354,7 @@
               <w:rPr>
                 <w:sz w:val="14"/>
               </w:rPr>
-              <w:t>50.00</w:t>
+              <w:t>70.83</w:t>
             </w:r>
           </w:p>
         </w:tc>
@@ -18421,7 +18421,7 @@
               <w:rPr>
                 <w:sz w:val="14"/>
               </w:rPr>
-              <w:t>749.0</w:t>
+              <w:t>1349.8</w:t>
             </w:r>
           </w:p>
         </w:tc>
@@ -18434,7 +18434,7 @@
               <w:rPr>
                 <w:sz w:val="14"/>
               </w:rPr>
-              <w:t>1.660</w:t>
+              <w:t>2.992</w:t>
             </w:r>
           </w:p>
         </w:tc>
@@ -18460,7 +18460,7 @@
               <w:rPr>
                 <w:sz w:val="14"/>
               </w:rPr>
-              <w:t>224.4</w:t>
+              <w:t>130.9</w:t>
             </w:r>
           </w:p>
         </w:tc>
@@ -18473,7 +18473,7 @@
               <w:rPr>
                 <w:sz w:val="14"/>
               </w:rPr>
-              <w:t>50.00</w:t>
+              <w:t>70.83</w:t>
             </w:r>
           </w:p>
         </w:tc>
@@ -18540,7 +18540,7 @@
               <w:rPr>
                 <w:sz w:val="14"/>
               </w:rPr>
-              <w:t>441.2</w:t>
+              <w:t>1037.3</w:t>
             </w:r>
           </w:p>
         </w:tc>
@@ -18553,7 +18553,7 @@
               <w:rPr>
                 <w:sz w:val="14"/>
               </w:rPr>
-              <w:t>1.209</w:t>
+              <w:t>2.843</w:t>
             </w:r>
           </w:p>
         </w:tc>
@@ -18579,7 +18579,7 @@
               <w:rPr>
                 <w:sz w:val="14"/>
               </w:rPr>
-              <w:t>178.9</w:t>
+              <w:t>104.4</w:t>
             </w:r>
           </w:p>
         </w:tc>
@@ -18592,7 +18592,7 @@
               <w:rPr>
                 <w:sz w:val="14"/>
               </w:rPr>
-              <w:t>50.00</w:t>
+              <w:t>70.83</w:t>
             </w:r>
           </w:p>
         </w:tc>

--- a/manuscript/editable_tables_CRST.docx
+++ b/manuscript/editable_tables_CRST.docx
@@ -12,7 +12,7 @@
     </w:p>
     <w:p>
       <w:r>
-        <w:t>Functionally graded roofs for passive snow management: a reduced-order multiobjective modeling study</w:t>
+        <w:t>Functionally graded roofs for passive snow management: nominal trade-off expansion limited by constructability and timestep sensitivity</w:t>
       </w:r>
     </w:p>
     <w:p>
@@ -2548,7 +2548,7 @@
         <w:spacing w:before="240" w:after="120"/>
       </w:pPr>
       <w:r>
-        <w:t>Table 3. Continuous-to-discrete profile loss.</w:t>
+        <w:t>Table 3. Post hoc continuous-to-discrete objective-space movement.</w:t>
       </w:r>
     </w:p>
     <w:tbl>
